--- a/templates/09-ai-vision/k2-thong-bao-va-dong-y-sinh-trac-hoc.docx
+++ b/templates/09-ai-vision/k2-thong-bao-va-dong-y-sinh-trac-hoc.docx
@@ -923,9 +923,9 @@
         <w:tblLayout w:type="autofit"/>
       </w:tblPr>
       <w:tblGrid>
-        <w:gridCol w:w="4638"/>
+        <w:gridCol w:w="3585"/>
         <w:gridCol w:w="887"/>
-        <w:gridCol w:w="3500"/>
+        <w:gridCol w:w="4553"/>
       </w:tblGrid>
       <w:tr>
         <w:trPr>
@@ -934,7 +934,7 @@
         </w:trPr>
         <w:tc>
           <w:tcPr>
-            <w:tcW w:type="dxa" w:w="4638"/>
+            <w:tcW w:type="dxa" w:w="3585"/>
             <w:tcBorders>
               <w:top w:val="single" w:color="000000" w:sz="4"/>
               <w:left w:val="single" w:color="000000" w:sz="4"/>
@@ -1010,7 +1010,7 @@
         </w:tc>
         <w:tc>
           <w:tcPr>
-            <w:tcW w:type="dxa" w:w="3500"/>
+            <w:tcW w:type="dxa" w:w="4553"/>
             <w:tcBorders>
               <w:top w:val="single" w:color="000000" w:sz="4"/>
               <w:left w:val="single" w:color="000000" w:sz="4"/>
@@ -1054,7 +1054,7 @@
         </w:trPr>
         <w:tc>
           <w:tcPr>
-            <w:tcW w:type="dxa" w:w="4638"/>
+            <w:tcW w:type="dxa" w:w="3585"/>
             <w:tcBorders>
               <w:top w:val="single" w:color="000000" w:sz="4"/>
               <w:left w:val="single" w:color="000000" w:sz="4"/>
@@ -1128,7 +1128,7 @@
         </w:tc>
         <w:tc>
           <w:tcPr>
-            <w:tcW w:type="dxa" w:w="3500"/>
+            <w:tcW w:type="dxa" w:w="4553"/>
             <w:tcBorders>
               <w:top w:val="single" w:color="000000" w:sz="4"/>
               <w:left w:val="single" w:color="000000" w:sz="4"/>
@@ -1171,7 +1171,7 @@
         </w:trPr>
         <w:tc>
           <w:tcPr>
-            <w:tcW w:type="dxa" w:w="4638"/>
+            <w:tcW w:type="dxa" w:w="3585"/>
             <w:tcBorders>
               <w:top w:val="single" w:color="000000" w:sz="4"/>
               <w:left w:val="single" w:color="000000" w:sz="4"/>
@@ -1188,7 +1188,7 @@
           </w:tcPr>
           <w:p>
             <w:pPr>
-              <w:keepNext w:val="false"/>
+              <w:keepNext/>
               <w:spacing w:after="0" w:before="0" w:line="240" w:lineRule="auto"/>
               <w:jc w:val="left"/>
             </w:pPr>
@@ -1225,7 +1225,7 @@
           </w:tcPr>
           <w:p>
             <w:pPr>
-              <w:keepNext w:val="false"/>
+              <w:keepNext/>
               <w:spacing w:after="0" w:before="0" w:line="240" w:lineRule="auto"/>
               <w:jc w:val="left"/>
             </w:pPr>
@@ -1245,7 +1245,7 @@
         </w:tc>
         <w:tc>
           <w:tcPr>
-            <w:tcW w:type="dxa" w:w="3500"/>
+            <w:tcW w:type="dxa" w:w="4553"/>
             <w:tcBorders>
               <w:top w:val="single" w:color="000000" w:sz="4"/>
               <w:left w:val="single" w:color="000000" w:sz="4"/>
@@ -1262,7 +1262,7 @@
           </w:tcPr>
           <w:p>
             <w:pPr>
-              <w:keepNext w:val="false"/>
+              <w:keepNext/>
               <w:spacing w:after="0" w:before="0" w:line="240" w:lineRule="auto"/>
               <w:jc w:val="left"/>
             </w:pPr>
@@ -1277,6 +1277,209 @@
                 <w:szCs w:val="24"/>
               </w:rPr>
               <w:t xml:space="preserve">☐ {{thẻ từ/mã PIN/ký sổ}}</w:t>
+            </w:r>
+          </w:p>
+        </w:tc>
+      </w:tr>
+      <w:tr>
+        <w:trPr>
+          <w:cantSplit/>
+          <w:tblHeader w:val="false"/>
+        </w:trPr>
+        <w:tc>
+          <w:tcPr>
+            <w:tcW w:type="dxa" w:w="3585"/>
+            <w:tcBorders>
+              <w:top w:val="single" w:color="000000" w:sz="4"/>
+              <w:left w:val="single" w:color="000000" w:sz="4"/>
+              <w:bottom w:val="single" w:color="000000" w:sz="4"/>
+              <w:right w:val="single" w:color="000000" w:sz="4"/>
+            </w:tcBorders>
+            <w:tcMar>
+              <w:top w:type="dxa" w:w="30"/>
+              <w:left w:type="dxa" w:w="70"/>
+              <w:bottom w:type="dxa" w:w="30"/>
+              <w:right w:type="dxa" w:w="70"/>
+            </w:tcMar>
+            <w:vAlign w:val="center"/>
+          </w:tcPr>
+          <w:p>
+            <w:pPr>
+              <w:keepNext w:val="false"/>
+              <w:spacing w:after="0" w:before="0" w:line="240" w:lineRule="auto"/>
+              <w:jc w:val="left"/>
+            </w:pPr>
+            <w:r>
+              <w:rPr>
+                <w:rFonts w:ascii="Times New Roman" w:cs="Times New Roman" w:eastAsia="Times New Roman" w:hAnsi="Times New Roman"/>
+                <w:b w:val="false"/>
+                <w:bCs w:val="false"/>
+                <w:i/>
+                <w:iCs/>
+                <w:sz w:val="24"/>
+                <w:szCs w:val="24"/>
+              </w:rPr>
+              <w:t xml:space="preserve">(Tùy chọn — xóa dòng này nếu không áp dụng)</w:t>
+            </w:r>
+            <w:r>
+              <w:rPr>
+                <w:rFonts w:ascii="Times New Roman" w:cs="Times New Roman" w:eastAsia="Times New Roman" w:hAnsi="Times New Roman"/>
+                <w:b w:val="false"/>
+                <w:bCs w:val="false"/>
+                <w:i w:val="false"/>
+                <w:iCs w:val="false"/>
+                <w:sz w:val="24"/>
+                <w:szCs w:val="24"/>
+              </w:rPr>
+              <w:t xml:space="preserve"> Dùng ảnh nhận diện của tôi để </w:t>
+            </w:r>
+            <w:r>
+              <w:rPr>
+                <w:rFonts w:ascii="Times New Roman" w:cs="Times New Roman" w:eastAsia="Times New Roman" w:hAnsi="Times New Roman"/>
+                <w:b/>
+                <w:bCs/>
+                <w:i w:val="false"/>
+                <w:iCs w:val="false"/>
+                <w:sz w:val="24"/>
+                <w:szCs w:val="24"/>
+              </w:rPr>
+              <w:t xml:space="preserve">tinh chỉnh, nâng độ chính xác</w:t>
+            </w:r>
+            <w:r>
+              <w:rPr>
+                <w:rFonts w:ascii="Times New Roman" w:cs="Times New Roman" w:eastAsia="Times New Roman" w:hAnsi="Times New Roman"/>
+                <w:b w:val="false"/>
+                <w:bCs w:val="false"/>
+                <w:i w:val="false"/>
+                <w:iCs w:val="false"/>
+                <w:sz w:val="24"/>
+                <w:szCs w:val="24"/>
+              </w:rPr>
+              <w:t xml:space="preserve"> của hệ thống tại </w:t>
+            </w:r>
+            <w:r>
+              <w:rPr>
+                <w:rFonts w:ascii="Times New Roman" w:cs="Times New Roman" w:eastAsia="Times New Roman" w:hAnsi="Times New Roman"/>
+                <w:b w:val="false"/>
+                <w:bCs w:val="false"/>
+                <w:i w:val="false"/>
+                <w:iCs w:val="false"/>
+                <w:sz w:val="24"/>
+                <w:szCs w:val="24"/>
+                <w:highlight w:val="yellow"/>
+              </w:rPr>
+              <w:t xml:space="preserve">Công ty TNHH Sản xuất Mẫu</w:t>
+            </w:r>
+            <w:r>
+              <w:rPr>
+                <w:rFonts w:ascii="Times New Roman" w:cs="Times New Roman" w:eastAsia="Times New Roman" w:hAnsi="Times New Roman"/>
+                <w:b w:val="false"/>
+                <w:bCs w:val="false"/>
+                <w:i w:val="false"/>
+                <w:iCs w:val="false"/>
+                <w:sz w:val="24"/>
+                <w:szCs w:val="24"/>
+              </w:rPr>
+              <w:t xml:space="preserve">; dữ liệu không rời hệ thống của </w:t>
+            </w:r>
+            <w:r>
+              <w:rPr>
+                <w:rFonts w:ascii="Times New Roman" w:cs="Times New Roman" w:eastAsia="Times New Roman" w:hAnsi="Times New Roman"/>
+                <w:b w:val="false"/>
+                <w:bCs w:val="false"/>
+                <w:i w:val="false"/>
+                <w:iCs w:val="false"/>
+                <w:sz w:val="24"/>
+                <w:szCs w:val="24"/>
+                <w:highlight w:val="yellow"/>
+              </w:rPr>
+              <w:t xml:space="preserve">Công ty TNHH Sản xuất Mẫu</w:t>
+            </w:r>
+            <w:r>
+              <w:rPr>
+                <w:rFonts w:ascii="Times New Roman" w:cs="Times New Roman" w:eastAsia="Times New Roman" w:hAnsi="Times New Roman"/>
+                <w:b w:val="false"/>
+                <w:bCs w:val="false"/>
+                <w:i w:val="false"/>
+                <w:iCs w:val="false"/>
+                <w:sz w:val="24"/>
+                <w:szCs w:val="24"/>
+              </w:rPr>
+              <w:t xml:space="preserve">, không dùng cho tổ chức khác</w:t>
+            </w:r>
+          </w:p>
+        </w:tc>
+        <w:tc>
+          <w:tcPr>
+            <w:tcW w:type="dxa" w:w="887"/>
+            <w:tcBorders>
+              <w:top w:val="single" w:color="000000" w:sz="4"/>
+              <w:left w:val="single" w:color="000000" w:sz="4"/>
+              <w:bottom w:val="single" w:color="000000" w:sz="4"/>
+              <w:right w:val="single" w:color="000000" w:sz="4"/>
+            </w:tcBorders>
+            <w:tcMar>
+              <w:top w:type="dxa" w:w="30"/>
+              <w:left w:type="dxa" w:w="70"/>
+              <w:bottom w:type="dxa" w:w="30"/>
+              <w:right w:type="dxa" w:w="70"/>
+            </w:tcMar>
+            <w:vAlign w:val="center"/>
+          </w:tcPr>
+          <w:p>
+            <w:pPr>
+              <w:keepNext w:val="false"/>
+              <w:spacing w:after="0" w:before="0" w:line="240" w:lineRule="auto"/>
+              <w:jc w:val="left"/>
+            </w:pPr>
+            <w:r>
+              <w:rPr>
+                <w:rFonts w:ascii="Times New Roman" w:cs="Times New Roman" w:eastAsia="Times New Roman" w:hAnsi="Times New Roman"/>
+                <w:b w:val="false"/>
+                <w:bCs w:val="false"/>
+                <w:i w:val="false"/>
+                <w:iCs w:val="false"/>
+                <w:sz w:val="24"/>
+                <w:szCs w:val="24"/>
+              </w:rPr>
+              <w:t xml:space="preserve">☐</w:t>
+            </w:r>
+          </w:p>
+        </w:tc>
+        <w:tc>
+          <w:tcPr>
+            <w:tcW w:type="dxa" w:w="4553"/>
+            <w:tcBorders>
+              <w:top w:val="single" w:color="000000" w:sz="4"/>
+              <w:left w:val="single" w:color="000000" w:sz="4"/>
+              <w:bottom w:val="single" w:color="000000" w:sz="4"/>
+              <w:right w:val="single" w:color="000000" w:sz="4"/>
+            </w:tcBorders>
+            <w:tcMar>
+              <w:top w:type="dxa" w:w="30"/>
+              <w:left w:type="dxa" w:w="70"/>
+              <w:bottom w:type="dxa" w:w="30"/>
+              <w:right w:type="dxa" w:w="70"/>
+            </w:tcMar>
+            <w:vAlign w:val="center"/>
+          </w:tcPr>
+          <w:p>
+            <w:pPr>
+              <w:keepNext w:val="false"/>
+              <w:spacing w:after="0" w:before="0" w:line="240" w:lineRule="auto"/>
+              <w:jc w:val="left"/>
+            </w:pPr>
+            <w:r>
+              <w:rPr>
+                <w:rFonts w:ascii="Times New Roman" w:cs="Times New Roman" w:eastAsia="Times New Roman" w:hAnsi="Times New Roman"/>
+                <w:b w:val="false"/>
+                <w:bCs w:val="false"/>
+                <w:i w:val="false"/>
+                <w:iCs w:val="false"/>
+                <w:sz w:val="24"/>
+                <w:szCs w:val="24"/>
+              </w:rPr>
+              <w:t xml:space="preserve">☐ Không tham gia — không ảnh hưởng tới việc dùng khuôn mặt cho các mục đích trên</w:t>
             </w:r>
           </w:p>
         </w:tc>
@@ -1352,7 +1555,7 @@
           <w:sz w:val="26"/>
           <w:szCs w:val="26"/>
         </w:rPr>
-        <w:t xml:space="preserve"> dùng để huấn luyện mô hình trí tuệ nhân tạo, </w:t>
+        <w:t xml:space="preserve"> dùng để huấn luyện mô hình trí tuệ nhân tạo dùng chung cho tổ chức khác, </w:t>
       </w:r>
       <w:r>
         <w:rPr>

--- a/templates/09-ai-vision/k2-thong-bao-va-dong-y-sinh-trac-hoc.docx
+++ b/templates/09-ai-vision/k2-thong-bao-va-dong-y-sinh-trac-hoc.docx
@@ -1784,9 +1784,9 @@
         <w:tblLayout w:type="autofit"/>
       </w:tblPr>
       <w:tblGrid>
-        <w:gridCol w:w="2717"/>
-        <w:gridCol w:w="2820"/>
-        <w:gridCol w:w="3488"/>
+        <w:gridCol w:w="2597"/>
+        <w:gridCol w:w="2839"/>
+        <w:gridCol w:w="3589"/>
       </w:tblGrid>
       <w:tr>
         <w:trPr>
@@ -1795,7 +1795,7 @@
         </w:trPr>
         <w:tc>
           <w:tcPr>
-            <w:tcW w:type="dxa" w:w="2717"/>
+            <w:tcW w:type="dxa" w:w="2597"/>
             <w:tcBorders>
               <w:top w:val="single" w:color="000000" w:sz="4"/>
               <w:left w:val="single" w:color="000000" w:sz="4"/>
@@ -1833,7 +1833,7 @@
         </w:tc>
         <w:tc>
           <w:tcPr>
-            <w:tcW w:type="dxa" w:w="2820"/>
+            <w:tcW w:type="dxa" w:w="2839"/>
             <w:tcBorders>
               <w:top w:val="single" w:color="000000" w:sz="4"/>
               <w:left w:val="single" w:color="000000" w:sz="4"/>
@@ -1871,7 +1871,7 @@
         </w:tc>
         <w:tc>
           <w:tcPr>
-            <w:tcW w:type="dxa" w:w="3488"/>
+            <w:tcW w:type="dxa" w:w="3589"/>
             <w:tcBorders>
               <w:top w:val="single" w:color="000000" w:sz="4"/>
               <w:left w:val="single" w:color="000000" w:sz="4"/>
@@ -1915,7 +1915,7 @@
         </w:trPr>
         <w:tc>
           <w:tcPr>
-            <w:tcW w:type="dxa" w:w="2717"/>
+            <w:tcW w:type="dxa" w:w="2597"/>
             <w:tcBorders>
               <w:top w:val="single" w:color="000000" w:sz="4"/>
               <w:left w:val="single" w:color="000000" w:sz="4"/>
@@ -1952,7 +1952,7 @@
         </w:tc>
         <w:tc>
           <w:tcPr>
-            <w:tcW w:type="dxa" w:w="2820"/>
+            <w:tcW w:type="dxa" w:w="2839"/>
             <w:tcBorders>
               <w:top w:val="single" w:color="000000" w:sz="4"/>
               <w:left w:val="single" w:color="000000" w:sz="4"/>
@@ -1989,7 +1989,7 @@
         </w:tc>
         <w:tc>
           <w:tcPr>
-            <w:tcW w:type="dxa" w:w="3488"/>
+            <w:tcW w:type="dxa" w:w="3589"/>
             <w:tcBorders>
               <w:top w:val="single" w:color="000000" w:sz="4"/>
               <w:left w:val="single" w:color="000000" w:sz="4"/>
@@ -2057,7 +2057,7 @@
         </w:trPr>
         <w:tc>
           <w:tcPr>
-            <w:tcW w:type="dxa" w:w="2717"/>
+            <w:tcW w:type="dxa" w:w="2597"/>
             <w:tcBorders>
               <w:top w:val="single" w:color="000000" w:sz="4"/>
               <w:left w:val="single" w:color="000000" w:sz="4"/>
@@ -2094,7 +2094,7 @@
         </w:tc>
         <w:tc>
           <w:tcPr>
-            <w:tcW w:type="dxa" w:w="2820"/>
+            <w:tcW w:type="dxa" w:w="2839"/>
             <w:tcBorders>
               <w:top w:val="single" w:color="000000" w:sz="4"/>
               <w:left w:val="single" w:color="000000" w:sz="4"/>
@@ -2132,7 +2132,7 @@
         </w:tc>
         <w:tc>
           <w:tcPr>
-            <w:tcW w:type="dxa" w:w="3488"/>
+            <w:tcW w:type="dxa" w:w="3589"/>
             <w:tcBorders>
               <w:top w:val="single" w:color="000000" w:sz="4"/>
               <w:left w:val="single" w:color="000000" w:sz="4"/>
@@ -2175,7 +2175,7 @@
         </w:trPr>
         <w:tc>
           <w:tcPr>
-            <w:tcW w:type="dxa" w:w="2717"/>
+            <w:tcW w:type="dxa" w:w="2597"/>
             <w:tcBorders>
               <w:top w:val="single" w:color="000000" w:sz="4"/>
               <w:left w:val="single" w:color="000000" w:sz="4"/>
@@ -2192,7 +2192,7 @@
           </w:tcPr>
           <w:p>
             <w:pPr>
-              <w:keepNext w:val="false"/>
+              <w:keepNext/>
               <w:spacing w:after="0" w:before="0" w:line="240" w:lineRule="auto"/>
               <w:jc w:val="left"/>
             </w:pPr>
@@ -2206,13 +2206,13 @@
                 <w:sz w:val="24"/>
                 <w:szCs w:val="24"/>
               </w:rPr>
-              <w:t xml:space="preserve">Nhật ký ra vào, chấm công (không chứa đặc trưng khuôn mặt)</w:t>
+              <w:t xml:space="preserve">Nhật ký ra vào (không chứa đặc trưng khuôn mặt)</w:t>
             </w:r>
           </w:p>
         </w:tc>
         <w:tc>
           <w:tcPr>
-            <w:tcW w:type="dxa" w:w="2820"/>
+            <w:tcW w:type="dxa" w:w="2839"/>
             <w:tcBorders>
               <w:top w:val="single" w:color="000000" w:sz="4"/>
               <w:left w:val="single" w:color="000000" w:sz="4"/>
@@ -2229,7 +2229,7 @@
           </w:tcPr>
           <w:p>
             <w:pPr>
-              <w:keepNext w:val="false"/>
+              <w:keepNext/>
               <w:spacing w:after="0" w:before="0" w:line="240" w:lineRule="auto"/>
               <w:jc w:val="left"/>
             </w:pPr>
@@ -2244,13 +2244,13 @@
                 <w:szCs w:val="24"/>
                 <w:highlight w:val="yellow"/>
               </w:rPr>
-              <w:t xml:space="preserve">Theo quy định pháp luật lao động, kế toán (cần đối chiếu)</w:t>
+              <w:t xml:space="preserve">12 tháng</w:t>
             </w:r>
           </w:p>
         </w:tc>
         <w:tc>
           <w:tcPr>
-            <w:tcW w:type="dxa" w:w="3488"/>
+            <w:tcW w:type="dxa" w:w="3589"/>
             <w:tcBorders>
               <w:top w:val="single" w:color="000000" w:sz="4"/>
               <w:left w:val="single" w:color="000000" w:sz="4"/>
@@ -2267,7 +2267,7 @@
           </w:tcPr>
           <w:p>
             <w:pPr>
-              <w:keepNext w:val="false"/>
+              <w:keepNext/>
               <w:spacing w:after="0" w:before="0" w:line="240" w:lineRule="auto"/>
               <w:jc w:val="left"/>
             </w:pPr>
@@ -2281,8 +2281,76 @@
                 <w:sz w:val="24"/>
                 <w:szCs w:val="24"/>
               </w:rPr>
-              <w:t xml:space="preserve">Theo chính sách lưu trữ của </w:t>
-            </w:r>
+              <w:t xml:space="preserve">Tự động xóa khi hết hạn</w:t>
+            </w:r>
+          </w:p>
+        </w:tc>
+      </w:tr>
+      <w:tr>
+        <w:trPr>
+          <w:cantSplit/>
+          <w:tblHeader w:val="false"/>
+        </w:trPr>
+        <w:tc>
+          <w:tcPr>
+            <w:tcW w:type="dxa" w:w="2597"/>
+            <w:tcBorders>
+              <w:top w:val="single" w:color="000000" w:sz="4"/>
+              <w:left w:val="single" w:color="000000" w:sz="4"/>
+              <w:bottom w:val="single" w:color="000000" w:sz="4"/>
+              <w:right w:val="single" w:color="000000" w:sz="4"/>
+            </w:tcBorders>
+            <w:tcMar>
+              <w:top w:type="dxa" w:w="30"/>
+              <w:left w:type="dxa" w:w="70"/>
+              <w:bottom w:type="dxa" w:w="30"/>
+              <w:right w:type="dxa" w:w="70"/>
+            </w:tcMar>
+            <w:vAlign w:val="center"/>
+          </w:tcPr>
+          <w:p>
+            <w:pPr>
+              <w:keepNext/>
+              <w:spacing w:after="0" w:before="0" w:line="240" w:lineRule="auto"/>
+              <w:jc w:val="left"/>
+            </w:pPr>
+            <w:r>
+              <w:rPr>
+                <w:rFonts w:ascii="Times New Roman" w:cs="Times New Roman" w:eastAsia="Times New Roman" w:hAnsi="Times New Roman"/>
+                <w:b w:val="false"/>
+                <w:bCs w:val="false"/>
+                <w:i w:val="false"/>
+                <w:iCs w:val="false"/>
+                <w:sz w:val="24"/>
+                <w:szCs w:val="24"/>
+              </w:rPr>
+              <w:t xml:space="preserve">Nhật ký chấm công — từng lượt ghi nhận (không chứa đặc trưng khuôn mặt)</w:t>
+            </w:r>
+          </w:p>
+        </w:tc>
+        <w:tc>
+          <w:tcPr>
+            <w:tcW w:type="dxa" w:w="2839"/>
+            <w:tcBorders>
+              <w:top w:val="single" w:color="000000" w:sz="4"/>
+              <w:left w:val="single" w:color="000000" w:sz="4"/>
+              <w:bottom w:val="single" w:color="000000" w:sz="4"/>
+              <w:right w:val="single" w:color="000000" w:sz="4"/>
+            </w:tcBorders>
+            <w:tcMar>
+              <w:top w:type="dxa" w:w="30"/>
+              <w:left w:type="dxa" w:w="70"/>
+              <w:bottom w:type="dxa" w:w="30"/>
+              <w:right w:type="dxa" w:w="70"/>
+            </w:tcMar>
+            <w:vAlign w:val="center"/>
+          </w:tcPr>
+          <w:p>
+            <w:pPr>
+              <w:keepNext/>
+              <w:spacing w:after="0" w:before="0" w:line="240" w:lineRule="auto"/>
+              <w:jc w:val="left"/>
+            </w:pPr>
             <w:r>
               <w:rPr>
                 <w:rFonts w:ascii="Times New Roman" w:cs="Times New Roman" w:eastAsia="Times New Roman" w:hAnsi="Times New Roman"/>
@@ -2294,7 +2362,186 @@
                 <w:szCs w:val="24"/>
                 <w:highlight w:val="yellow"/>
               </w:rPr>
-              <w:t xml:space="preserve">Công ty TNHH Sản xuất Mẫu</w:t>
+              <w:t xml:space="preserve">24 tháng kể từ ngày kết thúc kỳ trả lương</w:t>
+            </w:r>
+            <w:r>
+              <w:rPr>
+                <w:rFonts w:ascii="Times New Roman" w:cs="Times New Roman" w:eastAsia="Times New Roman" w:hAnsi="Times New Roman"/>
+                <w:b w:val="false"/>
+                <w:bCs w:val="false"/>
+                <w:i w:val="false"/>
+                <w:iCs w:val="false"/>
+                <w:sz w:val="24"/>
+                <w:szCs w:val="24"/>
+              </w:rPr>
+              <w:t xml:space="preserve"> kể từ ngày kết thúc kỳ trả lương</w:t>
+            </w:r>
+          </w:p>
+        </w:tc>
+        <w:tc>
+          <w:tcPr>
+            <w:tcW w:type="dxa" w:w="3589"/>
+            <w:tcBorders>
+              <w:top w:val="single" w:color="000000" w:sz="4"/>
+              <w:left w:val="single" w:color="000000" w:sz="4"/>
+              <w:bottom w:val="single" w:color="000000" w:sz="4"/>
+              <w:right w:val="single" w:color="000000" w:sz="4"/>
+            </w:tcBorders>
+            <w:tcMar>
+              <w:top w:type="dxa" w:w="30"/>
+              <w:left w:type="dxa" w:w="70"/>
+              <w:bottom w:type="dxa" w:w="30"/>
+              <w:right w:type="dxa" w:w="70"/>
+            </w:tcMar>
+            <w:vAlign w:val="center"/>
+          </w:tcPr>
+          <w:p>
+            <w:pPr>
+              <w:keepNext/>
+              <w:spacing w:after="0" w:before="0" w:line="240" w:lineRule="auto"/>
+              <w:jc w:val="left"/>
+            </w:pPr>
+            <w:r>
+              <w:rPr>
+                <w:rFonts w:ascii="Times New Roman" w:cs="Times New Roman" w:eastAsia="Times New Roman" w:hAnsi="Times New Roman"/>
+                <w:b w:val="false"/>
+                <w:bCs w:val="false"/>
+                <w:i w:val="false"/>
+                <w:iCs w:val="false"/>
+                <w:sz w:val="24"/>
+                <w:szCs w:val="24"/>
+              </w:rPr>
+              <w:t xml:space="preserve">Khi hết thời hạn đã thỏa thuận tại Nội quy lao động, phụ lục hợp đồng lao động, kể cả sau khi anh/chị nghỉ việc</w:t>
+            </w:r>
+          </w:p>
+        </w:tc>
+      </w:tr>
+      <w:tr>
+        <w:trPr>
+          <w:cantSplit/>
+          <w:tblHeader w:val="false"/>
+        </w:trPr>
+        <w:tc>
+          <w:tcPr>
+            <w:tcW w:type="dxa" w:w="2597"/>
+            <w:tcBorders>
+              <w:top w:val="single" w:color="000000" w:sz="4"/>
+              <w:left w:val="single" w:color="000000" w:sz="4"/>
+              <w:bottom w:val="single" w:color="000000" w:sz="4"/>
+              <w:right w:val="single" w:color="000000" w:sz="4"/>
+            </w:tcBorders>
+            <w:tcMar>
+              <w:top w:type="dxa" w:w="30"/>
+              <w:left w:type="dxa" w:w="70"/>
+              <w:bottom w:type="dxa" w:w="30"/>
+              <w:right w:type="dxa" w:w="70"/>
+            </w:tcMar>
+            <w:vAlign w:val="center"/>
+          </w:tcPr>
+          <w:p>
+            <w:pPr>
+              <w:keepNext w:val="false"/>
+              <w:spacing w:after="0" w:before="0" w:line="240" w:lineRule="auto"/>
+              <w:jc w:val="left"/>
+            </w:pPr>
+            <w:r>
+              <w:rPr>
+                <w:rFonts w:ascii="Times New Roman" w:cs="Times New Roman" w:eastAsia="Times New Roman" w:hAnsi="Times New Roman"/>
+                <w:b w:val="false"/>
+                <w:bCs w:val="false"/>
+                <w:i w:val="false"/>
+                <w:iCs w:val="false"/>
+                <w:sz w:val="24"/>
+                <w:szCs w:val="24"/>
+              </w:rPr>
+              <w:t xml:space="preserve">Bảng chấm công tổng hợp tháng (không chứa ảnh, đặc trưng khuôn mặt)</w:t>
+            </w:r>
+          </w:p>
+        </w:tc>
+        <w:tc>
+          <w:tcPr>
+            <w:tcW w:type="dxa" w:w="2839"/>
+            <w:tcBorders>
+              <w:top w:val="single" w:color="000000" w:sz="4"/>
+              <w:left w:val="single" w:color="000000" w:sz="4"/>
+              <w:bottom w:val="single" w:color="000000" w:sz="4"/>
+              <w:right w:val="single" w:color="000000" w:sz="4"/>
+            </w:tcBorders>
+            <w:tcMar>
+              <w:top w:type="dxa" w:w="30"/>
+              <w:left w:type="dxa" w:w="70"/>
+              <w:bottom w:type="dxa" w:w="30"/>
+              <w:right w:type="dxa" w:w="70"/>
+            </w:tcMar>
+            <w:vAlign w:val="center"/>
+          </w:tcPr>
+          <w:p>
+            <w:pPr>
+              <w:keepNext w:val="false"/>
+              <w:spacing w:after="0" w:before="0" w:line="240" w:lineRule="auto"/>
+              <w:jc w:val="left"/>
+            </w:pPr>
+            <w:r>
+              <w:rPr>
+                <w:rFonts w:ascii="Times New Roman" w:cs="Times New Roman" w:eastAsia="Times New Roman" w:hAnsi="Times New Roman"/>
+                <w:b w:val="false"/>
+                <w:bCs w:val="false"/>
+                <w:i w:val="false"/>
+                <w:iCs w:val="false"/>
+                <w:sz w:val="24"/>
+                <w:szCs w:val="24"/>
+                <w:highlight w:val="yellow"/>
+              </w:rPr>
+              <w:t xml:space="preserve">10 năm kể từ ngày kết thúc kỳ kế toán năm</w:t>
+            </w:r>
+            <w:r>
+              <w:rPr>
+                <w:rFonts w:ascii="Times New Roman" w:cs="Times New Roman" w:eastAsia="Times New Roman" w:hAnsi="Times New Roman"/>
+                <w:b w:val="false"/>
+                <w:bCs w:val="false"/>
+                <w:i w:val="false"/>
+                <w:iCs w:val="false"/>
+                <w:sz w:val="24"/>
+                <w:szCs w:val="24"/>
+              </w:rPr>
+              <w:t xml:space="preserve"> kể từ ngày kết thúc kỳ kế toán năm</w:t>
+            </w:r>
+          </w:p>
+        </w:tc>
+        <w:tc>
+          <w:tcPr>
+            <w:tcW w:type="dxa" w:w="3589"/>
+            <w:tcBorders>
+              <w:top w:val="single" w:color="000000" w:sz="4"/>
+              <w:left w:val="single" w:color="000000" w:sz="4"/>
+              <w:bottom w:val="single" w:color="000000" w:sz="4"/>
+              <w:right w:val="single" w:color="000000" w:sz="4"/>
+            </w:tcBorders>
+            <w:tcMar>
+              <w:top w:type="dxa" w:w="30"/>
+              <w:left w:type="dxa" w:w="70"/>
+              <w:bottom w:type="dxa" w:w="30"/>
+              <w:right w:type="dxa" w:w="70"/>
+            </w:tcMar>
+            <w:vAlign w:val="center"/>
+          </w:tcPr>
+          <w:p>
+            <w:pPr>
+              <w:keepNext w:val="false"/>
+              <w:spacing w:after="0" w:before="0" w:line="240" w:lineRule="auto"/>
+              <w:jc w:val="left"/>
+            </w:pPr>
+            <w:r>
+              <w:rPr>
+                <w:rFonts w:ascii="Times New Roman" w:cs="Times New Roman" w:eastAsia="Times New Roman" w:hAnsi="Times New Roman"/>
+                <w:b w:val="false"/>
+                <w:bCs w:val="false"/>
+                <w:i w:val="false"/>
+                <w:iCs w:val="false"/>
+                <w:sz w:val="24"/>
+                <w:szCs w:val="24"/>
+              </w:rPr>
+              <w:t xml:space="preserve">Khi hết thời hạn lưu tài liệu kế toán theo khoản 5 Điều 41 Luật Kế toán số 88/2015/QH13</w:t>
             </w:r>
           </w:p>
         </w:tc>
@@ -2305,6 +2552,49 @@
         <w:spacing w:after="60" w:before="0" w:line="276" w:lineRule="auto"/>
         <w:jc w:val="both"/>
       </w:pPr>
+    </w:p>
+    <w:p>
+      <w:pPr>
+        <w:spacing w:after="120" w:before="0" w:line="276" w:lineRule="auto"/>
+        <w:ind w:firstLine="566"/>
+        <w:jc w:val="both"/>
+      </w:pPr>
+      <w:r>
+        <w:rPr>
+          <w:rFonts w:ascii="Times New Roman" w:cs="Times New Roman" w:eastAsia="Times New Roman" w:hAnsi="Times New Roman"/>
+          <w:b w:val="false"/>
+          <w:bCs w:val="false"/>
+          <w:i w:val="false"/>
+          <w:iCs w:val="false"/>
+          <w:sz w:val="26"/>
+          <w:szCs w:val="26"/>
+        </w:rPr>
+        <w:t xml:space="preserve">Xóa dữ liệu khuôn mặt khi anh/chị nghỉ việc hoặc rút lại sự đồng ý </w:t>
+      </w:r>
+      <w:r>
+        <w:rPr>
+          <w:rFonts w:ascii="Times New Roman" w:cs="Times New Roman" w:eastAsia="Times New Roman" w:hAnsi="Times New Roman"/>
+          <w:b/>
+          <w:bCs/>
+          <w:i w:val="false"/>
+          <w:iCs w:val="false"/>
+          <w:sz w:val="26"/>
+          <w:szCs w:val="26"/>
+        </w:rPr>
+        <w:t xml:space="preserve">không</w:t>
+      </w:r>
+      <w:r>
+        <w:rPr>
+          <w:rFonts w:ascii="Times New Roman" w:cs="Times New Roman" w:eastAsia="Times New Roman" w:hAnsi="Times New Roman"/>
+          <w:b w:val="false"/>
+          <w:bCs w:val="false"/>
+          <w:i w:val="false"/>
+          <w:iCs w:val="false"/>
+          <w:sz w:val="26"/>
+          <w:szCs w:val="26"/>
+        </w:rPr>
+        <w:t xml:space="preserve"> xóa nhật ký chấm công và bảng chấm công; hai loại này được lưu tách riêng theo thời hạn trên.</w:t>
+      </w:r>
     </w:p>
     <w:p>
       <w:pPr>

--- a/templates/09-ai-vision/k2-thong-bao-va-dong-y-sinh-trac-hoc.docx
+++ b/templates/09-ai-vision/k2-thong-bao-va-dong-y-sinh-trac-hoc.docx
@@ -6204,6 +6204,86 @@
                 <w:sz w:val="24"/>
                 <w:szCs w:val="24"/>
               </w:rPr>
+              <w:t xml:space="preserve">Rút lại sự đồng ý đối với việc đưa tên tôi vào bảng tổng hợp ngày có mặt gửi đơn vị đối tác</w:t>
+            </w:r>
+          </w:p>
+        </w:tc>
+        <w:tc>
+          <w:tcPr>
+            <w:tcW w:type="dxa" w:w="887"/>
+            <w:tcBorders>
+              <w:top w:val="single" w:color="000000" w:sz="4"/>
+              <w:left w:val="single" w:color="000000" w:sz="4"/>
+              <w:bottom w:val="single" w:color="000000" w:sz="4"/>
+              <w:right w:val="single" w:color="000000" w:sz="4"/>
+            </w:tcBorders>
+            <w:tcMar>
+              <w:top w:type="dxa" w:w="30"/>
+              <w:left w:type="dxa" w:w="70"/>
+              <w:bottom w:type="dxa" w:w="30"/>
+              <w:right w:type="dxa" w:w="70"/>
+            </w:tcMar>
+            <w:vAlign w:val="center"/>
+          </w:tcPr>
+          <w:p>
+            <w:pPr>
+              <w:keepNext/>
+              <w:spacing w:after="0" w:before="0" w:line="240" w:lineRule="auto"/>
+              <w:jc w:val="left"/>
+            </w:pPr>
+            <w:r>
+              <w:rPr>
+                <w:rFonts w:ascii="Times New Roman" w:cs="Times New Roman" w:eastAsia="Times New Roman" w:hAnsi="Times New Roman"/>
+                <w:b w:val="false"/>
+                <w:bCs w:val="false"/>
+                <w:i w:val="false"/>
+                <w:iCs w:val="false"/>
+                <w:sz w:val="24"/>
+                <w:szCs w:val="24"/>
+              </w:rPr>
+              <w:t xml:space="preserve">☐</w:t>
+            </w:r>
+          </w:p>
+        </w:tc>
+      </w:tr>
+      <w:tr>
+        <w:trPr>
+          <w:cantSplit/>
+          <w:tblHeader w:val="false"/>
+        </w:trPr>
+        <w:tc>
+          <w:tcPr>
+            <w:tcW w:type="dxa" w:w="8138"/>
+            <w:tcBorders>
+              <w:top w:val="single" w:color="000000" w:sz="4"/>
+              <w:left w:val="single" w:color="000000" w:sz="4"/>
+              <w:bottom w:val="single" w:color="000000" w:sz="4"/>
+              <w:right w:val="single" w:color="000000" w:sz="4"/>
+            </w:tcBorders>
+            <w:tcMar>
+              <w:top w:type="dxa" w:w="30"/>
+              <w:left w:type="dxa" w:w="70"/>
+              <w:bottom w:type="dxa" w:w="30"/>
+              <w:right w:type="dxa" w:w="70"/>
+            </w:tcMar>
+            <w:vAlign w:val="center"/>
+          </w:tcPr>
+          <w:p>
+            <w:pPr>
+              <w:keepNext/>
+              <w:spacing w:after="0" w:before="0" w:line="240" w:lineRule="auto"/>
+              <w:jc w:val="left"/>
+            </w:pPr>
+            <w:r>
+              <w:rPr>
+                <w:rFonts w:ascii="Times New Roman" w:cs="Times New Roman" w:eastAsia="Times New Roman" w:hAnsi="Times New Roman"/>
+                <w:b w:val="false"/>
+                <w:bCs w:val="false"/>
+                <w:i w:val="false"/>
+                <w:iCs w:val="false"/>
+                <w:sz w:val="24"/>
+                <w:szCs w:val="24"/>
+              </w:rPr>
               <w:t xml:space="preserve">Xóa ảnh đăng ký và đặc trưng khuôn mặt của tôi (hoặc của người tôi đại diện)</w:t>
             </w:r>
           </w:p>
@@ -6704,6 +6784,3771 @@
         <w:t xml:space="preserve"> Ngày nhận: ....../....../...... · Ngày phản hồi (≤ 02 ngày làm việc): ....../....../...... · Ngày ngừng xử lý, xóa trên hệ thống (≤ 15 ngày; ≤ 20 ngày nếu phải yêu cầu bên xử lý): ....../....../...... · Người thực hiện: .............................. · Mã nhật ký xóa trên hệ thống: ..............................</w:t>
       </w:r>
     </w:p>
+    <w:p>
+      <w:r>
+        <w:br w:type="page"/>
+      </w:r>
+    </w:p>
+    <w:tbl>
+      <w:tblPr>
+        <w:tblW w:type="dxa" w:w="9025"/>
+        <w:tblBorders>
+          <w:top w:val="none" w:color="FFFFFF" w:sz="0"/>
+          <w:left w:val="none" w:color="FFFFFF" w:sz="0"/>
+          <w:bottom w:val="none" w:color="FFFFFF" w:sz="0"/>
+          <w:right w:val="none" w:color="FFFFFF" w:sz="0"/>
+          <w:insideH w:val="none" w:color="FFFFFF" w:sz="0"/>
+          <w:insideV w:val="none" w:color="FFFFFF" w:sz="0"/>
+        </w:tblBorders>
+        <w:tblLayout w:type="fixed"/>
+      </w:tblPr>
+      <w:tblGrid>
+        <w:gridCol w:w="3791"/>
+        <w:gridCol w:w="5234"/>
+      </w:tblGrid>
+      <w:tr>
+        <w:tc>
+          <w:tcPr>
+            <w:tcW w:type="dxa" w:w="3791"/>
+            <w:tcBorders>
+              <w:top w:val="none" w:color="FFFFFF" w:sz="0"/>
+              <w:left w:val="none" w:color="FFFFFF" w:sz="0"/>
+              <w:bottom w:val="none" w:color="FFFFFF" w:sz="0"/>
+              <w:right w:val="none" w:color="FFFFFF" w:sz="0"/>
+            </w:tcBorders>
+          </w:tcPr>
+          <w:p>
+            <w:pPr>
+              <w:spacing w:after="0" w:before="0" w:line="240" w:lineRule="auto"/>
+              <w:jc w:val="center"/>
+            </w:pPr>
+            <w:r>
+              <w:rPr>
+                <w:rFonts w:ascii="Times New Roman" w:cs="Times New Roman" w:eastAsia="Times New Roman" w:hAnsi="Times New Roman"/>
+                <w:b/>
+                <w:bCs/>
+                <w:i w:val="false"/>
+                <w:iCs w:val="false"/>
+                <w:caps/>
+                <w:sz w:val="24"/>
+                <w:szCs w:val="24"/>
+                <w:highlight w:val="yellow"/>
+              </w:rPr>
+              <w:t xml:space="preserve">Công ty TNHH Sản xuất Mẫu</w:t>
+            </w:r>
+          </w:p>
+          <w:p>
+            <w:pPr>
+              <w:pBdr>
+                <w:top w:val="single" w:color="000000" w:sz="6" w:space="1"/>
+              </w:pBdr>
+              <w:spacing w:after="60" w:before="0"/>
+              <w:ind w:left="1327" w:right="1327"/>
+            </w:pPr>
+          </w:p>
+        </w:tc>
+        <w:tc>
+          <w:tcPr>
+            <w:tcW w:type="dxa" w:w="5234"/>
+            <w:tcBorders>
+              <w:top w:val="none" w:color="FFFFFF" w:sz="0"/>
+              <w:left w:val="none" w:color="FFFFFF" w:sz="0"/>
+              <w:bottom w:val="none" w:color="FFFFFF" w:sz="0"/>
+              <w:right w:val="none" w:color="FFFFFF" w:sz="0"/>
+            </w:tcBorders>
+          </w:tcPr>
+          <w:p>
+            <w:pPr>
+              <w:spacing w:after="0" w:before="0" w:line="240" w:lineRule="auto"/>
+              <w:jc w:val="center"/>
+            </w:pPr>
+            <w:r>
+              <w:rPr>
+                <w:rFonts w:ascii="Times New Roman" w:cs="Times New Roman" w:eastAsia="Times New Roman" w:hAnsi="Times New Roman"/>
+                <w:b/>
+                <w:bCs/>
+                <w:i w:val="false"/>
+                <w:iCs w:val="false"/>
+                <w:caps/>
+                <w:sz w:val="24"/>
+                <w:szCs w:val="24"/>
+              </w:rPr>
+              <w:t xml:space="preserve">CỘNG HÒA XÃ HỘI CHỦ NGHĨA VIỆT NAM</w:t>
+            </w:r>
+          </w:p>
+          <w:p>
+            <w:pPr>
+              <w:spacing w:after="0" w:before="0" w:line="240" w:lineRule="auto"/>
+              <w:jc w:val="center"/>
+            </w:pPr>
+            <w:r>
+              <w:rPr>
+                <w:rFonts w:ascii="Times New Roman" w:cs="Times New Roman" w:eastAsia="Times New Roman" w:hAnsi="Times New Roman"/>
+                <w:b/>
+                <w:bCs/>
+                <w:i w:val="false"/>
+                <w:iCs w:val="false"/>
+                <w:caps w:val="false"/>
+                <w:sz w:val="26"/>
+                <w:szCs w:val="26"/>
+              </w:rPr>
+              <w:t xml:space="preserve">Độc lập - Tự do - Hạnh phúc</w:t>
+            </w:r>
+          </w:p>
+          <w:p>
+            <w:pPr>
+              <w:pBdr>
+                <w:top w:val="single" w:color="000000" w:sz="6" w:space="1"/>
+              </w:pBdr>
+              <w:spacing w:after="60" w:before="0"/>
+              <w:ind w:left="1047" w:right="1047"/>
+            </w:pPr>
+          </w:p>
+        </w:tc>
+      </w:tr>
+      <w:tr>
+        <w:tc>
+          <w:tcPr>
+            <w:tcW w:type="dxa" w:w="3791"/>
+            <w:tcBorders>
+              <w:top w:val="none" w:color="FFFFFF" w:sz="0"/>
+              <w:left w:val="none" w:color="FFFFFF" w:sz="0"/>
+              <w:bottom w:val="none" w:color="FFFFFF" w:sz="0"/>
+              <w:right w:val="none" w:color="FFFFFF" w:sz="0"/>
+            </w:tcBorders>
+          </w:tcPr>
+          <w:p>
+            <w:pPr>
+              <w:spacing w:after="0" w:before="0" w:line="240" w:lineRule="auto"/>
+              <w:jc w:val="center"/>
+            </w:pPr>
+            <w:r>
+              <w:rPr>
+                <w:rFonts w:ascii="Times New Roman" w:cs="Times New Roman" w:eastAsia="Times New Roman" w:hAnsi="Times New Roman"/>
+                <w:b w:val="false"/>
+                <w:bCs w:val="false"/>
+                <w:i w:val="false"/>
+                <w:iCs w:val="false"/>
+                <w:caps w:val="false"/>
+                <w:sz w:val="26"/>
+                <w:szCs w:val="26"/>
+              </w:rPr>
+              <w:t xml:space="preserve">Mã phiếu: </w:t>
+            </w:r>
+            <w:r>
+              <w:rPr>
+                <w:rFonts w:ascii="Times New Roman" w:cs="Times New Roman" w:eastAsia="Times New Roman" w:hAnsi="Times New Roman"/>
+                <w:b w:val="false"/>
+                <w:bCs w:val="false"/>
+                <w:i w:val="false"/>
+                <w:iCs w:val="false"/>
+                <w:caps w:val="false"/>
+                <w:sz w:val="26"/>
+                <w:szCs w:val="26"/>
+                <w:highlight w:val="yellow"/>
+              </w:rPr>
+              <w:t xml:space="preserve">DY-2026-0001</w:t>
+            </w:r>
+          </w:p>
+        </w:tc>
+        <w:tc>
+          <w:tcPr>
+            <w:tcW w:type="dxa" w:w="5234"/>
+            <w:tcBorders>
+              <w:top w:val="none" w:color="FFFFFF" w:sz="0"/>
+              <w:left w:val="none" w:color="FFFFFF" w:sz="0"/>
+              <w:bottom w:val="none" w:color="FFFFFF" w:sz="0"/>
+              <w:right w:val="none" w:color="FFFFFF" w:sz="0"/>
+            </w:tcBorders>
+          </w:tcPr>
+          <w:p>
+            <w:pPr>
+              <w:spacing w:after="0" w:before="0" w:line="240" w:lineRule="auto"/>
+              <w:jc w:val="center"/>
+            </w:pPr>
+            <w:r>
+              <w:rPr>
+                <w:rFonts w:ascii="Times New Roman" w:cs="Times New Roman" w:eastAsia="Times New Roman" w:hAnsi="Times New Roman"/>
+                <w:b w:val="false"/>
+                <w:bCs w:val="false"/>
+                <w:i w:val="false"/>
+                <w:iCs w:val="false"/>
+                <w:caps w:val="false"/>
+                <w:sz w:val="26"/>
+                <w:szCs w:val="26"/>
+                <w:highlight w:val="yellow"/>
+              </w:rPr>
+              <w:t xml:space="preserve">TP. Hồ Chí Minh</w:t>
+            </w:r>
+            <w:r>
+              <w:rPr>
+                <w:rFonts w:ascii="Times New Roman" w:cs="Times New Roman" w:eastAsia="Times New Roman" w:hAnsi="Times New Roman"/>
+                <w:b w:val="false"/>
+                <w:bCs w:val="false"/>
+                <w:i w:val="false"/>
+                <w:iCs w:val="false"/>
+                <w:caps w:val="false"/>
+                <w:sz w:val="26"/>
+                <w:szCs w:val="26"/>
+              </w:rPr>
+              <w:t xml:space="preserve">, ngày ... tháng ... năm ...</w:t>
+            </w:r>
+          </w:p>
+        </w:tc>
+      </w:tr>
+    </w:tbl>
+    <w:p>
+      <w:pPr>
+        <w:spacing w:after="120" w:before="0" w:line="276" w:lineRule="auto"/>
+        <w:jc w:val="both"/>
+      </w:pPr>
+    </w:p>
+    <w:p>
+      <w:pPr>
+        <w:keepNext/>
+        <w:spacing w:after="0" w:before="120" w:line="240" w:lineRule="auto"/>
+        <w:jc w:val="center"/>
+      </w:pPr>
+      <w:r>
+        <w:rPr>
+          <w:rFonts w:ascii="Times New Roman" w:cs="Times New Roman" w:eastAsia="Times New Roman" w:hAnsi="Times New Roman"/>
+          <w:b/>
+          <w:bCs/>
+          <w:i w:val="false"/>
+          <w:iCs w:val="false"/>
+          <w:sz w:val="28"/>
+          <w:szCs w:val="28"/>
+        </w:rPr>
+        <w:t xml:space="preserve">MẪU E — THÔNG BÁO VÀ ĐỒNG Ý XỬ LÝ DỮ LIỆU SINH TRẮC HỌC</w:t>
+      </w:r>
+    </w:p>
+    <w:p>
+      <w:pPr>
+        <w:keepNext/>
+        <w:spacing w:after="180" w:before="0" w:line="240" w:lineRule="auto"/>
+        <w:jc w:val="center"/>
+      </w:pPr>
+      <w:r>
+        <w:rPr>
+          <w:rFonts w:ascii="Times New Roman" w:cs="Times New Roman" w:eastAsia="Times New Roman" w:hAnsi="Times New Roman"/>
+          <w:b/>
+          <w:bCs/>
+          <w:i w:val="false"/>
+          <w:iCs w:val="false"/>
+          <w:sz w:val="26"/>
+          <w:szCs w:val="26"/>
+        </w:rPr>
+        <w:t xml:space="preserve">(Nhận diện khuôn mặt dành cho người lao động của đơn vị đối tác làm việc tại địa điểm)</w:t>
+      </w:r>
+    </w:p>
+    <w:p>
+      <w:pPr>
+        <w:spacing w:after="120" w:before="0" w:line="276" w:lineRule="auto"/>
+        <w:ind w:firstLine="566"/>
+        <w:jc w:val="both"/>
+      </w:pPr>
+      <w:r>
+        <w:rPr>
+          <w:rFonts w:ascii="Times New Roman" w:cs="Times New Roman" w:eastAsia="Times New Roman" w:hAnsi="Times New Roman"/>
+          <w:b/>
+          <w:bCs/>
+          <w:i w:val="false"/>
+          <w:iCs w:val="false"/>
+          <w:sz w:val="26"/>
+          <w:szCs w:val="26"/>
+        </w:rPr>
+        <w:t xml:space="preserve">Phiên bản thông báo:</w:t>
+      </w:r>
+      <w:r>
+        <w:rPr>
+          <w:rFonts w:ascii="Times New Roman" w:cs="Times New Roman" w:eastAsia="Times New Roman" w:hAnsi="Times New Roman"/>
+          <w:b w:val="false"/>
+          <w:bCs w:val="false"/>
+          <w:i w:val="false"/>
+          <w:iCs w:val="false"/>
+          <w:sz w:val="26"/>
+          <w:szCs w:val="26"/>
+        </w:rPr>
+        <w:t xml:space="preserve"> </w:t>
+      </w:r>
+      <w:r>
+        <w:rPr>
+          <w:rFonts w:ascii="Times New Roman" w:cs="Times New Roman" w:eastAsia="Times New Roman" w:hAnsi="Times New Roman"/>
+          <w:b w:val="false"/>
+          <w:bCs w:val="false"/>
+          <w:i w:val="false"/>
+          <w:iCs w:val="false"/>
+          <w:sz w:val="26"/>
+          <w:szCs w:val="26"/>
+          <w:highlight w:val="yellow"/>
+        </w:rPr>
+        <w:t xml:space="preserve">1.0</w:t>
+      </w:r>
+      <w:r>
+        <w:rPr>
+          <w:rFonts w:ascii="Times New Roman" w:cs="Times New Roman" w:eastAsia="Times New Roman" w:hAnsi="Times New Roman"/>
+          <w:b w:val="false"/>
+          <w:bCs w:val="false"/>
+          <w:i w:val="false"/>
+          <w:iCs w:val="false"/>
+          <w:sz w:val="26"/>
+          <w:szCs w:val="26"/>
+        </w:rPr>
+        <w:t xml:space="preserve"> — áp dụng từ ngày </w:t>
+      </w:r>
+      <w:r>
+        <w:rPr>
+          <w:rFonts w:ascii="Times New Roman" w:cs="Times New Roman" w:eastAsia="Times New Roman" w:hAnsi="Times New Roman"/>
+          <w:b w:val="false"/>
+          <w:bCs w:val="false"/>
+          <w:i w:val="false"/>
+          <w:iCs w:val="false"/>
+          <w:sz w:val="26"/>
+          <w:szCs w:val="26"/>
+          <w:highlight w:val="yellow"/>
+        </w:rPr>
+        <w:t xml:space="preserve">01/10/2026</w:t>
+      </w:r>
+    </w:p>
+    <w:p>
+      <w:pPr>
+        <w:spacing w:after="120" w:before="0" w:line="276" w:lineRule="auto"/>
+        <w:ind w:firstLine="566"/>
+        <w:jc w:val="both"/>
+      </w:pPr>
+      <w:r>
+        <w:rPr>
+          <w:rFonts w:ascii="Times New Roman" w:cs="Times New Roman" w:eastAsia="Times New Roman" w:hAnsi="Times New Roman"/>
+          <w:b w:val="false"/>
+          <w:bCs w:val="false"/>
+          <w:i w:val="false"/>
+          <w:iCs w:val="false"/>
+          <w:sz w:val="26"/>
+          <w:szCs w:val="26"/>
+        </w:rPr>
+        <w:t xml:space="preserve">Anh/chị là người lao động của </w:t>
+      </w:r>
+      <w:r>
+        <w:rPr>
+          <w:rFonts w:ascii="Times New Roman" w:cs="Times New Roman" w:eastAsia="Times New Roman" w:hAnsi="Times New Roman"/>
+          <w:b w:val="false"/>
+          <w:bCs w:val="false"/>
+          <w:i w:val="false"/>
+          <w:iCs w:val="false"/>
+          <w:sz w:val="26"/>
+          <w:szCs w:val="26"/>
+          <w:highlight w:val="yellow"/>
+        </w:rPr>
+        <w:t xml:space="preserve">Công ty TNHH Dịch vụ Kỹ thuật Mẫu</w:t>
+      </w:r>
+      <w:r>
+        <w:rPr>
+          <w:rFonts w:ascii="Times New Roman" w:cs="Times New Roman" w:eastAsia="Times New Roman" w:hAnsi="Times New Roman"/>
+          <w:b w:val="false"/>
+          <w:bCs w:val="false"/>
+          <w:i w:val="false"/>
+          <w:iCs w:val="false"/>
+          <w:sz w:val="26"/>
+          <w:szCs w:val="26"/>
+        </w:rPr>
+        <w:t xml:space="preserve"> (sau đây gọi là "đơn vị đối tác"), làm việc tại </w:t>
+      </w:r>
+      <w:r>
+        <w:rPr>
+          <w:rFonts w:ascii="Times New Roman" w:cs="Times New Roman" w:eastAsia="Times New Roman" w:hAnsi="Times New Roman"/>
+          <w:b w:val="false"/>
+          <w:bCs w:val="false"/>
+          <w:i w:val="false"/>
+          <w:iCs w:val="false"/>
+          <w:sz w:val="26"/>
+          <w:szCs w:val="26"/>
+          <w:highlight w:val="yellow"/>
+        </w:rPr>
+        <w:t xml:space="preserve">Nhà máy Công ty TNHH Sản xuất Mẫu, Lô A1, Khu công nghiệp Mẫu</w:t>
+      </w:r>
+      <w:r>
+        <w:rPr>
+          <w:rFonts w:ascii="Times New Roman" w:cs="Times New Roman" w:eastAsia="Times New Roman" w:hAnsi="Times New Roman"/>
+          <w:b w:val="false"/>
+          <w:bCs w:val="false"/>
+          <w:i w:val="false"/>
+          <w:iCs w:val="false"/>
+          <w:sz w:val="26"/>
+          <w:szCs w:val="26"/>
+        </w:rPr>
+        <w:t xml:space="preserve"> (sau đây gọi là "địa điểm") do </w:t>
+      </w:r>
+      <w:r>
+        <w:rPr>
+          <w:rFonts w:ascii="Times New Roman" w:cs="Times New Roman" w:eastAsia="Times New Roman" w:hAnsi="Times New Roman"/>
+          <w:b w:val="false"/>
+          <w:bCs w:val="false"/>
+          <w:i w:val="false"/>
+          <w:iCs w:val="false"/>
+          <w:sz w:val="26"/>
+          <w:szCs w:val="26"/>
+          <w:highlight w:val="yellow"/>
+        </w:rPr>
+        <w:t xml:space="preserve">Công ty TNHH Sản xuất Mẫu</w:t>
+      </w:r>
+      <w:r>
+        <w:rPr>
+          <w:rFonts w:ascii="Times New Roman" w:cs="Times New Roman" w:eastAsia="Times New Roman" w:hAnsi="Times New Roman"/>
+          <w:b w:val="false"/>
+          <w:bCs w:val="false"/>
+          <w:i w:val="false"/>
+          <w:iCs w:val="false"/>
+          <w:sz w:val="26"/>
+          <w:szCs w:val="26"/>
+        </w:rPr>
+        <w:t xml:space="preserve"> quản lý. </w:t>
+      </w:r>
+      <w:r>
+        <w:rPr>
+          <w:rFonts w:ascii="Times New Roman" w:cs="Times New Roman" w:eastAsia="Times New Roman" w:hAnsi="Times New Roman"/>
+          <w:b w:val="false"/>
+          <w:bCs w:val="false"/>
+          <w:i w:val="false"/>
+          <w:iCs w:val="false"/>
+          <w:sz w:val="26"/>
+          <w:szCs w:val="26"/>
+          <w:highlight w:val="yellow"/>
+        </w:rPr>
+        <w:t xml:space="preserve">Công ty TNHH Sản xuất Mẫu</w:t>
+      </w:r>
+      <w:r>
+        <w:rPr>
+          <w:rFonts w:ascii="Times New Roman" w:cs="Times New Roman" w:eastAsia="Times New Roman" w:hAnsi="Times New Roman"/>
+          <w:b w:val="false"/>
+          <w:bCs w:val="false"/>
+          <w:i w:val="false"/>
+          <w:iCs w:val="false"/>
+          <w:sz w:val="26"/>
+          <w:szCs w:val="26"/>
+        </w:rPr>
+        <w:t xml:space="preserve"> kiểm soát ra vào địa điểm bằng hệ thống </w:t>
+      </w:r>
+      <w:r>
+        <w:rPr>
+          <w:rFonts w:ascii="Times New Roman" w:cs="Times New Roman" w:eastAsia="Times New Roman" w:hAnsi="Times New Roman"/>
+          <w:b w:val="false"/>
+          <w:bCs w:val="false"/>
+          <w:i w:val="false"/>
+          <w:iCs w:val="false"/>
+          <w:sz w:val="26"/>
+          <w:szCs w:val="26"/>
+          <w:highlight w:val="yellow"/>
+        </w:rPr>
+        <w:t xml:space="preserve">Hệ thống AI Vision VX (mô phỏng)</w:t>
+      </w:r>
+      <w:r>
+        <w:rPr>
+          <w:rFonts w:ascii="Times New Roman" w:cs="Times New Roman" w:eastAsia="Times New Roman" w:hAnsi="Times New Roman"/>
+          <w:b w:val="false"/>
+          <w:bCs w:val="false"/>
+          <w:i w:val="false"/>
+          <w:iCs w:val="false"/>
+          <w:sz w:val="26"/>
+          <w:szCs w:val="26"/>
+        </w:rPr>
+        <w:t xml:space="preserve">. Phiếu này do </w:t>
+      </w:r>
+      <w:r>
+        <w:rPr>
+          <w:rFonts w:ascii="Times New Roman" w:cs="Times New Roman" w:eastAsia="Times New Roman" w:hAnsi="Times New Roman"/>
+          <w:b w:val="false"/>
+          <w:bCs w:val="false"/>
+          <w:i w:val="false"/>
+          <w:iCs w:val="false"/>
+          <w:sz w:val="26"/>
+          <w:szCs w:val="26"/>
+          <w:highlight w:val="yellow"/>
+        </w:rPr>
+        <w:t xml:space="preserve">Công ty TNHH Sản xuất Mẫu</w:t>
+      </w:r>
+      <w:r>
+        <w:rPr>
+          <w:rFonts w:ascii="Times New Roman" w:cs="Times New Roman" w:eastAsia="Times New Roman" w:hAnsi="Times New Roman"/>
+          <w:b w:val="false"/>
+          <w:bCs w:val="false"/>
+          <w:i w:val="false"/>
+          <w:iCs w:val="false"/>
+          <w:sz w:val="26"/>
+          <w:szCs w:val="26"/>
+        </w:rPr>
+        <w:t xml:space="preserve"> ban hành; anh/chị nộp phiếu trực tiếp cho </w:t>
+      </w:r>
+      <w:r>
+        <w:rPr>
+          <w:rFonts w:ascii="Times New Roman" w:cs="Times New Roman" w:eastAsia="Times New Roman" w:hAnsi="Times New Roman"/>
+          <w:b w:val="false"/>
+          <w:bCs w:val="false"/>
+          <w:i w:val="false"/>
+          <w:iCs w:val="false"/>
+          <w:sz w:val="26"/>
+          <w:szCs w:val="26"/>
+          <w:highlight w:val="yellow"/>
+        </w:rPr>
+        <w:t xml:space="preserve">Công ty TNHH Sản xuất Mẫu</w:t>
+      </w:r>
+      <w:r>
+        <w:rPr>
+          <w:rFonts w:ascii="Times New Roman" w:cs="Times New Roman" w:eastAsia="Times New Roman" w:hAnsi="Times New Roman"/>
+          <w:b w:val="false"/>
+          <w:bCs w:val="false"/>
+          <w:i w:val="false"/>
+          <w:iCs w:val="false"/>
+          <w:sz w:val="26"/>
+          <w:szCs w:val="26"/>
+        </w:rPr>
+        <w:t xml:space="preserve"> tại bàn đăng ký.</w:t>
+      </w:r>
+    </w:p>
+    <w:p>
+      <w:pPr>
+        <w:keepNext/>
+        <w:spacing w:after="120" w:before="180" w:line="240" w:lineRule="auto"/>
+        <w:jc w:val="left"/>
+      </w:pPr>
+      <w:r>
+        <w:rPr>
+          <w:rFonts w:ascii="Times New Roman" w:cs="Times New Roman" w:eastAsia="Times New Roman" w:hAnsi="Times New Roman"/>
+          <w:b/>
+          <w:bCs/>
+          <w:i w:val="false"/>
+          <w:iCs w:val="false"/>
+          <w:caps w:val="false"/>
+          <w:sz w:val="26"/>
+          <w:szCs w:val="26"/>
+        </w:rPr>
+        <w:t xml:space="preserve">1. Dữ liệu được xử lý</w:t>
+      </w:r>
+    </w:p>
+    <w:p>
+      <w:pPr>
+        <w:spacing w:after="60" w:before="0" w:line="276" w:lineRule="auto"/>
+        <w:ind w:left="453" w:hanging="283"/>
+        <w:jc w:val="both"/>
+      </w:pPr>
+      <w:r>
+        <w:rPr>
+          <w:rFonts w:ascii="Times New Roman" w:cs="Times New Roman" w:eastAsia="Times New Roman" w:hAnsi="Times New Roman"/>
+          <w:b w:val="false"/>
+          <w:bCs w:val="false"/>
+          <w:i w:val="false"/>
+          <w:iCs w:val="false"/>
+          <w:sz w:val="26"/>
+          <w:szCs w:val="26"/>
+        </w:rPr>
+        <w:t xml:space="preserve">- </w:t>
+      </w:r>
+      <w:r>
+        <w:rPr>
+          <w:rFonts w:ascii="Times New Roman" w:cs="Times New Roman" w:eastAsia="Times New Roman" w:hAnsi="Times New Roman"/>
+          <w:b/>
+          <w:bCs/>
+          <w:i w:val="false"/>
+          <w:iCs w:val="false"/>
+          <w:sz w:val="26"/>
+          <w:szCs w:val="26"/>
+        </w:rPr>
+        <w:t xml:space="preserve">Thông tin để cấp quyền ra vào:</w:t>
+      </w:r>
+      <w:r>
+        <w:rPr>
+          <w:rFonts w:ascii="Times New Roman" w:cs="Times New Roman" w:eastAsia="Times New Roman" w:hAnsi="Times New Roman"/>
+          <w:b w:val="false"/>
+          <w:bCs w:val="false"/>
+          <w:i w:val="false"/>
+          <w:iCs w:val="false"/>
+          <w:sz w:val="26"/>
+          <w:szCs w:val="26"/>
+        </w:rPr>
+        <w:t xml:space="preserve"> họ tên; đơn vị đối tác; tổ, nhóm công việc; thời gian dự kiến làm việc tại địa điểm; mã thẻ hoặc mã QR được cấp.</w:t>
+      </w:r>
+    </w:p>
+    <w:p>
+      <w:pPr>
+        <w:spacing w:after="60" w:before="0" w:line="276" w:lineRule="auto"/>
+        <w:ind w:left="453" w:hanging="283"/>
+        <w:jc w:val="both"/>
+      </w:pPr>
+      <w:r>
+        <w:rPr>
+          <w:rFonts w:ascii="Times New Roman" w:cs="Times New Roman" w:eastAsia="Times New Roman" w:hAnsi="Times New Roman"/>
+          <w:b w:val="false"/>
+          <w:bCs w:val="false"/>
+          <w:i w:val="false"/>
+          <w:iCs w:val="false"/>
+          <w:sz w:val="26"/>
+          <w:szCs w:val="26"/>
+        </w:rPr>
+        <w:t xml:space="preserve">- </w:t>
+      </w:r>
+      <w:r>
+        <w:rPr>
+          <w:rFonts w:ascii="Times New Roman" w:cs="Times New Roman" w:eastAsia="Times New Roman" w:hAnsi="Times New Roman"/>
+          <w:b/>
+          <w:bCs/>
+          <w:i w:val="false"/>
+          <w:iCs w:val="false"/>
+          <w:sz w:val="26"/>
+          <w:szCs w:val="26"/>
+        </w:rPr>
+        <w:t xml:space="preserve">Ảnh khuôn mặt đăng ký</w:t>
+      </w:r>
+      <w:r>
+        <w:rPr>
+          <w:rFonts w:ascii="Times New Roman" w:cs="Times New Roman" w:eastAsia="Times New Roman" w:hAnsi="Times New Roman"/>
+          <w:b w:val="false"/>
+          <w:bCs w:val="false"/>
+          <w:i w:val="false"/>
+          <w:iCs w:val="false"/>
+          <w:sz w:val="26"/>
+          <w:szCs w:val="26"/>
+        </w:rPr>
+        <w:t xml:space="preserve"> và </w:t>
+      </w:r>
+      <w:r>
+        <w:rPr>
+          <w:rFonts w:ascii="Times New Roman" w:cs="Times New Roman" w:eastAsia="Times New Roman" w:hAnsi="Times New Roman"/>
+          <w:b/>
+          <w:bCs/>
+          <w:i w:val="false"/>
+          <w:iCs w:val="false"/>
+          <w:sz w:val="26"/>
+          <w:szCs w:val="26"/>
+        </w:rPr>
+        <w:t xml:space="preserve">đặc trưng khuôn mặt</w:t>
+      </w:r>
+      <w:r>
+        <w:rPr>
+          <w:rFonts w:ascii="Times New Roman" w:cs="Times New Roman" w:eastAsia="Times New Roman" w:hAnsi="Times New Roman"/>
+          <w:b w:val="false"/>
+          <w:bCs w:val="false"/>
+          <w:i w:val="false"/>
+          <w:iCs w:val="false"/>
+          <w:sz w:val="26"/>
+          <w:szCs w:val="26"/>
+        </w:rPr>
+        <w:t xml:space="preserve"> (dãy số do hệ thống tạo ra từ ảnh để nhận dạng) — </w:t>
+      </w:r>
+      <w:r>
+        <w:rPr>
+          <w:rFonts w:ascii="Times New Roman" w:cs="Times New Roman" w:eastAsia="Times New Roman" w:hAnsi="Times New Roman"/>
+          <w:b/>
+          <w:bCs/>
+          <w:i w:val="false"/>
+          <w:iCs w:val="false"/>
+          <w:sz w:val="26"/>
+          <w:szCs w:val="26"/>
+        </w:rPr>
+        <w:t xml:space="preserve">dữ liệu sinh trắc học, thuộc dữ liệu cá nhân nhạy cảm</w:t>
+      </w:r>
+      <w:r>
+        <w:rPr>
+          <w:rFonts w:ascii="Times New Roman" w:cs="Times New Roman" w:eastAsia="Times New Roman" w:hAnsi="Times New Roman"/>
+          <w:b w:val="false"/>
+          <w:bCs w:val="false"/>
+          <w:i w:val="false"/>
+          <w:iCs w:val="false"/>
+          <w:sz w:val="26"/>
+          <w:szCs w:val="26"/>
+        </w:rPr>
+        <w:t xml:space="preserve"> theo điểm đ khoản 1 Điều 4 Nghị định số 356/2025/NĐ-CP. Chỉ xử lý nếu anh/chị chọn đồng ý tại mục 3.</w:t>
+      </w:r>
+    </w:p>
+    <w:p>
+      <w:pPr>
+        <w:spacing w:after="60" w:before="0" w:line="276" w:lineRule="auto"/>
+        <w:ind w:left="453" w:hanging="283"/>
+        <w:jc w:val="both"/>
+      </w:pPr>
+      <w:r>
+        <w:rPr>
+          <w:rFonts w:ascii="Times New Roman" w:cs="Times New Roman" w:eastAsia="Times New Roman" w:hAnsi="Times New Roman"/>
+          <w:b w:val="false"/>
+          <w:bCs w:val="false"/>
+          <w:i w:val="false"/>
+          <w:iCs w:val="false"/>
+          <w:sz w:val="26"/>
+          <w:szCs w:val="26"/>
+        </w:rPr>
+        <w:t xml:space="preserve">- </w:t>
+      </w:r>
+      <w:r>
+        <w:rPr>
+          <w:rFonts w:ascii="Times New Roman" w:cs="Times New Roman" w:eastAsia="Times New Roman" w:hAnsi="Times New Roman"/>
+          <w:b/>
+          <w:bCs/>
+          <w:i w:val="false"/>
+          <w:iCs w:val="false"/>
+          <w:sz w:val="26"/>
+          <w:szCs w:val="26"/>
+        </w:rPr>
+        <w:t xml:space="preserve">Nhật ký ra vào:</w:t>
+      </w:r>
+      <w:r>
+        <w:rPr>
+          <w:rFonts w:ascii="Times New Roman" w:cs="Times New Roman" w:eastAsia="Times New Roman" w:hAnsi="Times New Roman"/>
+          <w:b w:val="false"/>
+          <w:bCs w:val="false"/>
+          <w:i w:val="false"/>
+          <w:iCs w:val="false"/>
+          <w:sz w:val="26"/>
+          <w:szCs w:val="26"/>
+        </w:rPr>
+        <w:t xml:space="preserve"> thời điểm, cổng ra vào, phương thức (khuôn mặt, thẻ, mã QR), ảnh chụp tại thời điểm nhận diện.</w:t>
+      </w:r>
+    </w:p>
+    <w:p>
+      <w:pPr>
+        <w:spacing w:after="60" w:before="0" w:line="276" w:lineRule="auto"/>
+        <w:ind w:left="453" w:hanging="283"/>
+        <w:jc w:val="both"/>
+      </w:pPr>
+      <w:r>
+        <w:rPr>
+          <w:rFonts w:ascii="Times New Roman" w:cs="Times New Roman" w:eastAsia="Times New Roman" w:hAnsi="Times New Roman"/>
+          <w:b w:val="false"/>
+          <w:bCs w:val="false"/>
+          <w:i w:val="false"/>
+          <w:iCs w:val="false"/>
+          <w:sz w:val="26"/>
+          <w:szCs w:val="26"/>
+        </w:rPr>
+        <w:t xml:space="preserve">- </w:t>
+      </w:r>
+      <w:r>
+        <w:rPr>
+          <w:rFonts w:ascii="Times New Roman" w:cs="Times New Roman" w:eastAsia="Times New Roman" w:hAnsi="Times New Roman"/>
+          <w:b w:val="false"/>
+          <w:bCs w:val="false"/>
+          <w:i w:val="false"/>
+          <w:iCs w:val="false"/>
+          <w:sz w:val="26"/>
+          <w:szCs w:val="26"/>
+          <w:highlight w:val="yellow"/>
+        </w:rPr>
+        <w:t xml:space="preserve">Công ty TNHH Sản xuất Mẫu</w:t>
+      </w:r>
+      <w:r>
+        <w:rPr>
+          <w:rFonts w:ascii="Times New Roman" w:cs="Times New Roman" w:eastAsia="Times New Roman" w:hAnsi="Times New Roman"/>
+          <w:b w:val="false"/>
+          <w:bCs w:val="false"/>
+          <w:i w:val="false"/>
+          <w:iCs w:val="false"/>
+          <w:sz w:val="26"/>
+          <w:szCs w:val="26"/>
+        </w:rPr>
+        <w:t xml:space="preserve"> </w:t>
+      </w:r>
+      <w:r>
+        <w:rPr>
+          <w:rFonts w:ascii="Times New Roman" w:cs="Times New Roman" w:eastAsia="Times New Roman" w:hAnsi="Times New Roman"/>
+          <w:b/>
+          <w:bCs/>
+          <w:i w:val="false"/>
+          <w:iCs w:val="false"/>
+          <w:sz w:val="26"/>
+          <w:szCs w:val="26"/>
+        </w:rPr>
+        <w:t xml:space="preserve">không</w:t>
+      </w:r>
+      <w:r>
+        <w:rPr>
+          <w:rFonts w:ascii="Times New Roman" w:cs="Times New Roman" w:eastAsia="Times New Roman" w:hAnsi="Times New Roman"/>
+          <w:b w:val="false"/>
+          <w:bCs w:val="false"/>
+          <w:i w:val="false"/>
+          <w:iCs w:val="false"/>
+          <w:sz w:val="26"/>
+          <w:szCs w:val="26"/>
+        </w:rPr>
+        <w:t xml:space="preserve"> thu ảnh hoặc bản sao giấy tờ tùy thân cho các mục đích của phiếu này.</w:t>
+      </w:r>
+    </w:p>
+    <w:p>
+      <w:pPr>
+        <w:keepNext/>
+        <w:spacing w:after="120" w:before="180" w:line="240" w:lineRule="auto"/>
+        <w:jc w:val="left"/>
+      </w:pPr>
+      <w:r>
+        <w:rPr>
+          <w:rFonts w:ascii="Times New Roman" w:cs="Times New Roman" w:eastAsia="Times New Roman" w:hAnsi="Times New Roman"/>
+          <w:b/>
+          <w:bCs/>
+          <w:i w:val="false"/>
+          <w:iCs w:val="false"/>
+          <w:caps w:val="false"/>
+          <w:sz w:val="26"/>
+          <w:szCs w:val="26"/>
+        </w:rPr>
+        <w:t xml:space="preserve">2. Các bên liên quan</w:t>
+      </w:r>
+    </w:p>
+    <w:p>
+      <w:pPr>
+        <w:spacing w:after="60" w:before="0" w:line="276" w:lineRule="auto"/>
+        <w:ind w:left="453" w:hanging="283"/>
+        <w:jc w:val="both"/>
+      </w:pPr>
+      <w:r>
+        <w:rPr>
+          <w:rFonts w:ascii="Times New Roman" w:cs="Times New Roman" w:eastAsia="Times New Roman" w:hAnsi="Times New Roman"/>
+          <w:b w:val="false"/>
+          <w:bCs w:val="false"/>
+          <w:i w:val="false"/>
+          <w:iCs w:val="false"/>
+          <w:sz w:val="26"/>
+          <w:szCs w:val="26"/>
+        </w:rPr>
+        <w:t xml:space="preserve">- </w:t>
+      </w:r>
+      <w:r>
+        <w:rPr>
+          <w:rFonts w:ascii="Times New Roman" w:cs="Times New Roman" w:eastAsia="Times New Roman" w:hAnsi="Times New Roman"/>
+          <w:b/>
+          <w:bCs/>
+          <w:i w:val="false"/>
+          <w:iCs w:val="false"/>
+          <w:sz w:val="26"/>
+          <w:szCs w:val="26"/>
+        </w:rPr>
+        <w:t xml:space="preserve">Bên kiểm soát dữ liệu:</w:t>
+      </w:r>
+      <w:r>
+        <w:rPr>
+          <w:rFonts w:ascii="Times New Roman" w:cs="Times New Roman" w:eastAsia="Times New Roman" w:hAnsi="Times New Roman"/>
+          <w:b w:val="false"/>
+          <w:bCs w:val="false"/>
+          <w:i w:val="false"/>
+          <w:iCs w:val="false"/>
+          <w:sz w:val="26"/>
+          <w:szCs w:val="26"/>
+        </w:rPr>
+        <w:t xml:space="preserve"> </w:t>
+      </w:r>
+      <w:r>
+        <w:rPr>
+          <w:rFonts w:ascii="Times New Roman" w:cs="Times New Roman" w:eastAsia="Times New Roman" w:hAnsi="Times New Roman"/>
+          <w:b w:val="false"/>
+          <w:bCs w:val="false"/>
+          <w:i w:val="false"/>
+          <w:iCs w:val="false"/>
+          <w:sz w:val="26"/>
+          <w:szCs w:val="26"/>
+          <w:highlight w:val="yellow"/>
+        </w:rPr>
+        <w:t xml:space="preserve">Công ty TNHH Sản xuất Mẫu</w:t>
+      </w:r>
+      <w:r>
+        <w:rPr>
+          <w:rFonts w:ascii="Times New Roman" w:cs="Times New Roman" w:eastAsia="Times New Roman" w:hAnsi="Times New Roman"/>
+          <w:b w:val="false"/>
+          <w:bCs w:val="false"/>
+          <w:i w:val="false"/>
+          <w:iCs w:val="false"/>
+          <w:sz w:val="26"/>
+          <w:szCs w:val="26"/>
+        </w:rPr>
+        <w:t xml:space="preserve">, địa chỉ </w:t>
+      </w:r>
+      <w:r>
+        <w:rPr>
+          <w:rFonts w:ascii="Times New Roman" w:cs="Times New Roman" w:eastAsia="Times New Roman" w:hAnsi="Times New Roman"/>
+          <w:b w:val="false"/>
+          <w:bCs w:val="false"/>
+          <w:i w:val="false"/>
+          <w:iCs w:val="false"/>
+          <w:sz w:val="26"/>
+          <w:szCs w:val="26"/>
+          <w:highlight w:val="yellow"/>
+        </w:rPr>
+        <w:t xml:space="preserve">Lô A1, Khu công nghiệp Mẫu, TP. Hồ Chí Minh</w:t>
+      </w:r>
+      <w:r>
+        <w:rPr>
+          <w:rFonts w:ascii="Times New Roman" w:cs="Times New Roman" w:eastAsia="Times New Roman" w:hAnsi="Times New Roman"/>
+          <w:b w:val="false"/>
+          <w:bCs w:val="false"/>
+          <w:i w:val="false"/>
+          <w:iCs w:val="false"/>
+          <w:sz w:val="26"/>
+          <w:szCs w:val="26"/>
+        </w:rPr>
+        <w:t xml:space="preserve">. Đầu mối bảo vệ dữ liệu cá nhân: </w:t>
+      </w:r>
+      <w:r>
+        <w:rPr>
+          <w:rFonts w:ascii="Times New Roman" w:cs="Times New Roman" w:eastAsia="Times New Roman" w:hAnsi="Times New Roman"/>
+          <w:b w:val="false"/>
+          <w:bCs w:val="false"/>
+          <w:i w:val="false"/>
+          <w:iCs w:val="false"/>
+          <w:sz w:val="26"/>
+          <w:szCs w:val="26"/>
+          <w:highlight w:val="yellow"/>
+        </w:rPr>
+        <w:t xml:space="preserve">Trần Quốc Huy, Trưởng phòng Pháp chế</w:t>
+      </w:r>
+      <w:r>
+        <w:rPr>
+          <w:rFonts w:ascii="Times New Roman" w:cs="Times New Roman" w:eastAsia="Times New Roman" w:hAnsi="Times New Roman"/>
+          <w:b w:val="false"/>
+          <w:bCs w:val="false"/>
+          <w:i w:val="false"/>
+          <w:iCs w:val="false"/>
+          <w:sz w:val="26"/>
+          <w:szCs w:val="26"/>
+        </w:rPr>
+        <w:t xml:space="preserve"> — điện thoại </w:t>
+      </w:r>
+      <w:r>
+        <w:rPr>
+          <w:rFonts w:ascii="Times New Roman" w:cs="Times New Roman" w:eastAsia="Times New Roman" w:hAnsi="Times New Roman"/>
+          <w:b w:val="false"/>
+          <w:bCs w:val="false"/>
+          <w:i w:val="false"/>
+          <w:iCs w:val="false"/>
+          <w:sz w:val="26"/>
+          <w:szCs w:val="26"/>
+          <w:highlight w:val="yellow"/>
+        </w:rPr>
+        <w:t xml:space="preserve">0274 000 1234</w:t>
+      </w:r>
+      <w:r>
+        <w:rPr>
+          <w:rFonts w:ascii="Times New Roman" w:cs="Times New Roman" w:eastAsia="Times New Roman" w:hAnsi="Times New Roman"/>
+          <w:b w:val="false"/>
+          <w:bCs w:val="false"/>
+          <w:i w:val="false"/>
+          <w:iCs w:val="false"/>
+          <w:sz w:val="26"/>
+          <w:szCs w:val="26"/>
+        </w:rPr>
+        <w:t xml:space="preserve"> — email </w:t>
+      </w:r>
+      <w:r>
+        <w:rPr>
+          <w:rFonts w:ascii="Times New Roman" w:cs="Times New Roman" w:eastAsia="Times New Roman" w:hAnsi="Times New Roman"/>
+          <w:b w:val="false"/>
+          <w:bCs w:val="false"/>
+          <w:i w:val="false"/>
+          <w:iCs w:val="false"/>
+          <w:sz w:val="26"/>
+          <w:szCs w:val="26"/>
+          <w:highlight w:val="yellow"/>
+        </w:rPr>
+        <w:t xml:space="preserve">baovedulieu@example.vn</w:t>
+      </w:r>
+      <w:r>
+        <w:rPr>
+          <w:rFonts w:ascii="Times New Roman" w:cs="Times New Roman" w:eastAsia="Times New Roman" w:hAnsi="Times New Roman"/>
+          <w:b w:val="false"/>
+          <w:bCs w:val="false"/>
+          <w:i w:val="false"/>
+          <w:iCs w:val="false"/>
+          <w:sz w:val="26"/>
+          <w:szCs w:val="26"/>
+        </w:rPr>
+        <w:t xml:space="preserve">.</w:t>
+      </w:r>
+    </w:p>
+    <w:p>
+      <w:pPr>
+        <w:spacing w:after="60" w:before="0" w:line="276" w:lineRule="auto"/>
+        <w:ind w:left="453" w:hanging="283"/>
+        <w:jc w:val="both"/>
+      </w:pPr>
+      <w:r>
+        <w:rPr>
+          <w:rFonts w:ascii="Times New Roman" w:cs="Times New Roman" w:eastAsia="Times New Roman" w:hAnsi="Times New Roman"/>
+          <w:b w:val="false"/>
+          <w:bCs w:val="false"/>
+          <w:i w:val="false"/>
+          <w:iCs w:val="false"/>
+          <w:sz w:val="26"/>
+          <w:szCs w:val="26"/>
+        </w:rPr>
+        <w:t xml:space="preserve">- </w:t>
+      </w:r>
+      <w:r>
+        <w:rPr>
+          <w:rFonts w:ascii="Times New Roman" w:cs="Times New Roman" w:eastAsia="Times New Roman" w:hAnsi="Times New Roman"/>
+          <w:b/>
+          <w:bCs/>
+          <w:i w:val="false"/>
+          <w:iCs w:val="false"/>
+          <w:sz w:val="26"/>
+          <w:szCs w:val="26"/>
+        </w:rPr>
+        <w:t xml:space="preserve">Đơn vị đối tác:</w:t>
+      </w:r>
+      <w:r>
+        <w:rPr>
+          <w:rFonts w:ascii="Times New Roman" w:cs="Times New Roman" w:eastAsia="Times New Roman" w:hAnsi="Times New Roman"/>
+          <w:b w:val="false"/>
+          <w:bCs w:val="false"/>
+          <w:i w:val="false"/>
+          <w:iCs w:val="false"/>
+          <w:sz w:val="26"/>
+          <w:szCs w:val="26"/>
+        </w:rPr>
+        <w:t xml:space="preserve"> </w:t>
+      </w:r>
+      <w:r>
+        <w:rPr>
+          <w:rFonts w:ascii="Times New Roman" w:cs="Times New Roman" w:eastAsia="Times New Roman" w:hAnsi="Times New Roman"/>
+          <w:b w:val="false"/>
+          <w:bCs w:val="false"/>
+          <w:i w:val="false"/>
+          <w:iCs w:val="false"/>
+          <w:sz w:val="26"/>
+          <w:szCs w:val="26"/>
+          <w:highlight w:val="yellow"/>
+        </w:rPr>
+        <w:t xml:space="preserve">Công ty TNHH Dịch vụ Kỹ thuật Mẫu</w:t>
+      </w:r>
+      <w:r>
+        <w:rPr>
+          <w:rFonts w:ascii="Times New Roman" w:cs="Times New Roman" w:eastAsia="Times New Roman" w:hAnsi="Times New Roman"/>
+          <w:b w:val="false"/>
+          <w:bCs w:val="false"/>
+          <w:i w:val="false"/>
+          <w:iCs w:val="false"/>
+          <w:sz w:val="26"/>
+          <w:szCs w:val="26"/>
+        </w:rPr>
+        <w:t xml:space="preserve"> — đơn vị sử dụng lao động của anh/chị; cung cấp danh sách người lao động (và ảnh khuôn mặt, nếu anh/chị chọn tại mục 4) cho </w:t>
+      </w:r>
+      <w:r>
+        <w:rPr>
+          <w:rFonts w:ascii="Times New Roman" w:cs="Times New Roman" w:eastAsia="Times New Roman" w:hAnsi="Times New Roman"/>
+          <w:b w:val="false"/>
+          <w:bCs w:val="false"/>
+          <w:i w:val="false"/>
+          <w:iCs w:val="false"/>
+          <w:sz w:val="26"/>
+          <w:szCs w:val="26"/>
+          <w:highlight w:val="yellow"/>
+        </w:rPr>
+        <w:t xml:space="preserve">Công ty TNHH Sản xuất Mẫu</w:t>
+      </w:r>
+      <w:r>
+        <w:rPr>
+          <w:rFonts w:ascii="Times New Roman" w:cs="Times New Roman" w:eastAsia="Times New Roman" w:hAnsi="Times New Roman"/>
+          <w:b w:val="false"/>
+          <w:bCs w:val="false"/>
+          <w:i w:val="false"/>
+          <w:iCs w:val="false"/>
+          <w:sz w:val="26"/>
+          <w:szCs w:val="26"/>
+        </w:rPr>
+        <w:t xml:space="preserve">; nhận bảng tổng hợp ngày có mặt nếu anh/chị đồng ý tại mục 3. Đầu mối: </w:t>
+      </w:r>
+      <w:r>
+        <w:rPr>
+          <w:rFonts w:ascii="Times New Roman" w:cs="Times New Roman" w:eastAsia="Times New Roman" w:hAnsi="Times New Roman"/>
+          <w:b w:val="false"/>
+          <w:bCs w:val="false"/>
+          <w:i w:val="false"/>
+          <w:iCs w:val="false"/>
+          <w:sz w:val="26"/>
+          <w:szCs w:val="26"/>
+          <w:highlight w:val="yellow"/>
+        </w:rPr>
+        <w:t xml:space="preserve">Ngô Thị Thu, Phụ trách nhân sự — 0909 000 222 — nhansu@doitac.example.vn</w:t>
+      </w:r>
+      <w:r>
+        <w:rPr>
+          <w:rFonts w:ascii="Times New Roman" w:cs="Times New Roman" w:eastAsia="Times New Roman" w:hAnsi="Times New Roman"/>
+          <w:b w:val="false"/>
+          <w:bCs w:val="false"/>
+          <w:i w:val="false"/>
+          <w:iCs w:val="false"/>
+          <w:sz w:val="26"/>
+          <w:szCs w:val="26"/>
+        </w:rPr>
+        <w:t xml:space="preserve">.</w:t>
+      </w:r>
+    </w:p>
+    <w:p>
+      <w:pPr>
+        <w:spacing w:after="60" w:before="0" w:line="276" w:lineRule="auto"/>
+        <w:ind w:left="453" w:hanging="283"/>
+        <w:jc w:val="both"/>
+      </w:pPr>
+      <w:r>
+        <w:rPr>
+          <w:rFonts w:ascii="Times New Roman" w:cs="Times New Roman" w:eastAsia="Times New Roman" w:hAnsi="Times New Roman"/>
+          <w:b w:val="false"/>
+          <w:bCs w:val="false"/>
+          <w:i w:val="false"/>
+          <w:iCs w:val="false"/>
+          <w:sz w:val="26"/>
+          <w:szCs w:val="26"/>
+        </w:rPr>
+        <w:t xml:space="preserve">- </w:t>
+      </w:r>
+      <w:r>
+        <w:rPr>
+          <w:rFonts w:ascii="Times New Roman" w:cs="Times New Roman" w:eastAsia="Times New Roman" w:hAnsi="Times New Roman"/>
+          <w:b/>
+          <w:bCs/>
+          <w:i w:val="false"/>
+          <w:iCs w:val="false"/>
+          <w:sz w:val="26"/>
+          <w:szCs w:val="26"/>
+        </w:rPr>
+        <w:t xml:space="preserve">Nhà cung cấp hệ thống:</w:t>
+      </w:r>
+      <w:r>
+        <w:rPr>
+          <w:rFonts w:ascii="Times New Roman" w:cs="Times New Roman" w:eastAsia="Times New Roman" w:hAnsi="Times New Roman"/>
+          <w:b w:val="false"/>
+          <w:bCs w:val="false"/>
+          <w:i w:val="false"/>
+          <w:iCs w:val="false"/>
+          <w:sz w:val="26"/>
+          <w:szCs w:val="26"/>
+        </w:rPr>
+        <w:t xml:space="preserve"> </w:t>
+      </w:r>
+      <w:r>
+        <w:rPr>
+          <w:rFonts w:ascii="Times New Roman" w:cs="Times New Roman" w:eastAsia="Times New Roman" w:hAnsi="Times New Roman"/>
+          <w:b w:val="false"/>
+          <w:bCs w:val="false"/>
+          <w:i w:val="false"/>
+          <w:iCs w:val="false"/>
+          <w:sz w:val="26"/>
+          <w:szCs w:val="26"/>
+          <w:highlight w:val="yellow"/>
+        </w:rPr>
+        <w:t xml:space="preserve">Công ty cổ phần Giải pháp Công nghệ TURBO</w:t>
+      </w:r>
+      <w:r>
+        <w:rPr>
+          <w:rFonts w:ascii="Times New Roman" w:cs="Times New Roman" w:eastAsia="Times New Roman" w:hAnsi="Times New Roman"/>
+          <w:b w:val="false"/>
+          <w:bCs w:val="false"/>
+          <w:i w:val="false"/>
+          <w:iCs w:val="false"/>
+          <w:sz w:val="26"/>
+          <w:szCs w:val="26"/>
+        </w:rPr>
+        <w:t xml:space="preserve"> — chỉ tiếp cận dữ liệu khi lắp đặt, bảo hành, hỗ trợ kỹ thuật theo hợp đồng và chỉ dẫn của </w:t>
+      </w:r>
+      <w:r>
+        <w:rPr>
+          <w:rFonts w:ascii="Times New Roman" w:cs="Times New Roman" w:eastAsia="Times New Roman" w:hAnsi="Times New Roman"/>
+          <w:b w:val="false"/>
+          <w:bCs w:val="false"/>
+          <w:i w:val="false"/>
+          <w:iCs w:val="false"/>
+          <w:sz w:val="26"/>
+          <w:szCs w:val="26"/>
+          <w:highlight w:val="yellow"/>
+        </w:rPr>
+        <w:t xml:space="preserve">Công ty TNHH Sản xuất Mẫu</w:t>
+      </w:r>
+      <w:r>
+        <w:rPr>
+          <w:rFonts w:ascii="Times New Roman" w:cs="Times New Roman" w:eastAsia="Times New Roman" w:hAnsi="Times New Roman"/>
+          <w:b w:val="false"/>
+          <w:bCs w:val="false"/>
+          <w:i w:val="false"/>
+          <w:iCs w:val="false"/>
+          <w:sz w:val="26"/>
+          <w:szCs w:val="26"/>
+        </w:rPr>
+        <w:t xml:space="preserve">.</w:t>
+      </w:r>
+    </w:p>
+    <w:p>
+      <w:pPr>
+        <w:spacing w:after="60" w:before="0" w:line="276" w:lineRule="auto"/>
+        <w:ind w:left="453" w:hanging="283"/>
+        <w:jc w:val="both"/>
+      </w:pPr>
+      <w:r>
+        <w:rPr>
+          <w:rFonts w:ascii="Times New Roman" w:cs="Times New Roman" w:eastAsia="Times New Roman" w:hAnsi="Times New Roman"/>
+          <w:b w:val="false"/>
+          <w:bCs w:val="false"/>
+          <w:i w:val="false"/>
+          <w:iCs w:val="false"/>
+          <w:sz w:val="26"/>
+          <w:szCs w:val="26"/>
+        </w:rPr>
+        <w:t xml:space="preserve">- </w:t>
+      </w:r>
+      <w:r>
+        <w:rPr>
+          <w:rFonts w:ascii="Times New Roman" w:cs="Times New Roman" w:eastAsia="Times New Roman" w:hAnsi="Times New Roman"/>
+          <w:b/>
+          <w:bCs/>
+          <w:i w:val="false"/>
+          <w:iCs w:val="false"/>
+          <w:sz w:val="26"/>
+          <w:szCs w:val="26"/>
+        </w:rPr>
+        <w:t xml:space="preserve">Nơi lưu dữ liệu:</w:t>
+      </w:r>
+      <w:r>
+        <w:rPr>
+          <w:rFonts w:ascii="Times New Roman" w:cs="Times New Roman" w:eastAsia="Times New Roman" w:hAnsi="Times New Roman"/>
+          <w:b w:val="false"/>
+          <w:bCs w:val="false"/>
+          <w:i w:val="false"/>
+          <w:iCs w:val="false"/>
+          <w:sz w:val="26"/>
+          <w:szCs w:val="26"/>
+        </w:rPr>
+        <w:t xml:space="preserve"> </w:t>
+      </w:r>
+      <w:r>
+        <w:rPr>
+          <w:rFonts w:ascii="Times New Roman" w:cs="Times New Roman" w:eastAsia="Times New Roman" w:hAnsi="Times New Roman"/>
+          <w:b w:val="false"/>
+          <w:bCs w:val="false"/>
+          <w:i w:val="false"/>
+          <w:iCs w:val="false"/>
+          <w:sz w:val="26"/>
+          <w:szCs w:val="26"/>
+          <w:highlight w:val="yellow"/>
+        </w:rPr>
+        <w:t xml:space="preserve">Máy chủ đặt tại phòng máy của khách hàng, Bình Dương (Việt Nam)</w:t>
+      </w:r>
+      <w:r>
+        <w:rPr>
+          <w:rFonts w:ascii="Times New Roman" w:cs="Times New Roman" w:eastAsia="Times New Roman" w:hAnsi="Times New Roman"/>
+          <w:b w:val="false"/>
+          <w:bCs w:val="false"/>
+          <w:i w:val="false"/>
+          <w:iCs w:val="false"/>
+          <w:sz w:val="26"/>
+          <w:szCs w:val="26"/>
+        </w:rPr>
+        <w:t xml:space="preserve">.</w:t>
+      </w:r>
+    </w:p>
+    <w:p>
+      <w:pPr>
+        <w:keepNext/>
+        <w:spacing w:after="120" w:before="180" w:line="240" w:lineRule="auto"/>
+        <w:jc w:val="left"/>
+      </w:pPr>
+      <w:r>
+        <w:rPr>
+          <w:rFonts w:ascii="Times New Roman" w:cs="Times New Roman" w:eastAsia="Times New Roman" w:hAnsi="Times New Roman"/>
+          <w:b/>
+          <w:bCs/>
+          <w:i w:val="false"/>
+          <w:iCs w:val="false"/>
+          <w:caps w:val="false"/>
+          <w:sz w:val="26"/>
+          <w:szCs w:val="26"/>
+        </w:rPr>
+        <w:t xml:space="preserve">3. Mục đích — anh/chị chọn riêng từng mục đích</w:t>
+      </w:r>
+    </w:p>
+    <w:p>
+      <w:pPr>
+        <w:spacing w:after="120" w:before="0" w:line="276" w:lineRule="auto"/>
+        <w:ind w:firstLine="566"/>
+        <w:jc w:val="both"/>
+      </w:pPr>
+      <w:r>
+        <w:rPr>
+          <w:rFonts w:ascii="Times New Roman" w:cs="Times New Roman" w:eastAsia="Times New Roman" w:hAnsi="Times New Roman"/>
+          <w:b w:val="false"/>
+          <w:bCs w:val="false"/>
+          <w:i w:val="false"/>
+          <w:iCs w:val="false"/>
+          <w:sz w:val="26"/>
+          <w:szCs w:val="26"/>
+        </w:rPr>
+        <w:t xml:space="preserve">Quyền ra vào bằng {{thẻ/mã QR}} được cấp cho mọi người lao động có tên trong danh sách của đơn vị đối tác, </w:t>
+      </w:r>
+      <w:r>
+        <w:rPr>
+          <w:rFonts w:ascii="Times New Roman" w:cs="Times New Roman" w:eastAsia="Times New Roman" w:hAnsi="Times New Roman"/>
+          <w:b/>
+          <w:bCs/>
+          <w:i w:val="false"/>
+          <w:iCs w:val="false"/>
+          <w:sz w:val="26"/>
+          <w:szCs w:val="26"/>
+        </w:rPr>
+        <w:t xml:space="preserve">không phụ thuộc</w:t>
+      </w:r>
+      <w:r>
+        <w:rPr>
+          <w:rFonts w:ascii="Times New Roman" w:cs="Times New Roman" w:eastAsia="Times New Roman" w:hAnsi="Times New Roman"/>
+          <w:b w:val="false"/>
+          <w:bCs w:val="false"/>
+          <w:i w:val="false"/>
+          <w:iCs w:val="false"/>
+          <w:sz w:val="26"/>
+          <w:szCs w:val="26"/>
+        </w:rPr>
+        <w:t xml:space="preserve"> lựa chọn dưới đây.</w:t>
+      </w:r>
+    </w:p>
+    <w:tbl>
+      <w:tblPr>
+        <w:tblW w:type="pct" w:w="100%"/>
+        <w:tblBorders>
+          <w:top w:val="single" w:color="auto" w:sz="4"/>
+          <w:left w:val="single" w:color="auto" w:sz="4"/>
+          <w:bottom w:val="single" w:color="auto" w:sz="4"/>
+          <w:right w:val="single" w:color="auto" w:sz="4"/>
+          <w:insideH w:val="single" w:color="auto" w:sz="4"/>
+          <w:insideV w:val="single" w:color="auto" w:sz="4"/>
+        </w:tblBorders>
+        <w:tblLayout w:type="autofit"/>
+      </w:tblPr>
+      <w:tblGrid>
+        <w:gridCol w:w="3884"/>
+        <w:gridCol w:w="887"/>
+        <w:gridCol w:w="4254"/>
+      </w:tblGrid>
+      <w:tr>
+        <w:trPr>
+          <w:cantSplit/>
+          <w:tblHeader/>
+        </w:trPr>
+        <w:tc>
+          <w:tcPr>
+            <w:tcW w:type="dxa" w:w="3884"/>
+            <w:tcBorders>
+              <w:top w:val="single" w:color="000000" w:sz="4"/>
+              <w:left w:val="single" w:color="000000" w:sz="4"/>
+              <w:bottom w:val="single" w:color="000000" w:sz="4"/>
+              <w:right w:val="single" w:color="000000" w:sz="4"/>
+            </w:tcBorders>
+            <w:shd w:fill="F2F2F2" w:color="auto" w:val="clear"/>
+            <w:tcMar>
+              <w:top w:type="dxa" w:w="30"/>
+              <w:left w:type="dxa" w:w="70"/>
+              <w:bottom w:type="dxa" w:w="30"/>
+              <w:right w:type="dxa" w:w="70"/>
+            </w:tcMar>
+            <w:vAlign w:val="center"/>
+          </w:tcPr>
+          <w:p>
+            <w:pPr>
+              <w:keepNext/>
+              <w:spacing w:after="0" w:before="0" w:line="240" w:lineRule="auto"/>
+              <w:jc w:val="center"/>
+            </w:pPr>
+            <w:r>
+              <w:rPr>
+                <w:rFonts w:ascii="Times New Roman" w:cs="Times New Roman" w:eastAsia="Times New Roman" w:hAnsi="Times New Roman"/>
+                <w:b/>
+                <w:bCs/>
+                <w:i w:val="false"/>
+                <w:iCs w:val="false"/>
+                <w:sz w:val="24"/>
+                <w:szCs w:val="24"/>
+              </w:rPr>
+              <w:t xml:space="preserve">Mục đích</w:t>
+            </w:r>
+          </w:p>
+        </w:tc>
+        <w:tc>
+          <w:tcPr>
+            <w:tcW w:type="dxa" w:w="887"/>
+            <w:tcBorders>
+              <w:top w:val="single" w:color="000000" w:sz="4"/>
+              <w:left w:val="single" w:color="000000" w:sz="4"/>
+              <w:bottom w:val="single" w:color="000000" w:sz="4"/>
+              <w:right w:val="single" w:color="000000" w:sz="4"/>
+            </w:tcBorders>
+            <w:shd w:fill="F2F2F2" w:color="auto" w:val="clear"/>
+            <w:tcMar>
+              <w:top w:type="dxa" w:w="30"/>
+              <w:left w:type="dxa" w:w="70"/>
+              <w:bottom w:type="dxa" w:w="30"/>
+              <w:right w:type="dxa" w:w="70"/>
+            </w:tcMar>
+            <w:vAlign w:val="center"/>
+          </w:tcPr>
+          <w:p>
+            <w:pPr>
+              <w:keepNext/>
+              <w:spacing w:after="0" w:before="0" w:line="240" w:lineRule="auto"/>
+              <w:jc w:val="center"/>
+            </w:pPr>
+            <w:r>
+              <w:rPr>
+                <w:rFonts w:ascii="Times New Roman" w:cs="Times New Roman" w:eastAsia="Times New Roman" w:hAnsi="Times New Roman"/>
+                <w:b/>
+                <w:bCs/>
+                <w:i w:val="false"/>
+                <w:iCs w:val="false"/>
+                <w:sz w:val="24"/>
+                <w:szCs w:val="24"/>
+              </w:rPr>
+              <w:t xml:space="preserve">Đồng ý</w:t>
+            </w:r>
+          </w:p>
+        </w:tc>
+        <w:tc>
+          <w:tcPr>
+            <w:tcW w:type="dxa" w:w="4254"/>
+            <w:tcBorders>
+              <w:top w:val="single" w:color="000000" w:sz="4"/>
+              <w:left w:val="single" w:color="000000" w:sz="4"/>
+              <w:bottom w:val="single" w:color="000000" w:sz="4"/>
+              <w:right w:val="single" w:color="000000" w:sz="4"/>
+            </w:tcBorders>
+            <w:shd w:fill="F2F2F2" w:color="auto" w:val="clear"/>
+            <w:tcMar>
+              <w:top w:type="dxa" w:w="30"/>
+              <w:left w:type="dxa" w:w="70"/>
+              <w:bottom w:type="dxa" w:w="30"/>
+              <w:right w:type="dxa" w:w="70"/>
+            </w:tcMar>
+            <w:vAlign w:val="center"/>
+          </w:tcPr>
+          <w:p>
+            <w:pPr>
+              <w:keepNext/>
+              <w:spacing w:after="0" w:before="0" w:line="240" w:lineRule="auto"/>
+              <w:jc w:val="center"/>
+            </w:pPr>
+            <w:r>
+              <w:rPr>
+                <w:rFonts w:ascii="Times New Roman" w:cs="Times New Roman" w:eastAsia="Times New Roman" w:hAnsi="Times New Roman"/>
+                <w:b/>
+                <w:bCs/>
+                <w:i w:val="false"/>
+                <w:iCs w:val="false"/>
+                <w:sz w:val="24"/>
+                <w:szCs w:val="24"/>
+              </w:rPr>
+              <w:t xml:space="preserve">Không đồng ý</w:t>
+            </w:r>
+          </w:p>
+        </w:tc>
+      </w:tr>
+      <w:tr>
+        <w:trPr>
+          <w:cantSplit/>
+          <w:tblHeader w:val="false"/>
+        </w:trPr>
+        <w:tc>
+          <w:tcPr>
+            <w:tcW w:type="dxa" w:w="3884"/>
+            <w:tcBorders>
+              <w:top w:val="single" w:color="000000" w:sz="4"/>
+              <w:left w:val="single" w:color="000000" w:sz="4"/>
+              <w:bottom w:val="single" w:color="000000" w:sz="4"/>
+              <w:right w:val="single" w:color="000000" w:sz="4"/>
+            </w:tcBorders>
+            <w:tcMar>
+              <w:top w:type="dxa" w:w="30"/>
+              <w:left w:type="dxa" w:w="70"/>
+              <w:bottom w:type="dxa" w:w="30"/>
+              <w:right w:type="dxa" w:w="70"/>
+            </w:tcMar>
+            <w:vAlign w:val="center"/>
+          </w:tcPr>
+          <w:p>
+            <w:pPr>
+              <w:keepNext/>
+              <w:spacing w:after="0" w:before="0" w:line="240" w:lineRule="auto"/>
+              <w:jc w:val="left"/>
+            </w:pPr>
+            <w:r>
+              <w:rPr>
+                <w:rFonts w:ascii="Times New Roman" w:cs="Times New Roman" w:eastAsia="Times New Roman" w:hAnsi="Times New Roman"/>
+                <w:b w:val="false"/>
+                <w:bCs w:val="false"/>
+                <w:i w:val="false"/>
+                <w:iCs w:val="false"/>
+                <w:sz w:val="24"/>
+                <w:szCs w:val="24"/>
+              </w:rPr>
+              <w:t xml:space="preserve">1. Kiểm soát ra vào địa điểm bằng khuôn mặt</w:t>
+            </w:r>
+          </w:p>
+        </w:tc>
+        <w:tc>
+          <w:tcPr>
+            <w:tcW w:type="dxa" w:w="887"/>
+            <w:tcBorders>
+              <w:top w:val="single" w:color="000000" w:sz="4"/>
+              <w:left w:val="single" w:color="000000" w:sz="4"/>
+              <w:bottom w:val="single" w:color="000000" w:sz="4"/>
+              <w:right w:val="single" w:color="000000" w:sz="4"/>
+            </w:tcBorders>
+            <w:tcMar>
+              <w:top w:type="dxa" w:w="30"/>
+              <w:left w:type="dxa" w:w="70"/>
+              <w:bottom w:type="dxa" w:w="30"/>
+              <w:right w:type="dxa" w:w="70"/>
+            </w:tcMar>
+            <w:vAlign w:val="center"/>
+          </w:tcPr>
+          <w:p>
+            <w:pPr>
+              <w:keepNext/>
+              <w:spacing w:after="0" w:before="0" w:line="240" w:lineRule="auto"/>
+              <w:jc w:val="left"/>
+            </w:pPr>
+            <w:r>
+              <w:rPr>
+                <w:rFonts w:ascii="Times New Roman" w:cs="Times New Roman" w:eastAsia="Times New Roman" w:hAnsi="Times New Roman"/>
+                <w:b w:val="false"/>
+                <w:bCs w:val="false"/>
+                <w:i w:val="false"/>
+                <w:iCs w:val="false"/>
+                <w:sz w:val="24"/>
+                <w:szCs w:val="24"/>
+              </w:rPr>
+              <w:t xml:space="preserve">☐</w:t>
+            </w:r>
+          </w:p>
+        </w:tc>
+        <w:tc>
+          <w:tcPr>
+            <w:tcW w:type="dxa" w:w="4254"/>
+            <w:tcBorders>
+              <w:top w:val="single" w:color="000000" w:sz="4"/>
+              <w:left w:val="single" w:color="000000" w:sz="4"/>
+              <w:bottom w:val="single" w:color="000000" w:sz="4"/>
+              <w:right w:val="single" w:color="000000" w:sz="4"/>
+            </w:tcBorders>
+            <w:tcMar>
+              <w:top w:type="dxa" w:w="30"/>
+              <w:left w:type="dxa" w:w="70"/>
+              <w:bottom w:type="dxa" w:w="30"/>
+              <w:right w:type="dxa" w:w="70"/>
+            </w:tcMar>
+            <w:vAlign w:val="center"/>
+          </w:tcPr>
+          <w:p>
+            <w:pPr>
+              <w:keepNext/>
+              <w:spacing w:after="0" w:before="0" w:line="240" w:lineRule="auto"/>
+              <w:jc w:val="left"/>
+            </w:pPr>
+            <w:r>
+              <w:rPr>
+                <w:rFonts w:ascii="Times New Roman" w:cs="Times New Roman" w:eastAsia="Times New Roman" w:hAnsi="Times New Roman"/>
+                <w:b w:val="false"/>
+                <w:bCs w:val="false"/>
+                <w:i w:val="false"/>
+                <w:iCs w:val="false"/>
+                <w:sz w:val="24"/>
+                <w:szCs w:val="24"/>
+              </w:rPr>
+              <w:t xml:space="preserve">☐ Ra vào bằng {{thẻ/mã QR}}, bảo vệ đối chiếu</w:t>
+            </w:r>
+          </w:p>
+        </w:tc>
+      </w:tr>
+      <w:tr>
+        <w:trPr>
+          <w:cantSplit/>
+          <w:tblHeader w:val="false"/>
+        </w:trPr>
+        <w:tc>
+          <w:tcPr>
+            <w:tcW w:type="dxa" w:w="3884"/>
+            <w:tcBorders>
+              <w:top w:val="single" w:color="000000" w:sz="4"/>
+              <w:left w:val="single" w:color="000000" w:sz="4"/>
+              <w:bottom w:val="single" w:color="000000" w:sz="4"/>
+              <w:right w:val="single" w:color="000000" w:sz="4"/>
+            </w:tcBorders>
+            <w:tcMar>
+              <w:top w:type="dxa" w:w="30"/>
+              <w:left w:type="dxa" w:w="70"/>
+              <w:bottom w:type="dxa" w:w="30"/>
+              <w:right w:type="dxa" w:w="70"/>
+            </w:tcMar>
+            <w:vAlign w:val="center"/>
+          </w:tcPr>
+          <w:p>
+            <w:pPr>
+              <w:keepNext w:val="false"/>
+              <w:spacing w:after="0" w:before="0" w:line="240" w:lineRule="auto"/>
+              <w:jc w:val="left"/>
+            </w:pPr>
+            <w:r>
+              <w:rPr>
+                <w:rFonts w:ascii="Times New Roman" w:cs="Times New Roman" w:eastAsia="Times New Roman" w:hAnsi="Times New Roman"/>
+                <w:b w:val="false"/>
+                <w:bCs w:val="false"/>
+                <w:i w:val="false"/>
+                <w:iCs w:val="false"/>
+                <w:sz w:val="24"/>
+                <w:szCs w:val="24"/>
+              </w:rPr>
+              <w:t xml:space="preserve">2. Dùng nhật ký ra vào của tôi để tổng hợp ngày, giờ có mặt; gửi bảng tổng hợp </w:t>
+            </w:r>
+            <w:r>
+              <w:rPr>
+                <w:rFonts w:ascii="Times New Roman" w:cs="Times New Roman" w:eastAsia="Times New Roman" w:hAnsi="Times New Roman"/>
+                <w:b/>
+                <w:bCs/>
+                <w:i w:val="false"/>
+                <w:iCs w:val="false"/>
+                <w:sz w:val="24"/>
+                <w:szCs w:val="24"/>
+              </w:rPr>
+              <w:t xml:space="preserve">có tên tôi</w:t>
+            </w:r>
+            <w:r>
+              <w:rPr>
+                <w:rFonts w:ascii="Times New Roman" w:cs="Times New Roman" w:eastAsia="Times New Roman" w:hAnsi="Times New Roman"/>
+                <w:b w:val="false"/>
+                <w:bCs w:val="false"/>
+                <w:i w:val="false"/>
+                <w:iCs w:val="false"/>
+                <w:sz w:val="24"/>
+                <w:szCs w:val="24"/>
+              </w:rPr>
+              <w:t xml:space="preserve"> cho đơn vị đối tác để đối chiếu ngày công, thanh toán giữa hai đơn vị và đối chiếu ngày công của tôi</w:t>
+            </w:r>
+          </w:p>
+        </w:tc>
+        <w:tc>
+          <w:tcPr>
+            <w:tcW w:type="dxa" w:w="887"/>
+            <w:tcBorders>
+              <w:top w:val="single" w:color="000000" w:sz="4"/>
+              <w:left w:val="single" w:color="000000" w:sz="4"/>
+              <w:bottom w:val="single" w:color="000000" w:sz="4"/>
+              <w:right w:val="single" w:color="000000" w:sz="4"/>
+            </w:tcBorders>
+            <w:tcMar>
+              <w:top w:type="dxa" w:w="30"/>
+              <w:left w:type="dxa" w:w="70"/>
+              <w:bottom w:type="dxa" w:w="30"/>
+              <w:right w:type="dxa" w:w="70"/>
+            </w:tcMar>
+            <w:vAlign w:val="center"/>
+          </w:tcPr>
+          <w:p>
+            <w:pPr>
+              <w:keepNext w:val="false"/>
+              <w:spacing w:after="0" w:before="0" w:line="240" w:lineRule="auto"/>
+              <w:jc w:val="left"/>
+            </w:pPr>
+            <w:r>
+              <w:rPr>
+                <w:rFonts w:ascii="Times New Roman" w:cs="Times New Roman" w:eastAsia="Times New Roman" w:hAnsi="Times New Roman"/>
+                <w:b w:val="false"/>
+                <w:bCs w:val="false"/>
+                <w:i w:val="false"/>
+                <w:iCs w:val="false"/>
+                <w:sz w:val="24"/>
+                <w:szCs w:val="24"/>
+              </w:rPr>
+              <w:t xml:space="preserve">☐</w:t>
+            </w:r>
+          </w:p>
+        </w:tc>
+        <w:tc>
+          <w:tcPr>
+            <w:tcW w:type="dxa" w:w="4254"/>
+            <w:tcBorders>
+              <w:top w:val="single" w:color="000000" w:sz="4"/>
+              <w:left w:val="single" w:color="000000" w:sz="4"/>
+              <w:bottom w:val="single" w:color="000000" w:sz="4"/>
+              <w:right w:val="single" w:color="000000" w:sz="4"/>
+            </w:tcBorders>
+            <w:tcMar>
+              <w:top w:type="dxa" w:w="30"/>
+              <w:left w:type="dxa" w:w="70"/>
+              <w:bottom w:type="dxa" w:w="30"/>
+              <w:right w:type="dxa" w:w="70"/>
+            </w:tcMar>
+            <w:vAlign w:val="center"/>
+          </w:tcPr>
+          <w:p>
+            <w:pPr>
+              <w:keepNext w:val="false"/>
+              <w:spacing w:after="0" w:before="0" w:line="240" w:lineRule="auto"/>
+              <w:jc w:val="left"/>
+            </w:pPr>
+            <w:r>
+              <w:rPr>
+                <w:rFonts w:ascii="Times New Roman" w:cs="Times New Roman" w:eastAsia="Times New Roman" w:hAnsi="Times New Roman"/>
+                <w:b w:val="false"/>
+                <w:bCs w:val="false"/>
+                <w:i w:val="false"/>
+                <w:iCs w:val="false"/>
+                <w:sz w:val="24"/>
+                <w:szCs w:val="24"/>
+              </w:rPr>
+              <w:t xml:space="preserve">☐ Tên tôi không có trong bảng tổng hợp gửi đơn vị đối tác; </w:t>
+            </w:r>
+            <w:r>
+              <w:rPr>
+                <w:rFonts w:ascii="Times New Roman" w:cs="Times New Roman" w:eastAsia="Times New Roman" w:hAnsi="Times New Roman"/>
+                <w:b w:val="false"/>
+                <w:bCs w:val="false"/>
+                <w:i w:val="false"/>
+                <w:iCs w:val="false"/>
+                <w:sz w:val="24"/>
+                <w:szCs w:val="24"/>
+                <w:highlight w:val="yellow"/>
+              </w:rPr>
+              <w:t xml:space="preserve">Công ty TNHH Sản xuất Mẫu</w:t>
+            </w:r>
+            <w:r>
+              <w:rPr>
+                <w:rFonts w:ascii="Times New Roman" w:cs="Times New Roman" w:eastAsia="Times New Roman" w:hAnsi="Times New Roman"/>
+                <w:b w:val="false"/>
+                <w:bCs w:val="false"/>
+                <w:i w:val="false"/>
+                <w:iCs w:val="false"/>
+                <w:sz w:val="24"/>
+                <w:szCs w:val="24"/>
+              </w:rPr>
+              <w:t xml:space="preserve"> chỉ gửi số liệu tổng hợp không gắn với tên người</w:t>
+            </w:r>
+          </w:p>
+        </w:tc>
+      </w:tr>
+    </w:tbl>
+    <w:p>
+      <w:pPr>
+        <w:spacing w:after="60" w:before="0" w:line="276" w:lineRule="auto"/>
+        <w:jc w:val="both"/>
+      </w:pPr>
+    </w:p>
+    <w:p>
+      <w:pPr>
+        <w:spacing w:after="120" w:before="0" w:line="276" w:lineRule="auto"/>
+        <w:ind w:firstLine="566"/>
+        <w:jc w:val="both"/>
+      </w:pPr>
+      <w:r>
+        <w:rPr>
+          <w:rFonts w:ascii="Times New Roman" w:cs="Times New Roman" w:eastAsia="Times New Roman" w:hAnsi="Times New Roman"/>
+          <w:b w:val="false"/>
+          <w:bCs w:val="false"/>
+          <w:i w:val="false"/>
+          <w:iCs w:val="false"/>
+          <w:sz w:val="26"/>
+          <w:szCs w:val="26"/>
+        </w:rPr>
+        <w:t xml:space="preserve">Dữ liệu </w:t>
+      </w:r>
+      <w:r>
+        <w:rPr>
+          <w:rFonts w:ascii="Times New Roman" w:cs="Times New Roman" w:eastAsia="Times New Roman" w:hAnsi="Times New Roman"/>
+          <w:b/>
+          <w:bCs/>
+          <w:i w:val="false"/>
+          <w:iCs w:val="false"/>
+          <w:sz w:val="26"/>
+          <w:szCs w:val="26"/>
+        </w:rPr>
+        <w:t xml:space="preserve">không</w:t>
+      </w:r>
+      <w:r>
+        <w:rPr>
+          <w:rFonts w:ascii="Times New Roman" w:cs="Times New Roman" w:eastAsia="Times New Roman" w:hAnsi="Times New Roman"/>
+          <w:b w:val="false"/>
+          <w:bCs w:val="false"/>
+          <w:i w:val="false"/>
+          <w:iCs w:val="false"/>
+          <w:sz w:val="26"/>
+          <w:szCs w:val="26"/>
+        </w:rPr>
+        <w:t xml:space="preserve"> được dùng cho mục đích nào khác ngoài mục đích anh/chị đã chọn, </w:t>
+      </w:r>
+      <w:r>
+        <w:rPr>
+          <w:rFonts w:ascii="Times New Roman" w:cs="Times New Roman" w:eastAsia="Times New Roman" w:hAnsi="Times New Roman"/>
+          <w:b/>
+          <w:bCs/>
+          <w:i w:val="false"/>
+          <w:iCs w:val="false"/>
+          <w:sz w:val="26"/>
+          <w:szCs w:val="26"/>
+        </w:rPr>
+        <w:t xml:space="preserve">không</w:t>
+      </w:r>
+      <w:r>
+        <w:rPr>
+          <w:rFonts w:ascii="Times New Roman" w:cs="Times New Roman" w:eastAsia="Times New Roman" w:hAnsi="Times New Roman"/>
+          <w:b w:val="false"/>
+          <w:bCs w:val="false"/>
+          <w:i w:val="false"/>
+          <w:iCs w:val="false"/>
+          <w:sz w:val="26"/>
+          <w:szCs w:val="26"/>
+        </w:rPr>
+        <w:t xml:space="preserve"> dùng để huấn luyện mô hình trí tuệ nhân tạo, </w:t>
+      </w:r>
+      <w:r>
+        <w:rPr>
+          <w:rFonts w:ascii="Times New Roman" w:cs="Times New Roman" w:eastAsia="Times New Roman" w:hAnsi="Times New Roman"/>
+          <w:b/>
+          <w:bCs/>
+          <w:i w:val="false"/>
+          <w:iCs w:val="false"/>
+          <w:sz w:val="26"/>
+          <w:szCs w:val="26"/>
+        </w:rPr>
+        <w:t xml:space="preserve">không</w:t>
+      </w:r>
+      <w:r>
+        <w:rPr>
+          <w:rFonts w:ascii="Times New Roman" w:cs="Times New Roman" w:eastAsia="Times New Roman" w:hAnsi="Times New Roman"/>
+          <w:b w:val="false"/>
+          <w:bCs w:val="false"/>
+          <w:i w:val="false"/>
+          <w:iCs w:val="false"/>
+          <w:sz w:val="26"/>
+          <w:szCs w:val="26"/>
+        </w:rPr>
+        <w:t xml:space="preserve"> chia sẻ cho bên thứ ba nào khác, trừ trường hợp cơ quan nhà nước có thẩm quyền yêu cầu theo quy định của pháp luật.</w:t>
+      </w:r>
+    </w:p>
+    <w:p>
+      <w:pPr>
+        <w:keepNext/>
+        <w:spacing w:after="120" w:before="180" w:line="240" w:lineRule="auto"/>
+        <w:jc w:val="left"/>
+      </w:pPr>
+      <w:r>
+        <w:rPr>
+          <w:rFonts w:ascii="Times New Roman" w:cs="Times New Roman" w:eastAsia="Times New Roman" w:hAnsi="Times New Roman"/>
+          <w:b/>
+          <w:bCs/>
+          <w:i w:val="false"/>
+          <w:iCs w:val="false"/>
+          <w:caps w:val="false"/>
+          <w:sz w:val="26"/>
+          <w:szCs w:val="26"/>
+        </w:rPr>
+        <w:t xml:space="preserve">4. Cách đăng ký khuôn mặt — chỉ khi anh/chị đồng ý mục đích 1</w:t>
+      </w:r>
+    </w:p>
+    <w:tbl>
+      <w:tblPr>
+        <w:tblW w:type="pct" w:w="100%"/>
+        <w:tblBorders>
+          <w:top w:val="single" w:color="auto" w:sz="4"/>
+          <w:left w:val="single" w:color="auto" w:sz="4"/>
+          <w:bottom w:val="single" w:color="auto" w:sz="4"/>
+          <w:right w:val="single" w:color="auto" w:sz="4"/>
+          <w:insideH w:val="single" w:color="auto" w:sz="4"/>
+          <w:insideV w:val="single" w:color="auto" w:sz="4"/>
+        </w:tblBorders>
+        <w:tblLayout w:type="autofit"/>
+      </w:tblPr>
+      <w:tblGrid>
+        <w:gridCol w:w="8138"/>
+        <w:gridCol w:w="887"/>
+      </w:tblGrid>
+      <w:tr>
+        <w:trPr>
+          <w:cantSplit/>
+          <w:tblHeader/>
+        </w:trPr>
+        <w:tc>
+          <w:tcPr>
+            <w:tcW w:type="dxa" w:w="8138"/>
+            <w:tcBorders>
+              <w:top w:val="single" w:color="000000" w:sz="4"/>
+              <w:left w:val="single" w:color="000000" w:sz="4"/>
+              <w:bottom w:val="single" w:color="000000" w:sz="4"/>
+              <w:right w:val="single" w:color="000000" w:sz="4"/>
+            </w:tcBorders>
+            <w:shd w:fill="F2F2F2" w:color="auto" w:val="clear"/>
+            <w:tcMar>
+              <w:top w:type="dxa" w:w="30"/>
+              <w:left w:type="dxa" w:w="70"/>
+              <w:bottom w:type="dxa" w:w="30"/>
+              <w:right w:type="dxa" w:w="70"/>
+            </w:tcMar>
+            <w:vAlign w:val="center"/>
+          </w:tcPr>
+          <w:p>
+            <w:pPr>
+              <w:keepNext/>
+              <w:spacing w:after="0" w:before="0" w:line="240" w:lineRule="auto"/>
+              <w:jc w:val="center"/>
+            </w:pPr>
+            <w:r>
+              <w:rPr>
+                <w:rFonts w:ascii="Times New Roman" w:cs="Times New Roman" w:eastAsia="Times New Roman" w:hAnsi="Times New Roman"/>
+                <w:b/>
+                <w:bCs/>
+                <w:i w:val="false"/>
+                <w:iCs w:val="false"/>
+                <w:sz w:val="24"/>
+                <w:szCs w:val="24"/>
+              </w:rPr>
+              <w:t xml:space="preserve">Cách đăng ký</w:t>
+            </w:r>
+          </w:p>
+        </w:tc>
+        <w:tc>
+          <w:tcPr>
+            <w:tcW w:type="dxa" w:w="887"/>
+            <w:tcBorders>
+              <w:top w:val="single" w:color="000000" w:sz="4"/>
+              <w:left w:val="single" w:color="000000" w:sz="4"/>
+              <w:bottom w:val="single" w:color="000000" w:sz="4"/>
+              <w:right w:val="single" w:color="000000" w:sz="4"/>
+            </w:tcBorders>
+            <w:shd w:fill="F2F2F2" w:color="auto" w:val="clear"/>
+            <w:tcMar>
+              <w:top w:type="dxa" w:w="30"/>
+              <w:left w:type="dxa" w:w="70"/>
+              <w:bottom w:type="dxa" w:w="30"/>
+              <w:right w:type="dxa" w:w="70"/>
+            </w:tcMar>
+            <w:vAlign w:val="center"/>
+          </w:tcPr>
+          <w:p>
+            <w:pPr>
+              <w:keepNext/>
+              <w:spacing w:after="0" w:before="0" w:line="240" w:lineRule="auto"/>
+              <w:jc w:val="center"/>
+            </w:pPr>
+            <w:r>
+              <w:rPr>
+                <w:rFonts w:ascii="Times New Roman" w:cs="Times New Roman" w:eastAsia="Times New Roman" w:hAnsi="Times New Roman"/>
+                <w:b/>
+                <w:bCs/>
+                <w:i w:val="false"/>
+                <w:iCs w:val="false"/>
+                <w:sz w:val="24"/>
+                <w:szCs w:val="24"/>
+              </w:rPr>
+              <w:t xml:space="preserve">Chọn</w:t>
+            </w:r>
+          </w:p>
+        </w:tc>
+      </w:tr>
+      <w:tr>
+        <w:trPr>
+          <w:cantSplit/>
+          <w:tblHeader w:val="false"/>
+        </w:trPr>
+        <w:tc>
+          <w:tcPr>
+            <w:tcW w:type="dxa" w:w="8138"/>
+            <w:tcBorders>
+              <w:top w:val="single" w:color="000000" w:sz="4"/>
+              <w:left w:val="single" w:color="000000" w:sz="4"/>
+              <w:bottom w:val="single" w:color="000000" w:sz="4"/>
+              <w:right w:val="single" w:color="000000" w:sz="4"/>
+            </w:tcBorders>
+            <w:tcMar>
+              <w:top w:type="dxa" w:w="30"/>
+              <w:left w:type="dxa" w:w="70"/>
+              <w:bottom w:type="dxa" w:w="30"/>
+              <w:right w:type="dxa" w:w="70"/>
+            </w:tcMar>
+            <w:vAlign w:val="center"/>
+          </w:tcPr>
+          <w:p>
+            <w:pPr>
+              <w:keepNext/>
+              <w:spacing w:after="0" w:before="0" w:line="240" w:lineRule="auto"/>
+              <w:jc w:val="left"/>
+            </w:pPr>
+            <w:r>
+              <w:rPr>
+                <w:rFonts w:ascii="Times New Roman" w:cs="Times New Roman" w:eastAsia="Times New Roman" w:hAnsi="Times New Roman"/>
+                <w:b w:val="false"/>
+                <w:bCs w:val="false"/>
+                <w:i w:val="false"/>
+                <w:iCs w:val="false"/>
+                <w:sz w:val="24"/>
+                <w:szCs w:val="24"/>
+              </w:rPr>
+              <w:t xml:space="preserve">Chụp ảnh trực tiếp tại bàn đăng ký của </w:t>
+            </w:r>
+            <w:r>
+              <w:rPr>
+                <w:rFonts w:ascii="Times New Roman" w:cs="Times New Roman" w:eastAsia="Times New Roman" w:hAnsi="Times New Roman"/>
+                <w:b w:val="false"/>
+                <w:bCs w:val="false"/>
+                <w:i w:val="false"/>
+                <w:iCs w:val="false"/>
+                <w:sz w:val="24"/>
+                <w:szCs w:val="24"/>
+                <w:highlight w:val="yellow"/>
+              </w:rPr>
+              <w:t xml:space="preserve">Công ty TNHH Sản xuất Mẫu</w:t>
+            </w:r>
+          </w:p>
+        </w:tc>
+        <w:tc>
+          <w:tcPr>
+            <w:tcW w:type="dxa" w:w="887"/>
+            <w:tcBorders>
+              <w:top w:val="single" w:color="000000" w:sz="4"/>
+              <w:left w:val="single" w:color="000000" w:sz="4"/>
+              <w:bottom w:val="single" w:color="000000" w:sz="4"/>
+              <w:right w:val="single" w:color="000000" w:sz="4"/>
+            </w:tcBorders>
+            <w:tcMar>
+              <w:top w:type="dxa" w:w="30"/>
+              <w:left w:type="dxa" w:w="70"/>
+              <w:bottom w:type="dxa" w:w="30"/>
+              <w:right w:type="dxa" w:w="70"/>
+            </w:tcMar>
+            <w:vAlign w:val="center"/>
+          </w:tcPr>
+          <w:p>
+            <w:pPr>
+              <w:keepNext/>
+              <w:spacing w:after="0" w:before="0" w:line="240" w:lineRule="auto"/>
+              <w:jc w:val="left"/>
+            </w:pPr>
+            <w:r>
+              <w:rPr>
+                <w:rFonts w:ascii="Times New Roman" w:cs="Times New Roman" w:eastAsia="Times New Roman" w:hAnsi="Times New Roman"/>
+                <w:b w:val="false"/>
+                <w:bCs w:val="false"/>
+                <w:i w:val="false"/>
+                <w:iCs w:val="false"/>
+                <w:sz w:val="24"/>
+                <w:szCs w:val="24"/>
+              </w:rPr>
+              <w:t xml:space="preserve">☐</w:t>
+            </w:r>
+          </w:p>
+        </w:tc>
+      </w:tr>
+      <w:tr>
+        <w:trPr>
+          <w:cantSplit/>
+          <w:tblHeader w:val="false"/>
+        </w:trPr>
+        <w:tc>
+          <w:tcPr>
+            <w:tcW w:type="dxa" w:w="8138"/>
+            <w:tcBorders>
+              <w:top w:val="single" w:color="000000" w:sz="4"/>
+              <w:left w:val="single" w:color="000000" w:sz="4"/>
+              <w:bottom w:val="single" w:color="000000" w:sz="4"/>
+              <w:right w:val="single" w:color="000000" w:sz="4"/>
+            </w:tcBorders>
+            <w:tcMar>
+              <w:top w:type="dxa" w:w="30"/>
+              <w:left w:type="dxa" w:w="70"/>
+              <w:bottom w:type="dxa" w:w="30"/>
+              <w:right w:type="dxa" w:w="70"/>
+            </w:tcMar>
+            <w:vAlign w:val="center"/>
+          </w:tcPr>
+          <w:p>
+            <w:pPr>
+              <w:keepNext w:val="false"/>
+              <w:spacing w:after="0" w:before="0" w:line="240" w:lineRule="auto"/>
+              <w:jc w:val="left"/>
+            </w:pPr>
+            <w:r>
+              <w:rPr>
+                <w:rFonts w:ascii="Times New Roman" w:cs="Times New Roman" w:eastAsia="Times New Roman" w:hAnsi="Times New Roman"/>
+                <w:b w:val="false"/>
+                <w:bCs w:val="false"/>
+                <w:i w:val="false"/>
+                <w:iCs w:val="false"/>
+                <w:sz w:val="24"/>
+                <w:szCs w:val="24"/>
+              </w:rPr>
+              <w:t xml:space="preserve">Tôi đồng ý để </w:t>
+            </w:r>
+            <w:r>
+              <w:rPr>
+                <w:rFonts w:ascii="Times New Roman" w:cs="Times New Roman" w:eastAsia="Times New Roman" w:hAnsi="Times New Roman"/>
+                <w:b w:val="false"/>
+                <w:bCs w:val="false"/>
+                <w:i w:val="false"/>
+                <w:iCs w:val="false"/>
+                <w:sz w:val="24"/>
+                <w:szCs w:val="24"/>
+                <w:highlight w:val="yellow"/>
+              </w:rPr>
+              <w:t xml:space="preserve">Công ty TNHH Dịch vụ Kỹ thuật Mẫu</w:t>
+            </w:r>
+            <w:r>
+              <w:rPr>
+                <w:rFonts w:ascii="Times New Roman" w:cs="Times New Roman" w:eastAsia="Times New Roman" w:hAnsi="Times New Roman"/>
+                <w:b w:val="false"/>
+                <w:bCs w:val="false"/>
+                <w:i w:val="false"/>
+                <w:iCs w:val="false"/>
+                <w:sz w:val="24"/>
+                <w:szCs w:val="24"/>
+              </w:rPr>
+              <w:t xml:space="preserve"> chụp và chuyển ảnh khuôn mặt của tôi cho </w:t>
+            </w:r>
+            <w:r>
+              <w:rPr>
+                <w:rFonts w:ascii="Times New Roman" w:cs="Times New Roman" w:eastAsia="Times New Roman" w:hAnsi="Times New Roman"/>
+                <w:b w:val="false"/>
+                <w:bCs w:val="false"/>
+                <w:i w:val="false"/>
+                <w:iCs w:val="false"/>
+                <w:sz w:val="24"/>
+                <w:szCs w:val="24"/>
+                <w:highlight w:val="yellow"/>
+              </w:rPr>
+              <w:t xml:space="preserve">Công ty TNHH Sản xuất Mẫu</w:t>
+            </w:r>
+            <w:r>
+              <w:rPr>
+                <w:rFonts w:ascii="Times New Roman" w:cs="Times New Roman" w:eastAsia="Times New Roman" w:hAnsi="Times New Roman"/>
+                <w:b w:val="false"/>
+                <w:bCs w:val="false"/>
+                <w:i w:val="false"/>
+                <w:iCs w:val="false"/>
+                <w:sz w:val="24"/>
+                <w:szCs w:val="24"/>
+              </w:rPr>
+              <w:t xml:space="preserve"> qua kênh có mã hóa; đơn vị đối tác xóa ảnh sau khi </w:t>
+            </w:r>
+            <w:r>
+              <w:rPr>
+                <w:rFonts w:ascii="Times New Roman" w:cs="Times New Roman" w:eastAsia="Times New Roman" w:hAnsi="Times New Roman"/>
+                <w:b w:val="false"/>
+                <w:bCs w:val="false"/>
+                <w:i w:val="false"/>
+                <w:iCs w:val="false"/>
+                <w:sz w:val="24"/>
+                <w:szCs w:val="24"/>
+                <w:highlight w:val="yellow"/>
+              </w:rPr>
+              <w:t xml:space="preserve">Công ty TNHH Sản xuất Mẫu</w:t>
+            </w:r>
+            <w:r>
+              <w:rPr>
+                <w:rFonts w:ascii="Times New Roman" w:cs="Times New Roman" w:eastAsia="Times New Roman" w:hAnsi="Times New Roman"/>
+                <w:b w:val="false"/>
+                <w:bCs w:val="false"/>
+                <w:i w:val="false"/>
+                <w:iCs w:val="false"/>
+                <w:sz w:val="24"/>
+                <w:szCs w:val="24"/>
+              </w:rPr>
+              <w:t xml:space="preserve"> xác nhận đã đăng ký</w:t>
+            </w:r>
+          </w:p>
+        </w:tc>
+        <w:tc>
+          <w:tcPr>
+            <w:tcW w:type="dxa" w:w="887"/>
+            <w:tcBorders>
+              <w:top w:val="single" w:color="000000" w:sz="4"/>
+              <w:left w:val="single" w:color="000000" w:sz="4"/>
+              <w:bottom w:val="single" w:color="000000" w:sz="4"/>
+              <w:right w:val="single" w:color="000000" w:sz="4"/>
+            </w:tcBorders>
+            <w:tcMar>
+              <w:top w:type="dxa" w:w="30"/>
+              <w:left w:type="dxa" w:w="70"/>
+              <w:bottom w:type="dxa" w:w="30"/>
+              <w:right w:type="dxa" w:w="70"/>
+            </w:tcMar>
+            <w:vAlign w:val="center"/>
+          </w:tcPr>
+          <w:p>
+            <w:pPr>
+              <w:keepNext w:val="false"/>
+              <w:spacing w:after="0" w:before="0" w:line="240" w:lineRule="auto"/>
+              <w:jc w:val="left"/>
+            </w:pPr>
+            <w:r>
+              <w:rPr>
+                <w:rFonts w:ascii="Times New Roman" w:cs="Times New Roman" w:eastAsia="Times New Roman" w:hAnsi="Times New Roman"/>
+                <w:b w:val="false"/>
+                <w:bCs w:val="false"/>
+                <w:i w:val="false"/>
+                <w:iCs w:val="false"/>
+                <w:sz w:val="24"/>
+                <w:szCs w:val="24"/>
+              </w:rPr>
+              <w:t xml:space="preserve">☐</w:t>
+            </w:r>
+          </w:p>
+        </w:tc>
+      </w:tr>
+    </w:tbl>
+    <w:p>
+      <w:pPr>
+        <w:spacing w:after="60" w:before="0" w:line="276" w:lineRule="auto"/>
+        <w:jc w:val="both"/>
+      </w:pPr>
+    </w:p>
+    <w:p>
+      <w:pPr>
+        <w:keepNext/>
+        <w:spacing w:after="120" w:before="180" w:line="240" w:lineRule="auto"/>
+        <w:jc w:val="left"/>
+      </w:pPr>
+      <w:r>
+        <w:rPr>
+          <w:rFonts w:ascii="Times New Roman" w:cs="Times New Roman" w:eastAsia="Times New Roman" w:hAnsi="Times New Roman"/>
+          <w:b/>
+          <w:bCs/>
+          <w:i w:val="false"/>
+          <w:iCs w:val="false"/>
+          <w:caps w:val="false"/>
+          <w:sz w:val="26"/>
+          <w:szCs w:val="26"/>
+        </w:rPr>
+        <w:t xml:space="preserve">5. Cách hệ thống hoạt động và ảnh hưởng tới anh/chị</w:t>
+      </w:r>
+    </w:p>
+    <w:p>
+      <w:pPr>
+        <w:spacing w:after="60" w:before="0" w:line="276" w:lineRule="auto"/>
+        <w:ind w:left="453" w:hanging="283"/>
+        <w:jc w:val="both"/>
+      </w:pPr>
+      <w:r>
+        <w:rPr>
+          <w:rFonts w:ascii="Times New Roman" w:cs="Times New Roman" w:eastAsia="Times New Roman" w:hAnsi="Times New Roman"/>
+          <w:b w:val="false"/>
+          <w:bCs w:val="false"/>
+          <w:i w:val="false"/>
+          <w:iCs w:val="false"/>
+          <w:sz w:val="26"/>
+          <w:szCs w:val="26"/>
+        </w:rPr>
+        <w:t xml:space="preserve">- Hệ thống so sánh khuôn mặt trước camera với đặc trưng đã đăng ký. Nếu mức giống nhau vượt ngưỡng cài đặt, hệ thống ghi nhận là anh/chị. Hệ thống có kiểm tra người thật để chống dùng ảnh, video giả.</w:t>
+      </w:r>
+    </w:p>
+    <w:p>
+      <w:pPr>
+        <w:spacing w:after="60" w:before="0" w:line="276" w:lineRule="auto"/>
+        <w:ind w:left="453" w:hanging="283"/>
+        <w:jc w:val="both"/>
+      </w:pPr>
+      <w:r>
+        <w:rPr>
+          <w:rFonts w:ascii="Times New Roman" w:cs="Times New Roman" w:eastAsia="Times New Roman" w:hAnsi="Times New Roman"/>
+          <w:b w:val="false"/>
+          <w:bCs w:val="false"/>
+          <w:i w:val="false"/>
+          <w:iCs w:val="false"/>
+          <w:sz w:val="26"/>
+          <w:szCs w:val="26"/>
+        </w:rPr>
+        <w:t xml:space="preserve">- Hệ thống </w:t>
+      </w:r>
+      <w:r>
+        <w:rPr>
+          <w:rFonts w:ascii="Times New Roman" w:cs="Times New Roman" w:eastAsia="Times New Roman" w:hAnsi="Times New Roman"/>
+          <w:b/>
+          <w:bCs/>
+          <w:i w:val="false"/>
+          <w:iCs w:val="false"/>
+          <w:sz w:val="26"/>
+          <w:szCs w:val="26"/>
+        </w:rPr>
+        <w:t xml:space="preserve">có thể nhận nhầm hoặc không nhận ra</w:t>
+      </w:r>
+      <w:r>
+        <w:rPr>
+          <w:rFonts w:ascii="Times New Roman" w:cs="Times New Roman" w:eastAsia="Times New Roman" w:hAnsi="Times New Roman"/>
+          <w:b w:val="false"/>
+          <w:bCs w:val="false"/>
+          <w:i w:val="false"/>
+          <w:iCs w:val="false"/>
+          <w:sz w:val="26"/>
+          <w:szCs w:val="26"/>
+        </w:rPr>
+        <w:t xml:space="preserve">. Khi đó bảo vệ kiểm tra và cho anh/chị ra vào bằng {{thẻ/mã QR}}; lượt ra vào vẫn được ghi nhận.</w:t>
+      </w:r>
+    </w:p>
+    <w:p>
+      <w:pPr>
+        <w:spacing w:after="60" w:before="0" w:line="276" w:lineRule="auto"/>
+        <w:ind w:left="453" w:hanging="283"/>
+        <w:jc w:val="both"/>
+      </w:pPr>
+      <w:r>
+        <w:rPr>
+          <w:rFonts w:ascii="Times New Roman" w:cs="Times New Roman" w:eastAsia="Times New Roman" w:hAnsi="Times New Roman"/>
+          <w:b w:val="false"/>
+          <w:bCs w:val="false"/>
+          <w:i w:val="false"/>
+          <w:iCs w:val="false"/>
+          <w:sz w:val="26"/>
+          <w:szCs w:val="26"/>
+        </w:rPr>
+        <w:t xml:space="preserve">- Kết quả nhận diện và bảng tổng hợp </w:t>
+      </w:r>
+      <w:r>
+        <w:rPr>
+          <w:rFonts w:ascii="Times New Roman" w:cs="Times New Roman" w:eastAsia="Times New Roman" w:hAnsi="Times New Roman"/>
+          <w:b/>
+          <w:bCs/>
+          <w:i w:val="false"/>
+          <w:iCs w:val="false"/>
+          <w:sz w:val="26"/>
+          <w:szCs w:val="26"/>
+        </w:rPr>
+        <w:t xml:space="preserve">không tự động</w:t>
+      </w:r>
+      <w:r>
+        <w:rPr>
+          <w:rFonts w:ascii="Times New Roman" w:cs="Times New Roman" w:eastAsia="Times New Roman" w:hAnsi="Times New Roman"/>
+          <w:b w:val="false"/>
+          <w:bCs w:val="false"/>
+          <w:i w:val="false"/>
+          <w:iCs w:val="false"/>
+          <w:sz w:val="26"/>
+          <w:szCs w:val="26"/>
+        </w:rPr>
+        <w:t xml:space="preserve"> dẫn tới xử phạt, trừ công, trừ tiền. Khi thấy ghi nhận sai, anh/chị có quyền yêu cầu </w:t>
+      </w:r>
+      <w:r>
+        <w:rPr>
+          <w:rFonts w:ascii="Times New Roman" w:cs="Times New Roman" w:eastAsia="Times New Roman" w:hAnsi="Times New Roman"/>
+          <w:b w:val="false"/>
+          <w:bCs w:val="false"/>
+          <w:i w:val="false"/>
+          <w:iCs w:val="false"/>
+          <w:sz w:val="26"/>
+          <w:szCs w:val="26"/>
+          <w:highlight w:val="yellow"/>
+        </w:rPr>
+        <w:t xml:space="preserve">Công ty TNHH Sản xuất Mẫu</w:t>
+      </w:r>
+      <w:r>
+        <w:rPr>
+          <w:rFonts w:ascii="Times New Roman" w:cs="Times New Roman" w:eastAsia="Times New Roman" w:hAnsi="Times New Roman"/>
+          <w:b w:val="false"/>
+          <w:bCs w:val="false"/>
+          <w:i w:val="false"/>
+          <w:iCs w:val="false"/>
+          <w:sz w:val="26"/>
+          <w:szCs w:val="26"/>
+        </w:rPr>
+        <w:t xml:space="preserve"> hoặc đơn vị đối tác </w:t>
+      </w:r>
+      <w:r>
+        <w:rPr>
+          <w:rFonts w:ascii="Times New Roman" w:cs="Times New Roman" w:eastAsia="Times New Roman" w:hAnsi="Times New Roman"/>
+          <w:b/>
+          <w:bCs/>
+          <w:i w:val="false"/>
+          <w:iCs w:val="false"/>
+          <w:sz w:val="26"/>
+          <w:szCs w:val="26"/>
+        </w:rPr>
+        <w:t xml:space="preserve">xem xét lại</w:t>
+      </w:r>
+      <w:r>
+        <w:rPr>
+          <w:rFonts w:ascii="Times New Roman" w:cs="Times New Roman" w:eastAsia="Times New Roman" w:hAnsi="Times New Roman"/>
+          <w:b w:val="false"/>
+          <w:bCs w:val="false"/>
+          <w:i w:val="false"/>
+          <w:iCs w:val="false"/>
+          <w:sz w:val="26"/>
+          <w:szCs w:val="26"/>
+        </w:rPr>
+        <w:t xml:space="preserve">.</w:t>
+      </w:r>
+    </w:p>
+    <w:p>
+      <w:pPr>
+        <w:spacing w:after="60" w:before="0" w:line="276" w:lineRule="auto"/>
+        <w:ind w:left="453" w:hanging="283"/>
+        <w:jc w:val="both"/>
+      </w:pPr>
+      <w:r>
+        <w:rPr>
+          <w:rFonts w:ascii="Times New Roman" w:cs="Times New Roman" w:eastAsia="Times New Roman" w:hAnsi="Times New Roman"/>
+          <w:b w:val="false"/>
+          <w:bCs w:val="false"/>
+          <w:i w:val="false"/>
+          <w:iCs w:val="false"/>
+          <w:sz w:val="26"/>
+          <w:szCs w:val="26"/>
+        </w:rPr>
+        <w:t xml:space="preserve">- Giải thích chi tiết nguyên tắc hoạt động: {{đường dẫn/nơi nhận tài liệu giải thích thuật toán}}.</w:t>
+      </w:r>
+    </w:p>
+    <w:p>
+      <w:pPr>
+        <w:keepNext/>
+        <w:spacing w:after="120" w:before="180" w:line="240" w:lineRule="auto"/>
+        <w:jc w:val="left"/>
+      </w:pPr>
+      <w:r>
+        <w:rPr>
+          <w:rFonts w:ascii="Times New Roman" w:cs="Times New Roman" w:eastAsia="Times New Roman" w:hAnsi="Times New Roman"/>
+          <w:b/>
+          <w:bCs/>
+          <w:i w:val="false"/>
+          <w:iCs w:val="false"/>
+          <w:caps w:val="false"/>
+          <w:sz w:val="26"/>
+          <w:szCs w:val="26"/>
+        </w:rPr>
+        <w:t xml:space="preserve">6. Thời hạn lưu trữ và xóa</w:t>
+      </w:r>
+    </w:p>
+    <w:tbl>
+      <w:tblPr>
+        <w:tblW w:type="pct" w:w="100%"/>
+        <w:tblBorders>
+          <w:top w:val="single" w:color="auto" w:sz="4"/>
+          <w:left w:val="single" w:color="auto" w:sz="4"/>
+          <w:bottom w:val="single" w:color="auto" w:sz="4"/>
+          <w:right w:val="single" w:color="auto" w:sz="4"/>
+          <w:insideH w:val="single" w:color="auto" w:sz="4"/>
+          <w:insideV w:val="single" w:color="auto" w:sz="4"/>
+        </w:tblBorders>
+        <w:tblLayout w:type="autofit"/>
+      </w:tblPr>
+      <w:tblGrid>
+        <w:gridCol w:w="2419"/>
+        <w:gridCol w:w="3081"/>
+        <w:gridCol w:w="3525"/>
+      </w:tblGrid>
+      <w:tr>
+        <w:trPr>
+          <w:cantSplit/>
+          <w:tblHeader/>
+        </w:trPr>
+        <w:tc>
+          <w:tcPr>
+            <w:tcW w:type="dxa" w:w="2419"/>
+            <w:tcBorders>
+              <w:top w:val="single" w:color="000000" w:sz="4"/>
+              <w:left w:val="single" w:color="000000" w:sz="4"/>
+              <w:bottom w:val="single" w:color="000000" w:sz="4"/>
+              <w:right w:val="single" w:color="000000" w:sz="4"/>
+            </w:tcBorders>
+            <w:shd w:fill="F2F2F2" w:color="auto" w:val="clear"/>
+            <w:tcMar>
+              <w:top w:type="dxa" w:w="30"/>
+              <w:left w:type="dxa" w:w="70"/>
+              <w:bottom w:type="dxa" w:w="30"/>
+              <w:right w:type="dxa" w:w="70"/>
+            </w:tcMar>
+            <w:vAlign w:val="center"/>
+          </w:tcPr>
+          <w:p>
+            <w:pPr>
+              <w:keepNext/>
+              <w:spacing w:after="0" w:before="0" w:line="240" w:lineRule="auto"/>
+              <w:jc w:val="center"/>
+            </w:pPr>
+            <w:r>
+              <w:rPr>
+                <w:rFonts w:ascii="Times New Roman" w:cs="Times New Roman" w:eastAsia="Times New Roman" w:hAnsi="Times New Roman"/>
+                <w:b/>
+                <w:bCs/>
+                <w:i w:val="false"/>
+                <w:iCs w:val="false"/>
+                <w:sz w:val="24"/>
+                <w:szCs w:val="24"/>
+              </w:rPr>
+              <w:t xml:space="preserve">Dữ liệu</w:t>
+            </w:r>
+          </w:p>
+        </w:tc>
+        <w:tc>
+          <w:tcPr>
+            <w:tcW w:type="dxa" w:w="3081"/>
+            <w:tcBorders>
+              <w:top w:val="single" w:color="000000" w:sz="4"/>
+              <w:left w:val="single" w:color="000000" w:sz="4"/>
+              <w:bottom w:val="single" w:color="000000" w:sz="4"/>
+              <w:right w:val="single" w:color="000000" w:sz="4"/>
+            </w:tcBorders>
+            <w:shd w:fill="F2F2F2" w:color="auto" w:val="clear"/>
+            <w:tcMar>
+              <w:top w:type="dxa" w:w="30"/>
+              <w:left w:type="dxa" w:w="70"/>
+              <w:bottom w:type="dxa" w:w="30"/>
+              <w:right w:type="dxa" w:w="70"/>
+            </w:tcMar>
+            <w:vAlign w:val="center"/>
+          </w:tcPr>
+          <w:p>
+            <w:pPr>
+              <w:keepNext/>
+              <w:spacing w:after="0" w:before="0" w:line="240" w:lineRule="auto"/>
+              <w:jc w:val="center"/>
+            </w:pPr>
+            <w:r>
+              <w:rPr>
+                <w:rFonts w:ascii="Times New Roman" w:cs="Times New Roman" w:eastAsia="Times New Roman" w:hAnsi="Times New Roman"/>
+                <w:b/>
+                <w:bCs/>
+                <w:i w:val="false"/>
+                <w:iCs w:val="false"/>
+                <w:sz w:val="24"/>
+                <w:szCs w:val="24"/>
+              </w:rPr>
+              <w:t xml:space="preserve">Thời hạn lưu</w:t>
+            </w:r>
+          </w:p>
+        </w:tc>
+        <w:tc>
+          <w:tcPr>
+            <w:tcW w:type="dxa" w:w="3525"/>
+            <w:tcBorders>
+              <w:top w:val="single" w:color="000000" w:sz="4"/>
+              <w:left w:val="single" w:color="000000" w:sz="4"/>
+              <w:bottom w:val="single" w:color="000000" w:sz="4"/>
+              <w:right w:val="single" w:color="000000" w:sz="4"/>
+            </w:tcBorders>
+            <w:shd w:fill="F2F2F2" w:color="auto" w:val="clear"/>
+            <w:tcMar>
+              <w:top w:type="dxa" w:w="30"/>
+              <w:left w:type="dxa" w:w="70"/>
+              <w:bottom w:type="dxa" w:w="30"/>
+              <w:right w:type="dxa" w:w="70"/>
+            </w:tcMar>
+            <w:vAlign w:val="center"/>
+          </w:tcPr>
+          <w:p>
+            <w:pPr>
+              <w:keepNext/>
+              <w:spacing w:after="0" w:before="0" w:line="240" w:lineRule="auto"/>
+              <w:jc w:val="center"/>
+            </w:pPr>
+            <w:r>
+              <w:rPr>
+                <w:rFonts w:ascii="Times New Roman" w:cs="Times New Roman" w:eastAsia="Times New Roman" w:hAnsi="Times New Roman"/>
+                <w:b/>
+                <w:bCs/>
+                <w:i w:val="false"/>
+                <w:iCs w:val="false"/>
+                <w:sz w:val="24"/>
+                <w:szCs w:val="24"/>
+              </w:rPr>
+              <w:t xml:space="preserve">Khi nào xóa</w:t>
+            </w:r>
+          </w:p>
+        </w:tc>
+      </w:tr>
+      <w:tr>
+        <w:trPr>
+          <w:cantSplit/>
+          <w:tblHeader w:val="false"/>
+        </w:trPr>
+        <w:tc>
+          <w:tcPr>
+            <w:tcW w:type="dxa" w:w="2419"/>
+            <w:tcBorders>
+              <w:top w:val="single" w:color="000000" w:sz="4"/>
+              <w:left w:val="single" w:color="000000" w:sz="4"/>
+              <w:bottom w:val="single" w:color="000000" w:sz="4"/>
+              <w:right w:val="single" w:color="000000" w:sz="4"/>
+            </w:tcBorders>
+            <w:tcMar>
+              <w:top w:type="dxa" w:w="30"/>
+              <w:left w:type="dxa" w:w="70"/>
+              <w:bottom w:type="dxa" w:w="30"/>
+              <w:right w:type="dxa" w:w="70"/>
+            </w:tcMar>
+            <w:vAlign w:val="center"/>
+          </w:tcPr>
+          <w:p>
+            <w:pPr>
+              <w:keepNext/>
+              <w:spacing w:after="0" w:before="0" w:line="240" w:lineRule="auto"/>
+              <w:jc w:val="left"/>
+            </w:pPr>
+            <w:r>
+              <w:rPr>
+                <w:rFonts w:ascii="Times New Roman" w:cs="Times New Roman" w:eastAsia="Times New Roman" w:hAnsi="Times New Roman"/>
+                <w:b w:val="false"/>
+                <w:bCs w:val="false"/>
+                <w:i w:val="false"/>
+                <w:iCs w:val="false"/>
+                <w:sz w:val="24"/>
+                <w:szCs w:val="24"/>
+              </w:rPr>
+              <w:t xml:space="preserve">Ảnh đăng ký, đặc trưng khuôn mặt</w:t>
+            </w:r>
+          </w:p>
+        </w:tc>
+        <w:tc>
+          <w:tcPr>
+            <w:tcW w:type="dxa" w:w="3081"/>
+            <w:tcBorders>
+              <w:top w:val="single" w:color="000000" w:sz="4"/>
+              <w:left w:val="single" w:color="000000" w:sz="4"/>
+              <w:bottom w:val="single" w:color="000000" w:sz="4"/>
+              <w:right w:val="single" w:color="000000" w:sz="4"/>
+            </w:tcBorders>
+            <w:tcMar>
+              <w:top w:type="dxa" w:w="30"/>
+              <w:left w:type="dxa" w:w="70"/>
+              <w:bottom w:type="dxa" w:w="30"/>
+              <w:right w:type="dxa" w:w="70"/>
+            </w:tcMar>
+            <w:vAlign w:val="center"/>
+          </w:tcPr>
+          <w:p>
+            <w:pPr>
+              <w:keepNext/>
+              <w:spacing w:after="0" w:before="0" w:line="240" w:lineRule="auto"/>
+              <w:jc w:val="left"/>
+            </w:pPr>
+            <w:r>
+              <w:rPr>
+                <w:rFonts w:ascii="Times New Roman" w:cs="Times New Roman" w:eastAsia="Times New Roman" w:hAnsi="Times New Roman"/>
+                <w:b w:val="false"/>
+                <w:bCs w:val="false"/>
+                <w:i w:val="false"/>
+                <w:iCs w:val="false"/>
+                <w:sz w:val="24"/>
+                <w:szCs w:val="24"/>
+              </w:rPr>
+              <w:t xml:space="preserve">Trong thời gian anh/chị làm việc tại địa điểm</w:t>
+            </w:r>
+          </w:p>
+        </w:tc>
+        <w:tc>
+          <w:tcPr>
+            <w:tcW w:type="dxa" w:w="3525"/>
+            <w:tcBorders>
+              <w:top w:val="single" w:color="000000" w:sz="4"/>
+              <w:left w:val="single" w:color="000000" w:sz="4"/>
+              <w:bottom w:val="single" w:color="000000" w:sz="4"/>
+              <w:right w:val="single" w:color="000000" w:sz="4"/>
+            </w:tcBorders>
+            <w:tcMar>
+              <w:top w:type="dxa" w:w="30"/>
+              <w:left w:type="dxa" w:w="70"/>
+              <w:bottom w:type="dxa" w:w="30"/>
+              <w:right w:type="dxa" w:w="70"/>
+            </w:tcMar>
+            <w:vAlign w:val="center"/>
+          </w:tcPr>
+          <w:p>
+            <w:pPr>
+              <w:keepNext/>
+              <w:spacing w:after="0" w:before="0" w:line="240" w:lineRule="auto"/>
+              <w:jc w:val="left"/>
+            </w:pPr>
+            <w:r>
+              <w:rPr>
+                <w:rFonts w:ascii="Times New Roman" w:cs="Times New Roman" w:eastAsia="Times New Roman" w:hAnsi="Times New Roman"/>
+                <w:b w:val="false"/>
+                <w:bCs w:val="false"/>
+                <w:i w:val="false"/>
+                <w:iCs w:val="false"/>
+                <w:sz w:val="24"/>
+                <w:szCs w:val="24"/>
+              </w:rPr>
+              <w:t xml:space="preserve">Trong </w:t>
+            </w:r>
+            <w:r>
+              <w:rPr>
+                <w:rFonts w:ascii="Times New Roman" w:cs="Times New Roman" w:eastAsia="Times New Roman" w:hAnsi="Times New Roman"/>
+                <w:b w:val="false"/>
+                <w:bCs w:val="false"/>
+                <w:i w:val="false"/>
+                <w:iCs w:val="false"/>
+                <w:sz w:val="24"/>
+                <w:szCs w:val="24"/>
+                <w:highlight w:val="yellow"/>
+              </w:rPr>
+              <w:t xml:space="preserve">07</w:t>
+            </w:r>
+            <w:r>
+              <w:rPr>
+                <w:rFonts w:ascii="Times New Roman" w:cs="Times New Roman" w:eastAsia="Times New Roman" w:hAnsi="Times New Roman"/>
+                <w:b w:val="false"/>
+                <w:bCs w:val="false"/>
+                <w:i w:val="false"/>
+                <w:iCs w:val="false"/>
+                <w:sz w:val="24"/>
+                <w:szCs w:val="24"/>
+              </w:rPr>
+              <w:t xml:space="preserve"> ngày kể từ khi đơn vị đối tác thông báo anh/chị thôi làm việc tại địa điểm, hoặc sau </w:t>
+            </w:r>
+            <w:r>
+              <w:rPr>
+                <w:rFonts w:ascii="Times New Roman" w:cs="Times New Roman" w:eastAsia="Times New Roman" w:hAnsi="Times New Roman"/>
+                <w:b w:val="false"/>
+                <w:bCs w:val="false"/>
+                <w:i w:val="false"/>
+                <w:iCs w:val="false"/>
+                <w:sz w:val="24"/>
+                <w:szCs w:val="24"/>
+                <w:highlight w:val="yellow"/>
+              </w:rPr>
+              <w:t xml:space="preserve">30</w:t>
+            </w:r>
+            <w:r>
+              <w:rPr>
+                <w:rFonts w:ascii="Times New Roman" w:cs="Times New Roman" w:eastAsia="Times New Roman" w:hAnsi="Times New Roman"/>
+                <w:b w:val="false"/>
+                <w:bCs w:val="false"/>
+                <w:i w:val="false"/>
+                <w:iCs w:val="false"/>
+                <w:sz w:val="24"/>
+                <w:szCs w:val="24"/>
+              </w:rPr>
+              <w:t xml:space="preserve"> ngày liên tục không ra vào, hoặc khi anh/chị rút lại sự đồng ý; chậm nhất khi hợp đồng giữa </w:t>
+            </w:r>
+            <w:r>
+              <w:rPr>
+                <w:rFonts w:ascii="Times New Roman" w:cs="Times New Roman" w:eastAsia="Times New Roman" w:hAnsi="Times New Roman"/>
+                <w:b w:val="false"/>
+                <w:bCs w:val="false"/>
+                <w:i w:val="false"/>
+                <w:iCs w:val="false"/>
+                <w:sz w:val="24"/>
+                <w:szCs w:val="24"/>
+                <w:highlight w:val="yellow"/>
+              </w:rPr>
+              <w:t xml:space="preserve">Công ty TNHH Sản xuất Mẫu</w:t>
+            </w:r>
+            <w:r>
+              <w:rPr>
+                <w:rFonts w:ascii="Times New Roman" w:cs="Times New Roman" w:eastAsia="Times New Roman" w:hAnsi="Times New Roman"/>
+                <w:b w:val="false"/>
+                <w:bCs w:val="false"/>
+                <w:i w:val="false"/>
+                <w:iCs w:val="false"/>
+                <w:sz w:val="24"/>
+                <w:szCs w:val="24"/>
+              </w:rPr>
+              <w:t xml:space="preserve"> và đơn vị đối tác kết thúc</w:t>
+            </w:r>
+          </w:p>
+        </w:tc>
+      </w:tr>
+      <w:tr>
+        <w:trPr>
+          <w:cantSplit/>
+          <w:tblHeader w:val="false"/>
+        </w:trPr>
+        <w:tc>
+          <w:tcPr>
+            <w:tcW w:type="dxa" w:w="2419"/>
+            <w:tcBorders>
+              <w:top w:val="single" w:color="000000" w:sz="4"/>
+              <w:left w:val="single" w:color="000000" w:sz="4"/>
+              <w:bottom w:val="single" w:color="000000" w:sz="4"/>
+              <w:right w:val="single" w:color="000000" w:sz="4"/>
+            </w:tcBorders>
+            <w:tcMar>
+              <w:top w:type="dxa" w:w="30"/>
+              <w:left w:type="dxa" w:w="70"/>
+              <w:bottom w:type="dxa" w:w="30"/>
+              <w:right w:type="dxa" w:w="70"/>
+            </w:tcMar>
+            <w:vAlign w:val="center"/>
+          </w:tcPr>
+          <w:p>
+            <w:pPr>
+              <w:keepNext/>
+              <w:spacing w:after="0" w:before="0" w:line="240" w:lineRule="auto"/>
+              <w:jc w:val="left"/>
+            </w:pPr>
+            <w:r>
+              <w:rPr>
+                <w:rFonts w:ascii="Times New Roman" w:cs="Times New Roman" w:eastAsia="Times New Roman" w:hAnsi="Times New Roman"/>
+                <w:b w:val="false"/>
+                <w:bCs w:val="false"/>
+                <w:i w:val="false"/>
+                <w:iCs w:val="false"/>
+                <w:sz w:val="24"/>
+                <w:szCs w:val="24"/>
+              </w:rPr>
+              <w:t xml:space="preserve">Ảnh chụp tại thời điểm nhận diện</w:t>
+            </w:r>
+          </w:p>
+        </w:tc>
+        <w:tc>
+          <w:tcPr>
+            <w:tcW w:type="dxa" w:w="3081"/>
+            <w:tcBorders>
+              <w:top w:val="single" w:color="000000" w:sz="4"/>
+              <w:left w:val="single" w:color="000000" w:sz="4"/>
+              <w:bottom w:val="single" w:color="000000" w:sz="4"/>
+              <w:right w:val="single" w:color="000000" w:sz="4"/>
+            </w:tcBorders>
+            <w:tcMar>
+              <w:top w:type="dxa" w:w="30"/>
+              <w:left w:type="dxa" w:w="70"/>
+              <w:bottom w:type="dxa" w:w="30"/>
+              <w:right w:type="dxa" w:w="70"/>
+            </w:tcMar>
+            <w:vAlign w:val="center"/>
+          </w:tcPr>
+          <w:p>
+            <w:pPr>
+              <w:keepNext/>
+              <w:spacing w:after="0" w:before="0" w:line="240" w:lineRule="auto"/>
+              <w:jc w:val="left"/>
+            </w:pPr>
+            <w:r>
+              <w:rPr>
+                <w:rFonts w:ascii="Times New Roman" w:cs="Times New Roman" w:eastAsia="Times New Roman" w:hAnsi="Times New Roman"/>
+                <w:b w:val="false"/>
+                <w:bCs w:val="false"/>
+                <w:i w:val="false"/>
+                <w:iCs w:val="false"/>
+                <w:sz w:val="24"/>
+                <w:szCs w:val="24"/>
+                <w:highlight w:val="yellow"/>
+              </w:rPr>
+              <w:t xml:space="preserve">30 ngày</w:t>
+            </w:r>
+          </w:p>
+        </w:tc>
+        <w:tc>
+          <w:tcPr>
+            <w:tcW w:type="dxa" w:w="3525"/>
+            <w:tcBorders>
+              <w:top w:val="single" w:color="000000" w:sz="4"/>
+              <w:left w:val="single" w:color="000000" w:sz="4"/>
+              <w:bottom w:val="single" w:color="000000" w:sz="4"/>
+              <w:right w:val="single" w:color="000000" w:sz="4"/>
+            </w:tcBorders>
+            <w:tcMar>
+              <w:top w:type="dxa" w:w="30"/>
+              <w:left w:type="dxa" w:w="70"/>
+              <w:bottom w:type="dxa" w:w="30"/>
+              <w:right w:type="dxa" w:w="70"/>
+            </w:tcMar>
+            <w:vAlign w:val="center"/>
+          </w:tcPr>
+          <w:p>
+            <w:pPr>
+              <w:keepNext/>
+              <w:spacing w:after="0" w:before="0" w:line="240" w:lineRule="auto"/>
+              <w:jc w:val="left"/>
+            </w:pPr>
+            <w:r>
+              <w:rPr>
+                <w:rFonts w:ascii="Times New Roman" w:cs="Times New Roman" w:eastAsia="Times New Roman" w:hAnsi="Times New Roman"/>
+                <w:b w:val="false"/>
+                <w:bCs w:val="false"/>
+                <w:i w:val="false"/>
+                <w:iCs w:val="false"/>
+                <w:sz w:val="24"/>
+                <w:szCs w:val="24"/>
+              </w:rPr>
+              <w:t xml:space="preserve">Tự động xóa khi hết hạn</w:t>
+            </w:r>
+          </w:p>
+        </w:tc>
+      </w:tr>
+      <w:tr>
+        <w:trPr>
+          <w:cantSplit/>
+          <w:tblHeader w:val="false"/>
+        </w:trPr>
+        <w:tc>
+          <w:tcPr>
+            <w:tcW w:type="dxa" w:w="2419"/>
+            <w:tcBorders>
+              <w:top w:val="single" w:color="000000" w:sz="4"/>
+              <w:left w:val="single" w:color="000000" w:sz="4"/>
+              <w:bottom w:val="single" w:color="000000" w:sz="4"/>
+              <w:right w:val="single" w:color="000000" w:sz="4"/>
+            </w:tcBorders>
+            <w:tcMar>
+              <w:top w:type="dxa" w:w="30"/>
+              <w:left w:type="dxa" w:w="70"/>
+              <w:bottom w:type="dxa" w:w="30"/>
+              <w:right w:type="dxa" w:w="70"/>
+            </w:tcMar>
+            <w:vAlign w:val="center"/>
+          </w:tcPr>
+          <w:p>
+            <w:pPr>
+              <w:keepNext/>
+              <w:spacing w:after="0" w:before="0" w:line="240" w:lineRule="auto"/>
+              <w:jc w:val="left"/>
+            </w:pPr>
+            <w:r>
+              <w:rPr>
+                <w:rFonts w:ascii="Times New Roman" w:cs="Times New Roman" w:eastAsia="Times New Roman" w:hAnsi="Times New Roman"/>
+                <w:b w:val="false"/>
+                <w:bCs w:val="false"/>
+                <w:i w:val="false"/>
+                <w:iCs w:val="false"/>
+                <w:sz w:val="24"/>
+                <w:szCs w:val="24"/>
+              </w:rPr>
+              <w:t xml:space="preserve">Nhật ký ra vào (không chứa đặc trưng khuôn mặt)</w:t>
+            </w:r>
+          </w:p>
+        </w:tc>
+        <w:tc>
+          <w:tcPr>
+            <w:tcW w:type="dxa" w:w="3081"/>
+            <w:tcBorders>
+              <w:top w:val="single" w:color="000000" w:sz="4"/>
+              <w:left w:val="single" w:color="000000" w:sz="4"/>
+              <w:bottom w:val="single" w:color="000000" w:sz="4"/>
+              <w:right w:val="single" w:color="000000" w:sz="4"/>
+            </w:tcBorders>
+            <w:tcMar>
+              <w:top w:type="dxa" w:w="30"/>
+              <w:left w:type="dxa" w:w="70"/>
+              <w:bottom w:type="dxa" w:w="30"/>
+              <w:right w:type="dxa" w:w="70"/>
+            </w:tcMar>
+            <w:vAlign w:val="center"/>
+          </w:tcPr>
+          <w:p>
+            <w:pPr>
+              <w:keepNext/>
+              <w:spacing w:after="0" w:before="0" w:line="240" w:lineRule="auto"/>
+              <w:jc w:val="left"/>
+            </w:pPr>
+            <w:r>
+              <w:rPr>
+                <w:rFonts w:ascii="Times New Roman" w:cs="Times New Roman" w:eastAsia="Times New Roman" w:hAnsi="Times New Roman"/>
+                <w:b w:val="false"/>
+                <w:bCs w:val="false"/>
+                <w:i w:val="false"/>
+                <w:iCs w:val="false"/>
+                <w:sz w:val="24"/>
+                <w:szCs w:val="24"/>
+                <w:highlight w:val="yellow"/>
+              </w:rPr>
+              <w:t xml:space="preserve">12 tháng</w:t>
+            </w:r>
+          </w:p>
+        </w:tc>
+        <w:tc>
+          <w:tcPr>
+            <w:tcW w:type="dxa" w:w="3525"/>
+            <w:tcBorders>
+              <w:top w:val="single" w:color="000000" w:sz="4"/>
+              <w:left w:val="single" w:color="000000" w:sz="4"/>
+              <w:bottom w:val="single" w:color="000000" w:sz="4"/>
+              <w:right w:val="single" w:color="000000" w:sz="4"/>
+            </w:tcBorders>
+            <w:tcMar>
+              <w:top w:type="dxa" w:w="30"/>
+              <w:left w:type="dxa" w:w="70"/>
+              <w:bottom w:type="dxa" w:w="30"/>
+              <w:right w:type="dxa" w:w="70"/>
+            </w:tcMar>
+            <w:vAlign w:val="center"/>
+          </w:tcPr>
+          <w:p>
+            <w:pPr>
+              <w:keepNext/>
+              <w:spacing w:after="0" w:before="0" w:line="240" w:lineRule="auto"/>
+              <w:jc w:val="left"/>
+            </w:pPr>
+            <w:r>
+              <w:rPr>
+                <w:rFonts w:ascii="Times New Roman" w:cs="Times New Roman" w:eastAsia="Times New Roman" w:hAnsi="Times New Roman"/>
+                <w:b w:val="false"/>
+                <w:bCs w:val="false"/>
+                <w:i w:val="false"/>
+                <w:iCs w:val="false"/>
+                <w:sz w:val="24"/>
+                <w:szCs w:val="24"/>
+              </w:rPr>
+              <w:t xml:space="preserve">Tự động xóa khi hết hạn</w:t>
+            </w:r>
+          </w:p>
+        </w:tc>
+      </w:tr>
+      <w:tr>
+        <w:trPr>
+          <w:cantSplit/>
+          <w:tblHeader w:val="false"/>
+        </w:trPr>
+        <w:tc>
+          <w:tcPr>
+            <w:tcW w:type="dxa" w:w="2419"/>
+            <w:tcBorders>
+              <w:top w:val="single" w:color="000000" w:sz="4"/>
+              <w:left w:val="single" w:color="000000" w:sz="4"/>
+              <w:bottom w:val="single" w:color="000000" w:sz="4"/>
+              <w:right w:val="single" w:color="000000" w:sz="4"/>
+            </w:tcBorders>
+            <w:tcMar>
+              <w:top w:type="dxa" w:w="30"/>
+              <w:left w:type="dxa" w:w="70"/>
+              <w:bottom w:type="dxa" w:w="30"/>
+              <w:right w:type="dxa" w:w="70"/>
+            </w:tcMar>
+            <w:vAlign w:val="center"/>
+          </w:tcPr>
+          <w:p>
+            <w:pPr>
+              <w:keepNext w:val="false"/>
+              <w:spacing w:after="0" w:before="0" w:line="240" w:lineRule="auto"/>
+              <w:jc w:val="left"/>
+            </w:pPr>
+            <w:r>
+              <w:rPr>
+                <w:rFonts w:ascii="Times New Roman" w:cs="Times New Roman" w:eastAsia="Times New Roman" w:hAnsi="Times New Roman"/>
+                <w:b w:val="false"/>
+                <w:bCs w:val="false"/>
+                <w:i w:val="false"/>
+                <w:iCs w:val="false"/>
+                <w:sz w:val="24"/>
+                <w:szCs w:val="24"/>
+              </w:rPr>
+              <w:t xml:space="preserve">Bảng tổng hợp ngày có mặt</w:t>
+            </w:r>
+          </w:p>
+        </w:tc>
+        <w:tc>
+          <w:tcPr>
+            <w:tcW w:type="dxa" w:w="3081"/>
+            <w:tcBorders>
+              <w:top w:val="single" w:color="000000" w:sz="4"/>
+              <w:left w:val="single" w:color="000000" w:sz="4"/>
+              <w:bottom w:val="single" w:color="000000" w:sz="4"/>
+              <w:right w:val="single" w:color="000000" w:sz="4"/>
+            </w:tcBorders>
+            <w:tcMar>
+              <w:top w:type="dxa" w:w="30"/>
+              <w:left w:type="dxa" w:w="70"/>
+              <w:bottom w:type="dxa" w:w="30"/>
+              <w:right w:type="dxa" w:w="70"/>
+            </w:tcMar>
+            <w:vAlign w:val="center"/>
+          </w:tcPr>
+          <w:p>
+            <w:pPr>
+              <w:keepNext w:val="false"/>
+              <w:spacing w:after="0" w:before="0" w:line="240" w:lineRule="auto"/>
+              <w:jc w:val="left"/>
+            </w:pPr>
+            <w:r>
+              <w:rPr>
+                <w:rFonts w:ascii="Times New Roman" w:cs="Times New Roman" w:eastAsia="Times New Roman" w:hAnsi="Times New Roman"/>
+                <w:b w:val="false"/>
+                <w:bCs w:val="false"/>
+                <w:i w:val="false"/>
+                <w:iCs w:val="false"/>
+                <w:sz w:val="24"/>
+                <w:szCs w:val="24"/>
+                <w:highlight w:val="yellow"/>
+              </w:rPr>
+              <w:t xml:space="preserve">Đến khi quyết toán hợp đồng với đơn vị đối tác và 12 tháng sau đó</w:t>
+            </w:r>
+          </w:p>
+        </w:tc>
+        <w:tc>
+          <w:tcPr>
+            <w:tcW w:type="dxa" w:w="3525"/>
+            <w:tcBorders>
+              <w:top w:val="single" w:color="000000" w:sz="4"/>
+              <w:left w:val="single" w:color="000000" w:sz="4"/>
+              <w:bottom w:val="single" w:color="000000" w:sz="4"/>
+              <w:right w:val="single" w:color="000000" w:sz="4"/>
+            </w:tcBorders>
+            <w:tcMar>
+              <w:top w:type="dxa" w:w="30"/>
+              <w:left w:type="dxa" w:w="70"/>
+              <w:bottom w:type="dxa" w:w="30"/>
+              <w:right w:type="dxa" w:w="70"/>
+            </w:tcMar>
+            <w:vAlign w:val="center"/>
+          </w:tcPr>
+          <w:p>
+            <w:pPr>
+              <w:keepNext w:val="false"/>
+              <w:spacing w:after="0" w:before="0" w:line="240" w:lineRule="auto"/>
+              <w:jc w:val="left"/>
+            </w:pPr>
+            <w:r>
+              <w:rPr>
+                <w:rFonts w:ascii="Times New Roman" w:cs="Times New Roman" w:eastAsia="Times New Roman" w:hAnsi="Times New Roman"/>
+                <w:b w:val="false"/>
+                <w:bCs w:val="false"/>
+                <w:i w:val="false"/>
+                <w:iCs w:val="false"/>
+                <w:sz w:val="24"/>
+                <w:szCs w:val="24"/>
+              </w:rPr>
+              <w:t xml:space="preserve">Khi hết thời hạn</w:t>
+            </w:r>
+          </w:p>
+        </w:tc>
+      </w:tr>
+    </w:tbl>
+    <w:p>
+      <w:pPr>
+        <w:spacing w:after="60" w:before="0" w:line="276" w:lineRule="auto"/>
+        <w:jc w:val="both"/>
+      </w:pPr>
+    </w:p>
+    <w:p>
+      <w:pPr>
+        <w:keepNext/>
+        <w:spacing w:after="120" w:before="180" w:line="240" w:lineRule="auto"/>
+        <w:jc w:val="left"/>
+      </w:pPr>
+      <w:r>
+        <w:rPr>
+          <w:rFonts w:ascii="Times New Roman" w:cs="Times New Roman" w:eastAsia="Times New Roman" w:hAnsi="Times New Roman"/>
+          <w:b/>
+          <w:bCs/>
+          <w:i w:val="false"/>
+          <w:iCs w:val="false"/>
+          <w:caps w:val="false"/>
+          <w:sz w:val="26"/>
+          <w:szCs w:val="26"/>
+        </w:rPr>
+        <w:t xml:space="preserve">7. Quyền của anh/chị</w:t>
+      </w:r>
+    </w:p>
+    <w:p>
+      <w:pPr>
+        <w:spacing w:after="120" w:before="0" w:line="276" w:lineRule="auto"/>
+        <w:ind w:firstLine="566"/>
+        <w:jc w:val="both"/>
+      </w:pPr>
+      <w:r>
+        <w:rPr>
+          <w:rFonts w:ascii="Times New Roman" w:cs="Times New Roman" w:eastAsia="Times New Roman" w:hAnsi="Times New Roman"/>
+          <w:b w:val="false"/>
+          <w:bCs w:val="false"/>
+          <w:i w:val="false"/>
+          <w:iCs w:val="false"/>
+          <w:sz w:val="26"/>
+          <w:szCs w:val="26"/>
+        </w:rPr>
+        <w:t xml:space="preserve">Anh/chị có quyền: được biết về hoạt động xử lý; đồng ý hoặc không đồng ý, rút lại sự đồng ý; xem, yêu cầu chỉnh sửa; yêu cầu cung cấp, xóa, hạn chế xử lý, phản đối xử lý; khiếu nại, tố cáo, khởi kiện, yêu cầu bồi thường thiệt hại (khoản 1 Điều 4 Luật Bảo vệ dữ liệu cá nhân).</w:t>
+      </w:r>
+    </w:p>
+    <w:p>
+      <w:pPr>
+        <w:spacing w:after="60" w:before="0" w:line="276" w:lineRule="auto"/>
+        <w:ind w:left="453" w:hanging="283"/>
+        <w:jc w:val="both"/>
+      </w:pPr>
+      <w:r>
+        <w:rPr>
+          <w:rFonts w:ascii="Times New Roman" w:cs="Times New Roman" w:eastAsia="Times New Roman" w:hAnsi="Times New Roman"/>
+          <w:b w:val="false"/>
+          <w:bCs w:val="false"/>
+          <w:i w:val="false"/>
+          <w:iCs w:val="false"/>
+          <w:sz w:val="26"/>
+          <w:szCs w:val="26"/>
+        </w:rPr>
+        <w:t xml:space="preserve">- </w:t>
+      </w:r>
+      <w:r>
+        <w:rPr>
+          <w:rFonts w:ascii="Times New Roman" w:cs="Times New Roman" w:eastAsia="Times New Roman" w:hAnsi="Times New Roman"/>
+          <w:b/>
+          <w:bCs/>
+          <w:i w:val="false"/>
+          <w:iCs w:val="false"/>
+          <w:sz w:val="26"/>
+          <w:szCs w:val="26"/>
+        </w:rPr>
+        <w:t xml:space="preserve">Không đồng ý hoặc rút lại sự đồng ý không ảnh hưởng</w:t>
+      </w:r>
+      <w:r>
+        <w:rPr>
+          <w:rFonts w:ascii="Times New Roman" w:cs="Times New Roman" w:eastAsia="Times New Roman" w:hAnsi="Times New Roman"/>
+          <w:b w:val="false"/>
+          <w:bCs w:val="false"/>
+          <w:i w:val="false"/>
+          <w:iCs w:val="false"/>
+          <w:sz w:val="26"/>
+          <w:szCs w:val="26"/>
+        </w:rPr>
+        <w:t xml:space="preserve"> tới việc anh/chị được ra vào, làm việc tại địa điểm. Đơn vị đối tác đã cam kết với </w:t>
+      </w:r>
+      <w:r>
+        <w:rPr>
+          <w:rFonts w:ascii="Times New Roman" w:cs="Times New Roman" w:eastAsia="Times New Roman" w:hAnsi="Times New Roman"/>
+          <w:b w:val="false"/>
+          <w:bCs w:val="false"/>
+          <w:i w:val="false"/>
+          <w:iCs w:val="false"/>
+          <w:sz w:val="26"/>
+          <w:szCs w:val="26"/>
+          <w:highlight w:val="yellow"/>
+        </w:rPr>
+        <w:t xml:space="preserve">Công ty TNHH Sản xuất Mẫu</w:t>
+      </w:r>
+      <w:r>
+        <w:rPr>
+          <w:rFonts w:ascii="Times New Roman" w:cs="Times New Roman" w:eastAsia="Times New Roman" w:hAnsi="Times New Roman"/>
+          <w:b w:val="false"/>
+          <w:bCs w:val="false"/>
+          <w:i w:val="false"/>
+          <w:iCs w:val="false"/>
+          <w:sz w:val="26"/>
+          <w:szCs w:val="26"/>
+        </w:rPr>
+        <w:t xml:space="preserve"> không vì lý do này mà gây bất lợi cho anh/chị.</w:t>
+      </w:r>
+    </w:p>
+    <w:p>
+      <w:pPr>
+        <w:spacing w:after="60" w:before="0" w:line="276" w:lineRule="auto"/>
+        <w:ind w:left="453" w:hanging="283"/>
+        <w:jc w:val="both"/>
+      </w:pPr>
+      <w:r>
+        <w:rPr>
+          <w:rFonts w:ascii="Times New Roman" w:cs="Times New Roman" w:eastAsia="Times New Roman" w:hAnsi="Times New Roman"/>
+          <w:b w:val="false"/>
+          <w:bCs w:val="false"/>
+          <w:i w:val="false"/>
+          <w:iCs w:val="false"/>
+          <w:sz w:val="26"/>
+          <w:szCs w:val="26"/>
+        </w:rPr>
+        <w:t xml:space="preserve">- Rút lại sự đồng ý: gửi Đơn theo Mẫu D tới đầu mối của </w:t>
+      </w:r>
+      <w:r>
+        <w:rPr>
+          <w:rFonts w:ascii="Times New Roman" w:cs="Times New Roman" w:eastAsia="Times New Roman" w:hAnsi="Times New Roman"/>
+          <w:b w:val="false"/>
+          <w:bCs w:val="false"/>
+          <w:i w:val="false"/>
+          <w:iCs w:val="false"/>
+          <w:sz w:val="26"/>
+          <w:szCs w:val="26"/>
+          <w:highlight w:val="yellow"/>
+        </w:rPr>
+        <w:t xml:space="preserve">Công ty TNHH Sản xuất Mẫu</w:t>
+      </w:r>
+      <w:r>
+        <w:rPr>
+          <w:rFonts w:ascii="Times New Roman" w:cs="Times New Roman" w:eastAsia="Times New Roman" w:hAnsi="Times New Roman"/>
+          <w:b w:val="false"/>
+          <w:bCs w:val="false"/>
+          <w:i w:val="false"/>
+          <w:iCs w:val="false"/>
+          <w:sz w:val="26"/>
+          <w:szCs w:val="26"/>
+        </w:rPr>
+        <w:t xml:space="preserve"> tại mục 2, hoặc qua đơn vị đối tác (đơn vị đối tác chuyển cho </w:t>
+      </w:r>
+      <w:r>
+        <w:rPr>
+          <w:rFonts w:ascii="Times New Roman" w:cs="Times New Roman" w:eastAsia="Times New Roman" w:hAnsi="Times New Roman"/>
+          <w:b w:val="false"/>
+          <w:bCs w:val="false"/>
+          <w:i w:val="false"/>
+          <w:iCs w:val="false"/>
+          <w:sz w:val="26"/>
+          <w:szCs w:val="26"/>
+          <w:highlight w:val="yellow"/>
+        </w:rPr>
+        <w:t xml:space="preserve">Công ty TNHH Sản xuất Mẫu</w:t>
+      </w:r>
+      <w:r>
+        <w:rPr>
+          <w:rFonts w:ascii="Times New Roman" w:cs="Times New Roman" w:eastAsia="Times New Roman" w:hAnsi="Times New Roman"/>
+          <w:b w:val="false"/>
+          <w:bCs w:val="false"/>
+          <w:i w:val="false"/>
+          <w:iCs w:val="false"/>
+          <w:sz w:val="26"/>
+          <w:szCs w:val="26"/>
+        </w:rPr>
+        <w:t xml:space="preserve">). </w:t>
+      </w:r>
+      <w:r>
+        <w:rPr>
+          <w:rFonts w:ascii="Times New Roman" w:cs="Times New Roman" w:eastAsia="Times New Roman" w:hAnsi="Times New Roman"/>
+          <w:b w:val="false"/>
+          <w:bCs w:val="false"/>
+          <w:i w:val="false"/>
+          <w:iCs w:val="false"/>
+          <w:sz w:val="26"/>
+          <w:szCs w:val="26"/>
+          <w:highlight w:val="yellow"/>
+        </w:rPr>
+        <w:t xml:space="preserve">Công ty TNHH Sản xuất Mẫu</w:t>
+      </w:r>
+      <w:r>
+        <w:rPr>
+          <w:rFonts w:ascii="Times New Roman" w:cs="Times New Roman" w:eastAsia="Times New Roman" w:hAnsi="Times New Roman"/>
+          <w:b w:val="false"/>
+          <w:bCs w:val="false"/>
+          <w:i w:val="false"/>
+          <w:iCs w:val="false"/>
+          <w:sz w:val="26"/>
+          <w:szCs w:val="26"/>
+        </w:rPr>
+        <w:t xml:space="preserve"> phản hồi trong 02 ngày làm việc và ngừng xử lý, xóa đặc trưng khuôn mặt trong 15 ngày (khoản 2 Điều 5 Nghị định số 356/2025/NĐ-CP).</w:t>
+      </w:r>
+    </w:p>
+    <w:p>
+      <w:pPr>
+        <w:spacing w:after="60" w:before="0" w:line="276" w:lineRule="auto"/>
+        <w:ind w:left="453" w:hanging="283"/>
+        <w:jc w:val="both"/>
+      </w:pPr>
+      <w:r>
+        <w:rPr>
+          <w:rFonts w:ascii="Times New Roman" w:cs="Times New Roman" w:eastAsia="Times New Roman" w:hAnsi="Times New Roman"/>
+          <w:b w:val="false"/>
+          <w:bCs w:val="false"/>
+          <w:i w:val="false"/>
+          <w:iCs w:val="false"/>
+          <w:sz w:val="26"/>
+          <w:szCs w:val="26"/>
+        </w:rPr>
+        <w:t xml:space="preserve">- Nếu dữ liệu sinh trắc học của anh/chị bị lộ, </w:t>
+      </w:r>
+      <w:r>
+        <w:rPr>
+          <w:rFonts w:ascii="Times New Roman" w:cs="Times New Roman" w:eastAsia="Times New Roman" w:hAnsi="Times New Roman"/>
+          <w:b w:val="false"/>
+          <w:bCs w:val="false"/>
+          <w:i w:val="false"/>
+          <w:iCs w:val="false"/>
+          <w:sz w:val="26"/>
+          <w:szCs w:val="26"/>
+          <w:highlight w:val="yellow"/>
+        </w:rPr>
+        <w:t xml:space="preserve">Công ty TNHH Sản xuất Mẫu</w:t>
+      </w:r>
+      <w:r>
+        <w:rPr>
+          <w:rFonts w:ascii="Times New Roman" w:cs="Times New Roman" w:eastAsia="Times New Roman" w:hAnsi="Times New Roman"/>
+          <w:b w:val="false"/>
+          <w:bCs w:val="false"/>
+          <w:i w:val="false"/>
+          <w:iCs w:val="false"/>
+          <w:sz w:val="26"/>
+          <w:szCs w:val="26"/>
+        </w:rPr>
+        <w:t xml:space="preserve"> thông báo cho anh/chị trong 72 giờ kể từ khi phát hiện.</w:t>
+      </w:r>
+    </w:p>
+    <w:p>
+      <w:pPr>
+        <w:keepNext/>
+        <w:spacing w:after="120" w:before="180" w:line="240" w:lineRule="auto"/>
+        <w:jc w:val="left"/>
+      </w:pPr>
+      <w:r>
+        <w:rPr>
+          <w:rFonts w:ascii="Times New Roman" w:cs="Times New Roman" w:eastAsia="Times New Roman" w:hAnsi="Times New Roman"/>
+          <w:b/>
+          <w:bCs/>
+          <w:i w:val="false"/>
+          <w:iCs w:val="false"/>
+          <w:caps w:val="false"/>
+          <w:sz w:val="26"/>
+          <w:szCs w:val="26"/>
+        </w:rPr>
+        <w:t xml:space="preserve">8. Xác nhận của người lao động</w:t>
+      </w:r>
+    </w:p>
+    <w:p>
+      <w:pPr>
+        <w:spacing w:after="120" w:before="0" w:line="276" w:lineRule="auto"/>
+        <w:ind w:firstLine="566"/>
+        <w:jc w:val="both"/>
+      </w:pPr>
+      <w:r>
+        <w:rPr>
+          <w:rFonts w:ascii="Times New Roman" w:cs="Times New Roman" w:eastAsia="Times New Roman" w:hAnsi="Times New Roman"/>
+          <w:b w:val="false"/>
+          <w:bCs w:val="false"/>
+          <w:i w:val="false"/>
+          <w:iCs w:val="false"/>
+          <w:sz w:val="26"/>
+          <w:szCs w:val="26"/>
+        </w:rPr>
+        <w:t xml:space="preserve">Tôi đã đọc, được giải thích và hiểu nội dung trên, biết rằng dữ liệu khuôn mặt là </w:t>
+      </w:r>
+      <w:r>
+        <w:rPr>
+          <w:rFonts w:ascii="Times New Roman" w:cs="Times New Roman" w:eastAsia="Times New Roman" w:hAnsi="Times New Roman"/>
+          <w:b/>
+          <w:bCs/>
+          <w:i w:val="false"/>
+          <w:iCs w:val="false"/>
+          <w:sz w:val="26"/>
+          <w:szCs w:val="26"/>
+        </w:rPr>
+        <w:t xml:space="preserve">dữ liệu cá nhân nhạy cảm</w:t>
+      </w:r>
+      <w:r>
+        <w:rPr>
+          <w:rFonts w:ascii="Times New Roman" w:cs="Times New Roman" w:eastAsia="Times New Roman" w:hAnsi="Times New Roman"/>
+          <w:b w:val="false"/>
+          <w:bCs w:val="false"/>
+          <w:i w:val="false"/>
+          <w:iCs w:val="false"/>
+          <w:sz w:val="26"/>
+          <w:szCs w:val="26"/>
+        </w:rPr>
+        <w:t xml:space="preserve">. Lựa chọn của tôi tại mục 3 và mục 4 là </w:t>
+      </w:r>
+      <w:r>
+        <w:rPr>
+          <w:rFonts w:ascii="Times New Roman" w:cs="Times New Roman" w:eastAsia="Times New Roman" w:hAnsi="Times New Roman"/>
+          <w:b/>
+          <w:bCs/>
+          <w:i w:val="false"/>
+          <w:iCs w:val="false"/>
+          <w:sz w:val="26"/>
+          <w:szCs w:val="26"/>
+        </w:rPr>
+        <w:t xml:space="preserve">tự nguyện</w:t>
+      </w:r>
+      <w:r>
+        <w:rPr>
+          <w:rFonts w:ascii="Times New Roman" w:cs="Times New Roman" w:eastAsia="Times New Roman" w:hAnsi="Times New Roman"/>
+          <w:b w:val="false"/>
+          <w:bCs w:val="false"/>
+          <w:i w:val="false"/>
+          <w:iCs w:val="false"/>
+          <w:sz w:val="26"/>
+          <w:szCs w:val="26"/>
+        </w:rPr>
+        <w:t xml:space="preserve">.</w:t>
+      </w:r>
+    </w:p>
+    <w:p>
+      <w:pPr>
+        <w:spacing w:after="60" w:before="0" w:line="276" w:lineRule="auto"/>
+        <w:ind w:left="453" w:hanging="283"/>
+        <w:jc w:val="both"/>
+      </w:pPr>
+      <w:r>
+        <w:rPr>
+          <w:rFonts w:ascii="Times New Roman" w:cs="Times New Roman" w:eastAsia="Times New Roman" w:hAnsi="Times New Roman"/>
+          <w:b w:val="false"/>
+          <w:bCs w:val="false"/>
+          <w:i w:val="false"/>
+          <w:iCs w:val="false"/>
+          <w:sz w:val="26"/>
+          <w:szCs w:val="26"/>
+        </w:rPr>
+        <w:t xml:space="preserve">- Họ và tên: ................................................ Mã số tại địa điểm: ....................</w:t>
+      </w:r>
+    </w:p>
+    <w:p>
+      <w:pPr>
+        <w:spacing w:after="60" w:before="0" w:line="276" w:lineRule="auto"/>
+        <w:ind w:left="453" w:hanging="283"/>
+        <w:jc w:val="both"/>
+      </w:pPr>
+      <w:r>
+        <w:rPr>
+          <w:rFonts w:ascii="Times New Roman" w:cs="Times New Roman" w:eastAsia="Times New Roman" w:hAnsi="Times New Roman"/>
+          <w:b w:val="false"/>
+          <w:bCs w:val="false"/>
+          <w:i w:val="false"/>
+          <w:iCs w:val="false"/>
+          <w:sz w:val="26"/>
+          <w:szCs w:val="26"/>
+        </w:rPr>
+        <w:t xml:space="preserve">- Đơn vị đối tác: ................................................ Tổ, nhóm: ....................</w:t>
+      </w:r>
+    </w:p>
+    <w:p>
+      <w:pPr>
+        <w:spacing w:after="60" w:before="0" w:line="276" w:lineRule="auto"/>
+        <w:ind w:left="453" w:hanging="283"/>
+        <w:jc w:val="both"/>
+      </w:pPr>
+      <w:r>
+        <w:rPr>
+          <w:rFonts w:ascii="Times New Roman" w:cs="Times New Roman" w:eastAsia="Times New Roman" w:hAnsi="Times New Roman"/>
+          <w:b w:val="false"/>
+          <w:bCs w:val="false"/>
+          <w:i w:val="false"/>
+          <w:iCs w:val="false"/>
+          <w:sz w:val="26"/>
+          <w:szCs w:val="26"/>
+        </w:rPr>
+        <w:t xml:space="preserve">- Ngày ký: ....../....../............</w:t>
+      </w:r>
+    </w:p>
+    <w:p>
+      <w:pPr>
+        <w:spacing w:after="0" w:before="0" w:line="276" w:lineRule="auto"/>
+        <w:jc w:val="both"/>
+      </w:pPr>
+    </w:p>
+    <w:tbl>
+      <w:tblPr>
+        <w:tblW w:type="dxa" w:w="9025"/>
+        <w:tblBorders>
+          <w:top w:val="none" w:color="FFFFFF" w:sz="0"/>
+          <w:left w:val="none" w:color="FFFFFF" w:sz="0"/>
+          <w:bottom w:val="none" w:color="FFFFFF" w:sz="0"/>
+          <w:right w:val="none" w:color="FFFFFF" w:sz="0"/>
+          <w:insideH w:val="none" w:color="FFFFFF" w:sz="0"/>
+          <w:insideV w:val="none" w:color="FFFFFF" w:sz="0"/>
+        </w:tblBorders>
+        <w:tblLayout w:type="fixed"/>
+      </w:tblPr>
+      <w:tblGrid>
+        <w:gridCol w:w="4513"/>
+        <w:gridCol w:w="4512"/>
+      </w:tblGrid>
+      <w:tr>
+        <w:tc>
+          <w:tcPr>
+            <w:tcW w:type="dxa" w:w="4513"/>
+            <w:tcBorders>
+              <w:top w:val="none" w:color="FFFFFF" w:sz="0"/>
+              <w:left w:val="none" w:color="FFFFFF" w:sz="0"/>
+              <w:bottom w:val="none" w:color="FFFFFF" w:sz="0"/>
+              <w:right w:val="none" w:color="FFFFFF" w:sz="0"/>
+            </w:tcBorders>
+          </w:tcPr>
+          <w:p>
+            <w:pPr>
+              <w:spacing w:after="0" w:before="0" w:line="240" w:lineRule="auto"/>
+              <w:jc w:val="center"/>
+            </w:pPr>
+            <w:r>
+              <w:rPr>
+                <w:rFonts w:ascii="Times New Roman" w:cs="Times New Roman" w:eastAsia="Times New Roman" w:hAnsi="Times New Roman"/>
+                <w:b w:val="false"/>
+                <w:bCs w:val="false"/>
+                <w:i w:val="false"/>
+                <w:iCs w:val="false"/>
+                <w:sz w:val="26"/>
+                <w:szCs w:val="26"/>
+              </w:rPr>
+              <w:t xml:space="preserve">NGƯỜI LAO ĐỘNG</w:t>
+            </w:r>
+          </w:p>
+          <w:p>
+            <w:pPr>
+              <w:spacing w:after="0" w:before="0" w:line="240" w:lineRule="auto"/>
+              <w:jc w:val="center"/>
+            </w:pPr>
+            <w:r>
+              <w:rPr>
+                <w:rFonts w:ascii="Times New Roman" w:cs="Times New Roman" w:eastAsia="Times New Roman" w:hAnsi="Times New Roman"/>
+                <w:b w:val="false"/>
+                <w:bCs w:val="false"/>
+                <w:i/>
+                <w:iCs/>
+                <w:sz w:val="26"/>
+                <w:szCs w:val="26"/>
+              </w:rPr>
+              <w:t xml:space="preserve">(Ký, ghi rõ họ tên)</w:t>
+            </w:r>
+          </w:p>
+          <w:p>
+            <w:pPr>
+              <w:spacing w:after="0" w:before="0" w:line="240" w:lineRule="auto"/>
+              <w:jc w:val="center"/>
+            </w:pPr>
+            <w:r>
+              <w:rPr>
+                <w:rFonts w:ascii="Times New Roman" w:cs="Times New Roman" w:eastAsia="Times New Roman" w:hAnsi="Times New Roman"/>
+                <w:b w:val="false"/>
+                <w:bCs w:val="false"/>
+                <w:i w:val="false"/>
+                <w:iCs w:val="false"/>
+                <w:sz w:val="26"/>
+                <w:szCs w:val="26"/>
+              </w:rPr>
+              <w:t xml:space="preserve"> </w:t>
+            </w:r>
+          </w:p>
+          <w:p>
+            <w:pPr>
+              <w:spacing w:after="0" w:before="0" w:line="240" w:lineRule="auto"/>
+              <w:jc w:val="center"/>
+            </w:pPr>
+            <w:r>
+              <w:rPr>
+                <w:rFonts w:ascii="Times New Roman" w:cs="Times New Roman" w:eastAsia="Times New Roman" w:hAnsi="Times New Roman"/>
+                <w:b w:val="false"/>
+                <w:bCs w:val="false"/>
+                <w:i w:val="false"/>
+                <w:iCs w:val="false"/>
+                <w:sz w:val="26"/>
+                <w:szCs w:val="26"/>
+              </w:rPr>
+              <w:t xml:space="preserve"> </w:t>
+            </w:r>
+          </w:p>
+          <w:p>
+            <w:pPr>
+              <w:spacing w:after="0" w:before="0" w:line="240" w:lineRule="auto"/>
+              <w:jc w:val="center"/>
+            </w:pPr>
+            <w:r>
+              <w:rPr>
+                <w:rFonts w:ascii="Times New Roman" w:cs="Times New Roman" w:eastAsia="Times New Roman" w:hAnsi="Times New Roman"/>
+                <w:b w:val="false"/>
+                <w:bCs w:val="false"/>
+                <w:i w:val="false"/>
+                <w:iCs w:val="false"/>
+                <w:sz w:val="26"/>
+                <w:szCs w:val="26"/>
+              </w:rPr>
+              <w:t xml:space="preserve"> </w:t>
+            </w:r>
+          </w:p>
+          <w:p>
+            <w:pPr>
+              <w:spacing w:after="0" w:before="0" w:line="240" w:lineRule="auto"/>
+              <w:jc w:val="center"/>
+            </w:pPr>
+            <w:r>
+              <w:rPr>
+                <w:rFonts w:ascii="Times New Roman" w:cs="Times New Roman" w:eastAsia="Times New Roman" w:hAnsi="Times New Roman"/>
+                <w:b w:val="false"/>
+                <w:bCs w:val="false"/>
+                <w:i w:val="false"/>
+                <w:iCs w:val="false"/>
+                <w:sz w:val="26"/>
+                <w:szCs w:val="26"/>
+              </w:rPr>
+              <w:t xml:space="preserve"> </w:t>
+            </w:r>
+          </w:p>
+        </w:tc>
+        <w:tc>
+          <w:tcPr>
+            <w:tcW w:type="dxa" w:w="4512"/>
+            <w:tcBorders>
+              <w:top w:val="none" w:color="FFFFFF" w:sz="0"/>
+              <w:left w:val="none" w:color="FFFFFF" w:sz="0"/>
+              <w:bottom w:val="none" w:color="FFFFFF" w:sz="0"/>
+              <w:right w:val="none" w:color="FFFFFF" w:sz="0"/>
+            </w:tcBorders>
+          </w:tcPr>
+          <w:p>
+            <w:pPr>
+              <w:spacing w:after="0" w:before="0" w:line="240" w:lineRule="auto"/>
+              <w:jc w:val="center"/>
+            </w:pPr>
+            <w:r>
+              <w:rPr>
+                <w:rFonts w:ascii="Times New Roman" w:cs="Times New Roman" w:eastAsia="Times New Roman" w:hAnsi="Times New Roman"/>
+                <w:b w:val="false"/>
+                <w:bCs w:val="false"/>
+                <w:i w:val="false"/>
+                <w:iCs w:val="false"/>
+                <w:sz w:val="26"/>
+                <w:szCs w:val="26"/>
+              </w:rPr>
+              <w:t xml:space="preserve">ĐẠI DIỆN BÊN KIỂM SOÁT DỮ LIỆU</w:t>
+            </w:r>
+          </w:p>
+          <w:p>
+            <w:pPr>
+              <w:spacing w:after="0" w:before="0" w:line="240" w:lineRule="auto"/>
+              <w:jc w:val="center"/>
+            </w:pPr>
+            <w:r>
+              <w:rPr>
+                <w:rFonts w:ascii="Times New Roman" w:cs="Times New Roman" w:eastAsia="Times New Roman" w:hAnsi="Times New Roman"/>
+                <w:b w:val="false"/>
+                <w:bCs w:val="false"/>
+                <w:i/>
+                <w:iCs/>
+                <w:sz w:val="26"/>
+                <w:szCs w:val="26"/>
+              </w:rPr>
+              <w:t xml:space="preserve">(Người tiếp nhận phiếu ký, ghi rõ họ tên)</w:t>
+            </w:r>
+          </w:p>
+          <w:p>
+            <w:pPr>
+              <w:spacing w:after="0" w:before="0" w:line="240" w:lineRule="auto"/>
+              <w:jc w:val="center"/>
+            </w:pPr>
+            <w:r>
+              <w:rPr>
+                <w:rFonts w:ascii="Times New Roman" w:cs="Times New Roman" w:eastAsia="Times New Roman" w:hAnsi="Times New Roman"/>
+                <w:b w:val="false"/>
+                <w:bCs w:val="false"/>
+                <w:i w:val="false"/>
+                <w:iCs w:val="false"/>
+                <w:sz w:val="26"/>
+                <w:szCs w:val="26"/>
+              </w:rPr>
+              <w:t xml:space="preserve"> </w:t>
+            </w:r>
+          </w:p>
+          <w:p>
+            <w:pPr>
+              <w:spacing w:after="0" w:before="0" w:line="240" w:lineRule="auto"/>
+              <w:jc w:val="center"/>
+            </w:pPr>
+            <w:r>
+              <w:rPr>
+                <w:rFonts w:ascii="Times New Roman" w:cs="Times New Roman" w:eastAsia="Times New Roman" w:hAnsi="Times New Roman"/>
+                <w:b w:val="false"/>
+                <w:bCs w:val="false"/>
+                <w:i w:val="false"/>
+                <w:iCs w:val="false"/>
+                <w:sz w:val="26"/>
+                <w:szCs w:val="26"/>
+              </w:rPr>
+              <w:t xml:space="preserve"> </w:t>
+            </w:r>
+          </w:p>
+          <w:p>
+            <w:pPr>
+              <w:spacing w:after="0" w:before="0" w:line="240" w:lineRule="auto"/>
+              <w:jc w:val="center"/>
+            </w:pPr>
+            <w:r>
+              <w:rPr>
+                <w:rFonts w:ascii="Times New Roman" w:cs="Times New Roman" w:eastAsia="Times New Roman" w:hAnsi="Times New Roman"/>
+                <w:b w:val="false"/>
+                <w:bCs w:val="false"/>
+                <w:i w:val="false"/>
+                <w:iCs w:val="false"/>
+                <w:sz w:val="26"/>
+                <w:szCs w:val="26"/>
+              </w:rPr>
+              <w:t xml:space="preserve"> </w:t>
+            </w:r>
+          </w:p>
+          <w:p>
+            <w:pPr>
+              <w:spacing w:after="0" w:before="0" w:line="240" w:lineRule="auto"/>
+              <w:jc w:val="center"/>
+            </w:pPr>
+            <w:r>
+              <w:rPr>
+                <w:rFonts w:ascii="Times New Roman" w:cs="Times New Roman" w:eastAsia="Times New Roman" w:hAnsi="Times New Roman"/>
+                <w:b w:val="false"/>
+                <w:bCs w:val="false"/>
+                <w:i w:val="false"/>
+                <w:iCs w:val="false"/>
+                <w:sz w:val="26"/>
+                <w:szCs w:val="26"/>
+              </w:rPr>
+              <w:t xml:space="preserve"> </w:t>
+            </w:r>
+          </w:p>
+        </w:tc>
+      </w:tr>
+    </w:tbl>
     <w:sectPr>
       <w:pgSz w:w="11905" w:h="16837" w:orient="portrait"/>
       <w:pgMar w:top="1440" w:right="1440" w:bottom="1440" w:left="1440" w:header="708" w:footer="708" w:gutter="0"/>
